--- a/SG2_Units/SG2_Artefacts/SG2_TestPlan.docx
+++ b/SG2_Units/SG2_Artefacts/SG2_TestPlan.docx
@@ -2,42 +2,560 @@
 <file path=word/document.xml><?xml version="1.0" encoding="utf-8"?>
 <w:document xmlns:wpc="http://schemas.microsoft.com/office/word/2010/wordprocessingCanvas" xmlns:cx="http://schemas.microsoft.com/office/drawing/2014/chartex" xmlns:cx1="http://schemas.microsoft.com/office/drawing/2015/9/8/chartex" xmlns:cx2="http://schemas.microsoft.com/office/drawing/2015/10/21/chartex" xmlns:cx3="http://schemas.microsoft.com/office/drawing/2016/5/9/chartex" xmlns:cx4="http://schemas.microsoft.com/office/drawing/2016/5/10/chartex" xmlns:cx5="http://schemas.microsoft.com/office/drawing/2016/5/11/chartex" xmlns:cx6="http://schemas.microsoft.com/office/drawing/2016/5/12/chartex" xmlns:cx7="http://schemas.microsoft.com/office/drawing/2016/5/13/chartex" xmlns:cx8="http://schemas.microsoft.com/office/drawing/2016/5/14/chartex" xmlns:mc="http://schemas.openxmlformats.org/markup-compatibility/2006" xmlns:aink="http://schemas.microsoft.com/office/drawing/2016/ink" xmlns:am3d="http://schemas.microsoft.com/office/drawing/2017/model3d" xmlns:o="urn:schemas-microsoft-com:office:office" xmlns:oel="http://schemas.microsoft.com/office/2019/extlst" xmlns:r="http://schemas.openxmlformats.org/officeDocument/2006/relationships" xmlns:m="http://schemas.openxmlformats.org/officeDocument/2006/math" xmlns:v="urn:schemas-microsoft-com:vml" xmlns:wp14="http://schemas.microsoft.com/office/word/2010/wordprocessingDrawing" xmlns:wp="http://schemas.openxmlformats.org/drawingml/2006/wordprocessingDrawing" xmlns:w10="urn:schemas-microsoft-com:office:word" xmlns:w="http://schemas.openxmlformats.org/wordprocessingml/2006/main" xmlns:w14="http://schemas.microsoft.com/office/word/2010/wordml" xmlns:w15="http://schemas.microsoft.com/office/word/2012/wordml" xmlns:w16cex="http://schemas.microsoft.com/office/word/2018/wordml/cex" xmlns:w16cid="http://schemas.microsoft.com/office/word/2016/wordml/cid" xmlns:w16="http://schemas.microsoft.com/office/word/2018/wordml" xmlns:w16du="http://schemas.microsoft.com/office/word/2023/wordml/word16du" xmlns:w16sdtdh="http://schemas.microsoft.com/office/word/2020/wordml/sdtdatahash" xmlns:w16sdtfl="http://schemas.microsoft.com/office/word/2024/wordml/sdtformatlock" xmlns:w16se="http://schemas.microsoft.com/office/word/2015/wordml/symex" xmlns:wpg="http://schemas.microsoft.com/office/word/2010/wordprocessingGroup" xmlns:wpi="http://schemas.microsoft.com/office/word/2010/wordprocessingInk" xmlns:wne="http://schemas.microsoft.com/office/word/2006/wordml" xmlns:wps="http://schemas.microsoft.com/office/word/2010/wordprocessingShape" xmlns:a="http://schemas.openxmlformats.org/drawingml/2006/main" xmlns:pic="http://schemas.openxmlformats.org/drawingml/2006/picture" xmlns:a14="http://schemas.microsoft.com/office/drawing/2010/main" mc:Ignorable="w14 w15 w16se w16cid w16 w16cex w16sdtdh w16sdtfl w16du wp14">
   <w:body>
-    <w:p xmlns:wp14="http://schemas.microsoft.com/office/word/2010/wordml" wp14:textId="77777777">
+    <w:p xmlns:wp14="http://schemas.microsoft.com/office/word/2010/wordml" wp14:textId="15D4FDA9">
       <w:pPr>
         <w:pStyle w:val="MainTitle"/>
-        <w:jc w:val="left"/>
+      </w:pPr>
+      <w:r>
         <w:rPr>
           <w:lang w:val="en-GB"/>
         </w:rPr>
-      </w:pPr>
+        <w:t>Test Plan</w:t>
+      </w:r>
       <w:r>
         <w:rPr>
           <w:lang w:val="en-GB"/>
         </w:rPr>
-        <w:t>Test Plan</w:t>
-      </w:r>
-      <w:r>
+        <w:t xml:space="preserve"> Documentation</w:t>
+      </w:r>
+    </w:p>
+    <w:p>
+      <w:pPr>
+        <w:pStyle w:val="MainTitle"/>
         <w:rPr>
           <w:lang w:val="en-GB"/>
         </w:rPr>
-        <w:t xml:space="preserve"> Documentation</w:t>
-      </w:r>
-    </w:p>
-    <w:p xmlns:wp14="http://schemas.microsoft.com/office/word/2010/wordml" wp14:textId="77777777">
-      <w:pPr>
-        <w:pStyle w:val="MainTitle"/>
-        <w:jc w:val="left"/>
+      </w:pPr>
+    </w:p>
+    <w:p>
+      <w:pPr>
+        <w:pStyle w:val="Underrubrik"/>
+        <w:jc w:val="center"/>
+      </w:pPr>
+      <w:r>
         <w:rPr>
           <w:lang w:val="en-GB"/>
         </w:rPr>
-      </w:pPr>
-      <w:r>
-        <w:rPr>
-          <w:lang w:val="en-GB"/>
-        </w:rPr>
-        <w:t xml:space="preserve"> </w:t>
-      </w:r>
-    </w:p>
+        <w:t>Interactive House – SG2 Units</w:t>
+      </w:r>
+    </w:p>
+    <w:sdt>
+      <w:sdtPr>
+        <w:id w:val="2112323156"/>
+        <w:docPartObj>
+          <w:docPartGallery w:val="Table of Contents"/>
+          <w:docPartUnique/>
+        </w:docPartObj>
+      </w:sdtPr>
+      <w:sdtContent>
+        <w:p>
+          <w:pPr>
+            <w:pStyle w:val="Innehll1"/>
+            <w:tabs>
+              <w:tab w:val="right" w:leader="dot" w:pos="9360"/>
+            </w:tabs>
+            <w:rPr>
+              <w:rStyle w:val="Hyperlnk"/>
+            </w:rPr>
+          </w:pPr>
+          <w:r>
+            <w:fldChar w:fldCharType="begin"/>
+          </w:r>
+          <w:r>
+            <w:instrText xml:space="preserve">TOC \o "1-9" \z \u \h</w:instrText>
+          </w:r>
+          <w:r>
+            <w:fldChar w:fldCharType="separate"/>
+          </w:r>
+          <w:r>
+            <w:rPr>
+              <w:rStyle w:val="Hyperlnk"/>
+            </w:rPr>
+            <w:t>Revision History</w:t>
+          </w:r>
+          <w:r>
+            <w:tab/>
+          </w:r>
+          <w:r>
+            <w:fldChar w:fldCharType="begin"/>
+          </w:r>
+          <w:r>
+            <w:instrText xml:space="preserve">PAGEREF _Toc691925603 \h</w:instrText>
+          </w:r>
+          <w:r>
+            <w:fldChar w:fldCharType="separate"/>
+          </w:r>
+          <w:r>
+            <w:rPr>
+              <w:rStyle w:val="Hyperlnk"/>
+            </w:rPr>
+            <w:t>1</w:t>
+          </w:r>
+          <w:r>
+            <w:fldChar w:fldCharType="end"/>
+          </w:r>
+        </w:p>
+        <w:p>
+          <w:pPr>
+            <w:pStyle w:val="Innehll1"/>
+            <w:tabs>
+              <w:tab w:val="right" w:leader="dot" w:pos="9360"/>
+            </w:tabs>
+            <w:rPr>
+              <w:rStyle w:val="Hyperlnk"/>
+            </w:rPr>
+          </w:pPr>
+          <w:r>
+            <w:rPr>
+              <w:rStyle w:val="Hyperlnk"/>
+            </w:rPr>
+            <w:t>Test Plan</w:t>
+          </w:r>
+          <w:r>
+            <w:tab/>
+          </w:r>
+          <w:r>
+            <w:fldChar w:fldCharType="begin"/>
+          </w:r>
+          <w:r>
+            <w:instrText xml:space="preserve">PAGEREF _Toc1213036217 \h</w:instrText>
+          </w:r>
+          <w:r>
+            <w:fldChar w:fldCharType="separate"/>
+          </w:r>
+          <w:r>
+            <w:rPr>
+              <w:rStyle w:val="Hyperlnk"/>
+            </w:rPr>
+            <w:t>3</w:t>
+          </w:r>
+          <w:r>
+            <w:fldChar w:fldCharType="end"/>
+          </w:r>
+        </w:p>
+        <w:p>
+          <w:pPr>
+            <w:pStyle w:val="Innehll2"/>
+            <w:tabs>
+              <w:tab w:val="right" w:leader="dot" w:pos="9360"/>
+            </w:tabs>
+            <w:rPr>
+              <w:rStyle w:val="Hyperlnk"/>
+            </w:rPr>
+          </w:pPr>
+          <w:r>
+            <w:rPr>
+              <w:rStyle w:val="Hyperlnk"/>
+            </w:rPr>
+            <w:t>1.1 General</w:t>
+          </w:r>
+          <w:r>
+            <w:tab/>
+          </w:r>
+          <w:r>
+            <w:fldChar w:fldCharType="begin"/>
+          </w:r>
+          <w:r>
+            <w:instrText xml:space="preserve">PAGEREF _Toc1947007236 \h</w:instrText>
+          </w:r>
+          <w:r>
+            <w:fldChar w:fldCharType="separate"/>
+          </w:r>
+          <w:r>
+            <w:rPr>
+              <w:rStyle w:val="Hyperlnk"/>
+            </w:rPr>
+            <w:t>3</w:t>
+          </w:r>
+          <w:r>
+            <w:fldChar w:fldCharType="end"/>
+          </w:r>
+        </w:p>
+        <w:p>
+          <w:pPr>
+            <w:pStyle w:val="Innehll2"/>
+            <w:tabs>
+              <w:tab w:val="right" w:leader="dot" w:pos="9360"/>
+            </w:tabs>
+            <w:rPr>
+              <w:rStyle w:val="Hyperlnk"/>
+            </w:rPr>
+          </w:pPr>
+          <w:r>
+            <w:rPr>
+              <w:rStyle w:val="Hyperlnk"/>
+            </w:rPr>
+            <w:t>1.2 Mobile</w:t>
+          </w:r>
+          <w:r>
+            <w:tab/>
+          </w:r>
+          <w:r>
+            <w:fldChar w:fldCharType="begin"/>
+          </w:r>
+          <w:r>
+            <w:instrText xml:space="preserve">PAGEREF _Toc878806677 \h</w:instrText>
+          </w:r>
+          <w:r>
+            <w:fldChar w:fldCharType="separate"/>
+          </w:r>
+          <w:r>
+            <w:rPr>
+              <w:rStyle w:val="Hyperlnk"/>
+            </w:rPr>
+            <w:t>3</w:t>
+          </w:r>
+          <w:r>
+            <w:fldChar w:fldCharType="end"/>
+          </w:r>
+        </w:p>
+        <w:p>
+          <w:pPr>
+            <w:pStyle w:val="Innehll3"/>
+            <w:tabs>
+              <w:tab w:val="right" w:leader="dot" w:pos="9360"/>
+            </w:tabs>
+            <w:rPr>
+              <w:rStyle w:val="Hyperlnk"/>
+            </w:rPr>
+          </w:pPr>
+          <w:r>
+            <w:rPr>
+              <w:rStyle w:val="Hyperlnk"/>
+            </w:rPr>
+            <w:t>1.2.1 Scope</w:t>
+          </w:r>
+          <w:r>
+            <w:tab/>
+          </w:r>
+          <w:r>
+            <w:fldChar w:fldCharType="begin"/>
+          </w:r>
+          <w:r>
+            <w:instrText xml:space="preserve">PAGEREF _Toc1473805675 \h</w:instrText>
+          </w:r>
+          <w:r>
+            <w:fldChar w:fldCharType="separate"/>
+          </w:r>
+          <w:r>
+            <w:rPr>
+              <w:rStyle w:val="Hyperlnk"/>
+            </w:rPr>
+            <w:t>3</w:t>
+          </w:r>
+          <w:r>
+            <w:fldChar w:fldCharType="end"/>
+          </w:r>
+        </w:p>
+        <w:p>
+          <w:pPr>
+            <w:pStyle w:val="Innehll3"/>
+            <w:tabs>
+              <w:tab w:val="right" w:leader="dot" w:pos="9360"/>
+            </w:tabs>
+            <w:rPr>
+              <w:rStyle w:val="Hyperlnk"/>
+            </w:rPr>
+          </w:pPr>
+          <w:r>
+            <w:rPr>
+              <w:rStyle w:val="Hyperlnk"/>
+            </w:rPr>
+            <w:t>1.2.2 Testing Approach &amp; Tools</w:t>
+          </w:r>
+          <w:r>
+            <w:tab/>
+          </w:r>
+          <w:r>
+            <w:fldChar w:fldCharType="begin"/>
+          </w:r>
+          <w:r>
+            <w:instrText xml:space="preserve">PAGEREF _Toc1058872678 \h</w:instrText>
+          </w:r>
+          <w:r>
+            <w:fldChar w:fldCharType="separate"/>
+          </w:r>
+          <w:r>
+            <w:rPr>
+              <w:rStyle w:val="Hyperlnk"/>
+            </w:rPr>
+            <w:t>3</w:t>
+          </w:r>
+          <w:r>
+            <w:fldChar w:fldCharType="end"/>
+          </w:r>
+        </w:p>
+        <w:p>
+          <w:pPr>
+            <w:pStyle w:val="Innehll3"/>
+            <w:tabs>
+              <w:tab w:val="right" w:leader="dot" w:pos="9360"/>
+            </w:tabs>
+            <w:rPr>
+              <w:rStyle w:val="Hyperlnk"/>
+            </w:rPr>
+          </w:pPr>
+          <w:r>
+            <w:rPr>
+              <w:rStyle w:val="Hyperlnk"/>
+            </w:rPr>
+            <w:t>1.2.3 Verification &amp; Validation (V&amp;V)</w:t>
+          </w:r>
+          <w:r>
+            <w:tab/>
+          </w:r>
+          <w:r>
+            <w:fldChar w:fldCharType="begin"/>
+          </w:r>
+          <w:r>
+            <w:instrText xml:space="preserve">PAGEREF _Toc1542142902 \h</w:instrText>
+          </w:r>
+          <w:r>
+            <w:fldChar w:fldCharType="separate"/>
+          </w:r>
+          <w:r>
+            <w:rPr>
+              <w:rStyle w:val="Hyperlnk"/>
+            </w:rPr>
+            <w:t>5</w:t>
+          </w:r>
+          <w:r>
+            <w:fldChar w:fldCharType="end"/>
+          </w:r>
+        </w:p>
+        <w:p>
+          <w:pPr>
+            <w:pStyle w:val="Innehll3"/>
+            <w:tabs>
+              <w:tab w:val="right" w:leader="dot" w:pos="9360"/>
+            </w:tabs>
+            <w:rPr>
+              <w:rStyle w:val="Hyperlnk"/>
+            </w:rPr>
+          </w:pPr>
+          <w:r>
+            <w:rPr>
+              <w:rStyle w:val="Hyperlnk"/>
+            </w:rPr>
+            <w:t>1.2.4 Test Examples</w:t>
+          </w:r>
+          <w:r>
+            <w:tab/>
+          </w:r>
+          <w:r>
+            <w:fldChar w:fldCharType="begin"/>
+          </w:r>
+          <w:r>
+            <w:instrText xml:space="preserve">PAGEREF _Toc486713058 \h</w:instrText>
+          </w:r>
+          <w:r>
+            <w:fldChar w:fldCharType="separate"/>
+          </w:r>
+          <w:r>
+            <w:rPr>
+              <w:rStyle w:val="Hyperlnk"/>
+            </w:rPr>
+            <w:t>5</w:t>
+          </w:r>
+          <w:r>
+            <w:fldChar w:fldCharType="end"/>
+          </w:r>
+        </w:p>
+        <w:p>
+          <w:pPr>
+            <w:pStyle w:val="Innehll1"/>
+            <w:tabs>
+              <w:tab w:val="right" w:leader="dot" w:pos="9360"/>
+            </w:tabs>
+            <w:rPr>
+              <w:rStyle w:val="Hyperlnk"/>
+            </w:rPr>
+          </w:pPr>
+          <w:r>
+            <w:rPr>
+              <w:rStyle w:val="Hyperlnk"/>
+            </w:rPr>
+            <w:t>Figures</w:t>
+          </w:r>
+          <w:r>
+            <w:tab/>
+          </w:r>
+          <w:r>
+            <w:fldChar w:fldCharType="begin"/>
+          </w:r>
+          <w:r>
+            <w:instrText xml:space="preserve">PAGEREF _Toc127563185 \h</w:instrText>
+          </w:r>
+          <w:r>
+            <w:fldChar w:fldCharType="separate"/>
+          </w:r>
+          <w:r>
+            <w:rPr>
+              <w:rStyle w:val="Hyperlnk"/>
+            </w:rPr>
+            <w:t>5</w:t>
+          </w:r>
+          <w:r>
+            <w:fldChar w:fldCharType="end"/>
+          </w:r>
+        </w:p>
+        <w:p>
+          <w:pPr>
+            <w:pStyle w:val="Innehll2"/>
+            <w:tabs>
+              <w:tab w:val="right" w:leader="dot" w:pos="9360"/>
+            </w:tabs>
+            <w:rPr>
+              <w:rStyle w:val="Hyperlnk"/>
+            </w:rPr>
+          </w:pPr>
+          <w:r>
+            <w:rPr>
+              <w:rStyle w:val="Hyperlnk"/>
+            </w:rPr>
+            <w:t>Mobile</w:t>
+          </w:r>
+          <w:r>
+            <w:tab/>
+          </w:r>
+          <w:r>
+            <w:fldChar w:fldCharType="begin"/>
+          </w:r>
+          <w:r>
+            <w:instrText xml:space="preserve">PAGEREF _Toc418919737 \h</w:instrText>
+          </w:r>
+          <w:r>
+            <w:fldChar w:fldCharType="separate"/>
+          </w:r>
+          <w:r>
+            <w:rPr>
+              <w:rStyle w:val="Hyperlnk"/>
+            </w:rPr>
+            <w:t>6</w:t>
+          </w:r>
+          <w:r>
+            <w:fldChar w:fldCharType="end"/>
+          </w:r>
+        </w:p>
+        <w:p>
+          <w:pPr>
+            <w:pStyle w:val="Innehll4"/>
+            <w:tabs>
+              <w:tab w:val="right" w:leader="dot" w:pos="9360"/>
+            </w:tabs>
+            <w:rPr>
+              <w:rStyle w:val="Hyperlnk"/>
+            </w:rPr>
+          </w:pPr>
+          <w:r>
+            <w:rPr>
+              <w:rStyle w:val="Hyperlnk"/>
+            </w:rPr>
+            <w:t>Figure 1: Mobile Testing Structure in Visual Studio Code</w:t>
+          </w:r>
+          <w:r>
+            <w:tab/>
+          </w:r>
+          <w:r>
+            <w:fldChar w:fldCharType="begin"/>
+          </w:r>
+          <w:r>
+            <w:instrText xml:space="preserve">PAGEREF _Toc1590330126 \h</w:instrText>
+          </w:r>
+          <w:r>
+            <w:fldChar w:fldCharType="separate"/>
+          </w:r>
+          <w:r>
+            <w:rPr>
+              <w:rStyle w:val="Hyperlnk"/>
+            </w:rPr>
+            <w:t>6</w:t>
+          </w:r>
+          <w:r>
+            <w:fldChar w:fldCharType="end"/>
+          </w:r>
+        </w:p>
+        <w:p>
+          <w:pPr>
+            <w:pStyle w:val="Innehll4"/>
+            <w:tabs>
+              <w:tab w:val="right" w:leader="dot" w:pos="9360"/>
+            </w:tabs>
+            <w:rPr>
+              <w:rStyle w:val="Hyperlnk"/>
+            </w:rPr>
+          </w:pPr>
+          <w:r>
+            <w:rPr>
+              <w:rStyle w:val="Hyperlnk"/>
+            </w:rPr>
+            <w:t>Figure 2: Mobile Total Tests</w:t>
+          </w:r>
+          <w:r>
+            <w:tab/>
+          </w:r>
+          <w:r>
+            <w:fldChar w:fldCharType="begin"/>
+          </w:r>
+          <w:r>
+            <w:instrText xml:space="preserve">PAGEREF _Toc474802391 \h</w:instrText>
+          </w:r>
+          <w:r>
+            <w:fldChar w:fldCharType="separate"/>
+          </w:r>
+          <w:r>
+            <w:rPr>
+              <w:rStyle w:val="Hyperlnk"/>
+            </w:rPr>
+            <w:t>6</w:t>
+          </w:r>
+          <w:r>
+            <w:fldChar w:fldCharType="end"/>
+          </w:r>
+        </w:p>
+        <w:p>
+          <w:pPr>
+            <w:pStyle w:val="Innehll4"/>
+            <w:tabs>
+              <w:tab w:val="right" w:leader="dot" w:pos="9360"/>
+            </w:tabs>
+            <w:rPr>
+              <w:rStyle w:val="Hyperlnk"/>
+            </w:rPr>
+          </w:pPr>
+          <w:r>
+            <w:rPr>
+              <w:rStyle w:val="Hyperlnk"/>
+            </w:rPr>
+            <w:t>Figure 3: Mobile Coverage</w:t>
+          </w:r>
+          <w:r>
+            <w:tab/>
+          </w:r>
+          <w:r>
+            <w:fldChar w:fldCharType="begin"/>
+          </w:r>
+          <w:r>
+            <w:instrText xml:space="preserve">PAGEREF _Toc1251019141 \h</w:instrText>
+          </w:r>
+          <w:r>
+            <w:fldChar w:fldCharType="separate"/>
+          </w:r>
+          <w:r>
+            <w:rPr>
+              <w:rStyle w:val="Hyperlnk"/>
+            </w:rPr>
+            <w:t>7</w:t>
+          </w:r>
+          <w:r>
+            <w:fldChar w:fldCharType="end"/>
+          </w:r>
+          <w:r>
+            <w:fldChar w:fldCharType="end"/>
+          </w:r>
+        </w:p>
+      </w:sdtContent>
+    </w:sdt>
     <w:p>
       <w:pPr>
         <w:pStyle w:val="MainTitle"/>
@@ -46,13 +564,10 @@
         <w:spacing w:before="480" w:beforeAutospacing="off" w:after="60" w:afterAutospacing="off" w:line="240" w:lineRule="auto"/>
         <w:ind w:left="0" w:right="0"/>
         <w:jc w:val="left"/>
-      </w:pPr>
-      <w:r>
         <w:rPr>
           <w:lang w:val="en-GB"/>
         </w:rPr>
-        <w:t>Interactive House – SG2 Units</w:t>
-      </w:r>
+      </w:pPr>
     </w:p>
     <w:p xmlns:wp14="http://schemas.microsoft.com/office/word/2010/wordml" wp14:textId="77777777">
       <w:pPr>
@@ -82,13 +597,29 @@
         </w:rPr>
       </w:pPr>
     </w:p>
-    <w:p xmlns:wp14="http://schemas.microsoft.com/office/word/2010/wordml" wp14:textId="77777777">
+    <w:p xmlns:wp14="http://schemas.microsoft.com/office/word/2010/wordml" wp14:textId="1A4E6DF6">
       <w:pPr>
         <w:pStyle w:val="Rubrik"/>
       </w:pPr>
-      <w:r>
+    </w:p>
+    <w:p xmlns:wp14="http://schemas.microsoft.com/office/word/2010/wordml" wp14:textId="1666EBF1">
+      <w:pPr/>
+      <w:r>
+        <w:br w:type="page"/>
+      </w:r>
+    </w:p>
+    <w:p xmlns:wp14="http://schemas.microsoft.com/office/word/2010/wordml" wp14:textId="4C95850C">
+      <w:pPr>
+        <w:pStyle w:val="Rubrik1"/>
+        <w:ind w:left="0"/>
+        <w:jc w:val="center"/>
+      </w:pPr>
+      <w:bookmarkStart w:name="_Toc691925603" w:id="504436102"/>
+      <w:r>
+        <w:rPr/>
         <w:t>Revision History</w:t>
       </w:r>
+      <w:bookmarkEnd w:id="504436102"/>
     </w:p>
     <w:p xmlns:wp14="http://schemas.microsoft.com/office/word/2010/wordml" wp14:textId="77777777">
       <w:pPr>
@@ -325,10 +856,14 @@
             <w:tcW w:w="2304" w:type="dxa"/>
             <w:tcMar/>
           </w:tcPr>
-          <w:p wp14:textId="77777777">
+          <w:p wp14:textId="7AD70AE4">
             <w:pPr>
               <w:pStyle w:val="Tabletext"/>
             </w:pPr>
+            <w:r>
+              <w:rPr/>
+              <w:t>15/Apr/26</w:t>
+            </w:r>
           </w:p>
         </w:tc>
         <w:tc>
@@ -336,10 +871,14 @@
             <w:tcW w:w="1152" w:type="dxa"/>
             <w:tcMar/>
           </w:tcPr>
-          <w:p wp14:textId="77777777">
+          <w:p wp14:textId="4449938A">
             <w:pPr>
               <w:pStyle w:val="Tabletext"/>
             </w:pPr>
+            <w:r>
+              <w:rPr/>
+              <w:t>1.1</w:t>
+            </w:r>
           </w:p>
         </w:tc>
         <w:tc>
@@ -347,10 +886,26 @@
             <w:tcW w:w="3744" w:type="dxa"/>
             <w:tcMar/>
           </w:tcPr>
-          <w:p wp14:textId="77777777">
+          <w:p wp14:textId="78B15D93">
             <w:pPr>
               <w:pStyle w:val="Tabletext"/>
             </w:pPr>
+            <w:r>
+              <w:rPr/>
+              <w:t>Add UI/Unit Tests to Mobile App and Coverage. Add</w:t>
+            </w:r>
+            <w:r>
+              <w:rPr/>
+              <w:t xml:space="preserve"> </w:t>
+            </w:r>
+            <w:r>
+              <w:rPr/>
+              <w:t>Table of Contents and New Figures</w:t>
+            </w:r>
+            <w:r>
+              <w:rPr/>
+              <w:t xml:space="preserve"> (1, 2, 3)</w:t>
+            </w:r>
           </w:p>
         </w:tc>
         <w:tc>
@@ -358,10 +913,14 @@
             <w:tcW w:w="2304" w:type="dxa"/>
             <w:tcMar/>
           </w:tcPr>
-          <w:p wp14:textId="77777777">
+          <w:p wp14:textId="471FA0E4">
             <w:pPr>
               <w:pStyle w:val="Tabletext"/>
             </w:pPr>
+            <w:r>
+              <w:rPr/>
+              <w:t>Daniel Jönsson</w:t>
+            </w:r>
           </w:p>
         </w:tc>
       </w:tr>
@@ -491,7 +1050,7 @@
         <w:pStyle w:val="Rubrik"/>
         <w:jc w:val="left"/>
         <w:rPr>
-          <w:rFonts w:ascii="Arial" w:hAnsi="Arial" w:eastAsia="Arial" w:cs="Arial"/>
+          <w:rFonts w:ascii="Arial Nova" w:hAnsi="Arial Nova" w:eastAsia="Arial Nova" w:cs="Arial Nova"/>
           <w:sz w:val="24"/>
           <w:szCs w:val="24"/>
         </w:rPr>
@@ -499,41 +1058,71 @@
     </w:p>
     <w:p>
       <w:pPr>
-        <w:pStyle w:val="MainTitle"/>
-        <w:rPr>
-          <w:rFonts w:ascii="Arial" w:hAnsi="Arial" w:eastAsia="Arial" w:cs="Arial"/>
+        <w:pStyle w:val="Rubrik1"/>
+        <w:rPr>
+          <w:rFonts w:ascii="Arial Nova" w:hAnsi="Arial Nova" w:eastAsia="Arial Nova" w:cs="Arial Nova"/>
+          <w:b w:val="1"/>
+          <w:bCs w:val="1"/>
           <w:sz w:val="24"/>
           <w:szCs w:val="24"/>
         </w:rPr>
       </w:pPr>
       <w:bookmarkStart w:name="_Toc130200185" w:id="0"/>
       <w:bookmarkStart w:name="OLE_LINK1" w:id="1"/>
-      <w:r>
-        <w:rPr>
-          <w:rFonts w:ascii="Arial" w:hAnsi="Arial" w:eastAsia="Arial" w:cs="Arial"/>
-          <w:sz w:val="24"/>
-          <w:szCs w:val="24"/>
+      <w:bookmarkStart w:name="_Toc1213036217" w:id="1724783789"/>
+      <w:r>
+        <w:rPr>
+          <w:rFonts w:ascii="Arial Nova" w:hAnsi="Arial Nova" w:eastAsia="Arial Nova" w:cs="Arial Nova"/>
+          <w:b w:val="1"/>
+          <w:bCs w:val="1"/>
         </w:rPr>
         <w:t>Test Plan</w:t>
       </w:r>
+      <w:bookmarkEnd w:id="1724783789"/>
     </w:p>
     <w:p>
       <w:pPr>
-        <w:pStyle w:val="Rubrik1"/>
-        <w:rPr>
-          <w:rFonts w:ascii="Arial" w:hAnsi="Arial" w:eastAsia="Arial" w:cs="Arial"/>
-          <w:sz w:val="24"/>
-          <w:szCs w:val="24"/>
-        </w:rPr>
-      </w:pPr>
-      <w:r>
-        <w:rPr>
-          <w:rFonts w:ascii="Arial" w:hAnsi="Arial" w:eastAsia="Arial" w:cs="Arial"/>
-          <w:sz w:val="24"/>
-          <w:szCs w:val="24"/>
+        <w:pStyle w:val="Rubrik2"/>
+        <w:rPr>
+          <w:rFonts w:ascii="Arial Nova" w:hAnsi="Arial Nova" w:eastAsia="Arial Nova" w:cs="Arial Nova"/>
+          <w:b w:val="1"/>
+          <w:bCs w:val="1"/>
+        </w:rPr>
+      </w:pPr>
+      <w:bookmarkStart w:name="_Toc1947007236" w:id="653233900"/>
+      <w:r>
+        <w:rPr>
+          <w:rFonts w:ascii="Arial Nova" w:hAnsi="Arial Nova" w:eastAsia="Arial Nova" w:cs="Arial Nova"/>
+          <w:b w:val="1"/>
+          <w:bCs w:val="1"/>
+        </w:rPr>
+        <w:t>1.</w:t>
+      </w:r>
+      <w:r>
+        <w:rPr>
+          <w:rFonts w:ascii="Arial Nova" w:hAnsi="Arial Nova" w:eastAsia="Arial Nova" w:cs="Arial Nova"/>
+          <w:b w:val="1"/>
+          <w:bCs w:val="1"/>
+        </w:rPr>
+        <w:t>1</w:t>
+      </w:r>
+      <w:r>
+        <w:rPr>
+          <w:rFonts w:ascii="Arial Nova" w:hAnsi="Arial Nova" w:eastAsia="Arial Nova" w:cs="Arial Nova"/>
+          <w:b w:val="1"/>
+          <w:bCs w:val="1"/>
+        </w:rPr>
+        <w:t xml:space="preserve"> </w:t>
+      </w:r>
+      <w:r>
+        <w:rPr>
+          <w:rFonts w:ascii="Arial Nova" w:hAnsi="Arial Nova" w:eastAsia="Arial Nova" w:cs="Arial Nova"/>
+          <w:b w:val="1"/>
+          <w:bCs w:val="1"/>
         </w:rPr>
         <w:t>General</w:t>
       </w:r>
+      <w:bookmarkEnd w:id="653233900"/>
     </w:p>
     <w:p>
       <w:pPr>
@@ -544,16 +1133,16 @@
         <w:ind w:left="0" w:right="0"/>
         <w:jc w:val="left"/>
         <w:rPr>
-          <w:rFonts w:ascii="Arial" w:hAnsi="Arial" w:eastAsia="Arial" w:cs="Arial"/>
-          <w:noProof w:val="0"/>
-          <w:sz w:val="24"/>
-          <w:szCs w:val="24"/>
-          <w:lang w:val="en-US"/>
-        </w:rPr>
-      </w:pPr>
-      <w:r>
-        <w:rPr>
-          <w:rFonts w:ascii="Arial" w:hAnsi="Arial" w:eastAsia="Arial" w:cs="Arial"/>
+          <w:rFonts w:ascii="Arial Nova" w:hAnsi="Arial Nova" w:eastAsia="Arial Nova" w:cs="Arial Nova"/>
+          <w:noProof w:val="0"/>
+          <w:sz w:val="24"/>
+          <w:szCs w:val="24"/>
+          <w:lang w:val="en-US"/>
+        </w:rPr>
+      </w:pPr>
+      <w:r>
+        <w:rPr>
+          <w:rFonts w:ascii="Arial Nova" w:hAnsi="Arial Nova" w:eastAsia="Arial Nova" w:cs="Arial Nova"/>
           <w:sz w:val="24"/>
           <w:szCs w:val="24"/>
         </w:rPr>
@@ -561,7 +1150,7 @@
       </w:r>
       <w:r>
         <w:rPr>
-          <w:rFonts w:ascii="Arial" w:hAnsi="Arial" w:eastAsia="Arial" w:cs="Arial"/>
+          <w:rFonts w:ascii="Arial Nova" w:hAnsi="Arial Nova" w:eastAsia="Arial Nova" w:cs="Arial Nova"/>
           <w:sz w:val="24"/>
           <w:szCs w:val="24"/>
         </w:rPr>
@@ -569,7 +1158,7 @@
       </w:r>
       <w:r>
         <w:rPr>
-          <w:rFonts w:ascii="Arial" w:hAnsi="Arial" w:eastAsia="Arial" w:cs="Arial"/>
+          <w:rFonts w:ascii="Arial Nova" w:hAnsi="Arial Nova" w:eastAsia="Arial Nova" w:cs="Arial Nova"/>
           <w:sz w:val="24"/>
           <w:szCs w:val="24"/>
         </w:rPr>
@@ -577,7 +1166,7 @@
       </w:r>
       <w:r>
         <w:rPr>
-          <w:rFonts w:ascii="Arial" w:hAnsi="Arial" w:eastAsia="Arial" w:cs="Arial"/>
+          <w:rFonts w:ascii="Arial Nova" w:hAnsi="Arial Nova" w:eastAsia="Arial Nova" w:cs="Arial Nova"/>
           <w:sz w:val="24"/>
           <w:szCs w:val="24"/>
         </w:rPr>
@@ -585,7 +1174,7 @@
       </w:r>
       <w:r>
         <w:rPr>
-          <w:rFonts w:ascii="Arial" w:hAnsi="Arial" w:eastAsia="Arial" w:cs="Arial"/>
+          <w:rFonts w:ascii="Arial Nova" w:hAnsi="Arial Nova" w:eastAsia="Arial Nova" w:cs="Arial Nova"/>
           <w:noProof w:val="0"/>
           <w:sz w:val="24"/>
           <w:szCs w:val="24"/>
@@ -593,12 +1182,22 @@
         </w:rPr>
         <w:t>We will test the data exchange between our unit and the database to ensure commands are sent accurately. In line with SDG 3 and SDG 10, we will test the interface to ensure it supports users with high grades of disabilities, emphasizing self-control and independence.</w:t>
       </w:r>
+      <w:r>
+        <w:rPr>
+          <w:rFonts w:ascii="Arial Nova" w:hAnsi="Arial Nova" w:eastAsia="Arial Nova" w:cs="Arial Nova"/>
+          <w:noProof w:val="0"/>
+          <w:sz w:val="24"/>
+          <w:szCs w:val="24"/>
+          <w:lang w:val="en-US"/>
+        </w:rPr>
+        <w:t xml:space="preserve"> The tests are also made to save time, so we do not have to debug everything ourselves.</w:t>
+      </w:r>
     </w:p>
     <w:p>
       <w:pPr>
         <w:pStyle w:val="Normal"/>
         <w:rPr>
-          <w:rFonts w:ascii="Arial" w:hAnsi="Arial" w:eastAsia="Arial" w:cs="Arial"/>
+          <w:rFonts w:ascii="Arial Nova" w:hAnsi="Arial Nova" w:eastAsia="Arial Nova" w:cs="Arial Nova"/>
           <w:sz w:val="24"/>
           <w:szCs w:val="24"/>
         </w:rPr>
@@ -606,38 +1205,972 @@
     </w:p>
     <w:p>
       <w:pPr>
-        <w:pStyle w:val="Rubrik1"/>
-        <w:rPr>
-          <w:rFonts w:ascii="Arial" w:hAnsi="Arial" w:eastAsia="Arial" w:cs="Arial"/>
-          <w:sz w:val="24"/>
-          <w:szCs w:val="24"/>
-        </w:rPr>
-      </w:pPr>
-      <w:r>
-        <w:rPr>
-          <w:rFonts w:ascii="Arial" w:hAnsi="Arial" w:eastAsia="Arial" w:cs="Arial"/>
-          <w:sz w:val="24"/>
-          <w:szCs w:val="24"/>
+        <w:pStyle w:val="Rubrik2"/>
+        <w:rPr>
+          <w:rFonts w:ascii="Arial Nova" w:hAnsi="Arial Nova" w:eastAsia="Arial Nova" w:cs="Arial Nova"/>
+          <w:b w:val="1"/>
+          <w:bCs w:val="1"/>
+          <w:sz w:val="24"/>
+          <w:szCs w:val="24"/>
+        </w:rPr>
+      </w:pPr>
+      <w:bookmarkStart w:name="_Toc878806677" w:id="114598086"/>
+      <w:r>
+        <w:rPr>
+          <w:rFonts w:ascii="Arial Nova" w:hAnsi="Arial Nova" w:eastAsia="Arial Nova" w:cs="Arial Nova"/>
+          <w:b w:val="1"/>
+          <w:bCs w:val="1"/>
+        </w:rPr>
+        <w:t>1.</w:t>
+      </w:r>
+      <w:r>
+        <w:rPr>
+          <w:rFonts w:ascii="Arial Nova" w:hAnsi="Arial Nova" w:eastAsia="Arial Nova" w:cs="Arial Nova"/>
+          <w:b w:val="1"/>
+          <w:bCs w:val="1"/>
+        </w:rPr>
+        <w:t>2</w:t>
+      </w:r>
+      <w:r>
+        <w:rPr>
+          <w:rFonts w:ascii="Arial Nova" w:hAnsi="Arial Nova" w:eastAsia="Arial Nova" w:cs="Arial Nova"/>
+          <w:b w:val="1"/>
+          <w:bCs w:val="1"/>
+        </w:rPr>
+        <w:t xml:space="preserve"> </w:t>
+      </w:r>
+      <w:r>
+        <w:rPr>
+          <w:rFonts w:ascii="Arial Nova" w:hAnsi="Arial Nova" w:eastAsia="Arial Nova" w:cs="Arial Nova"/>
+          <w:b w:val="1"/>
+          <w:bCs w:val="1"/>
         </w:rPr>
         <w:t>Mobile</w:t>
       </w:r>
+      <w:bookmarkEnd w:id="114598086"/>
     </w:p>
     <w:p>
       <w:pPr>
-        <w:pStyle w:val="Rubrik2"/>
-        <w:rPr>
-          <w:rFonts w:ascii="Arial" w:hAnsi="Arial" w:eastAsia="Arial" w:cs="Arial"/>
-          <w:sz w:val="24"/>
-          <w:szCs w:val="24"/>
-        </w:rPr>
-      </w:pPr>
-      <w:r>
-        <w:rPr>
-          <w:rFonts w:ascii="Arial" w:hAnsi="Arial" w:eastAsia="Arial" w:cs="Arial"/>
-          <w:sz w:val="24"/>
-          <w:szCs w:val="24"/>
+        <w:pStyle w:val="Rubrik3"/>
+        <w:rPr>
+          <w:rFonts w:ascii="Arial Nova" w:hAnsi="Arial Nova" w:eastAsia="Arial Nova" w:cs="Arial Nova"/>
+          <w:b w:val="1"/>
+          <w:bCs w:val="1"/>
+          <w:sz w:val="24"/>
+          <w:szCs w:val="24"/>
+        </w:rPr>
+      </w:pPr>
+      <w:bookmarkStart w:name="_Toc1473805675" w:id="752673863"/>
+      <w:r>
+        <w:rPr>
+          <w:rFonts w:ascii="Arial Nova" w:hAnsi="Arial Nova" w:eastAsia="Arial Nova" w:cs="Arial Nova"/>
+          <w:b w:val="1"/>
+          <w:bCs w:val="1"/>
+        </w:rPr>
+        <w:t>1.</w:t>
+      </w:r>
+      <w:r>
+        <w:rPr>
+          <w:rFonts w:ascii="Arial Nova" w:hAnsi="Arial Nova" w:eastAsia="Arial Nova" w:cs="Arial Nova"/>
+          <w:b w:val="1"/>
+          <w:bCs w:val="1"/>
+        </w:rPr>
+        <w:t>2.</w:t>
+      </w:r>
+      <w:r>
+        <w:rPr>
+          <w:rFonts w:ascii="Arial Nova" w:hAnsi="Arial Nova" w:eastAsia="Arial Nova" w:cs="Arial Nova"/>
+          <w:b w:val="1"/>
+          <w:bCs w:val="1"/>
+        </w:rPr>
+        <w:t xml:space="preserve">1 </w:t>
+      </w:r>
+      <w:r>
+        <w:rPr>
+          <w:rFonts w:ascii="Arial Nova" w:hAnsi="Arial Nova" w:eastAsia="Arial Nova" w:cs="Arial Nova"/>
+          <w:b w:val="1"/>
+          <w:bCs w:val="1"/>
         </w:rPr>
         <w:t>Scope</w:t>
+      </w:r>
+      <w:bookmarkEnd w:id="752673863"/>
+    </w:p>
+    <w:p>
+      <w:pPr>
+        <w:pStyle w:val="Normal"/>
+        <w:suppressLineNumbers w:val="0"/>
+        <w:rPr>
+          <w:rFonts w:ascii="Arial Nova" w:hAnsi="Arial Nova" w:eastAsia="Arial Nova" w:cs="Arial Nova"/>
+          <w:sz w:val="24"/>
+          <w:szCs w:val="24"/>
+        </w:rPr>
+      </w:pPr>
+      <w:r>
+        <w:rPr>
+          <w:rFonts w:ascii="Arial Nova" w:hAnsi="Arial Nova" w:eastAsia="Arial Nova" w:cs="Arial Nova"/>
+          <w:sz w:val="24"/>
+          <w:szCs w:val="24"/>
+        </w:rPr>
+        <w:t xml:space="preserve">Our testing focuses on ensuring that our React Native application can successfully: Receive and render dynamic User Interfaces (UIs) distributed by the server </w:t>
+      </w:r>
+      <w:r>
+        <w:rPr>
+          <w:rFonts w:ascii="Arial Nova" w:hAnsi="Arial Nova" w:eastAsia="Arial Nova" w:cs="Arial Nova"/>
+          <w:sz w:val="24"/>
+          <w:szCs w:val="24"/>
+        </w:rPr>
+        <w:t xml:space="preserve">and database </w:t>
+      </w:r>
+      <w:r>
+        <w:rPr>
+          <w:rFonts w:ascii="Arial Nova" w:hAnsi="Arial Nova" w:eastAsia="Arial Nova" w:cs="Arial Nova"/>
+          <w:sz w:val="24"/>
+          <w:szCs w:val="24"/>
+        </w:rPr>
+        <w:t>from the observed device states in the Arduino Smart Home, such as data from the temperature sensor</w:t>
+      </w:r>
+      <w:r>
+        <w:rPr>
+          <w:rFonts w:ascii="Arial Nova" w:hAnsi="Arial Nova" w:eastAsia="Arial Nova" w:cs="Arial Nova"/>
+          <w:sz w:val="24"/>
+          <w:szCs w:val="24"/>
+        </w:rPr>
+        <w:t xml:space="preserve"> </w:t>
+      </w:r>
+      <w:r>
+        <w:rPr>
+          <w:rFonts w:ascii="Arial Nova" w:hAnsi="Arial Nova" w:eastAsia="Arial Nova" w:cs="Arial Nova"/>
+          <w:sz w:val="24"/>
+          <w:szCs w:val="24"/>
+        </w:rPr>
+        <w:t xml:space="preserve">or </w:t>
+      </w:r>
+      <w:r>
+        <w:rPr>
+          <w:rFonts w:ascii="Arial Nova" w:hAnsi="Arial Nova" w:eastAsia="Arial Nova" w:cs="Arial Nova"/>
+          <w:sz w:val="24"/>
+          <w:szCs w:val="24"/>
+        </w:rPr>
+        <w:t>c</w:t>
+      </w:r>
+      <w:r>
+        <w:rPr>
+          <w:rFonts w:ascii="Arial Nova" w:hAnsi="Arial Nova" w:eastAsia="Arial Nova" w:cs="Arial Nova"/>
+          <w:sz w:val="24"/>
+          <w:szCs w:val="24"/>
+        </w:rPr>
+        <w:t xml:space="preserve">ontrol house devices, such as toggling the light "ON" or "OFF" through the </w:t>
+      </w:r>
+      <w:r>
+        <w:rPr>
+          <w:rFonts w:ascii="Arial Nova" w:hAnsi="Arial Nova" w:eastAsia="Arial Nova" w:cs="Arial Nova"/>
+          <w:sz w:val="24"/>
+          <w:szCs w:val="24"/>
+        </w:rPr>
+        <w:t>database</w:t>
+      </w:r>
+      <w:r>
+        <w:rPr>
+          <w:rFonts w:ascii="Arial Nova" w:hAnsi="Arial Nova" w:eastAsia="Arial Nova" w:cs="Arial Nova"/>
+          <w:sz w:val="24"/>
+          <w:szCs w:val="24"/>
+        </w:rPr>
+        <w:t>.</w:t>
+      </w:r>
+      <w:r>
+        <w:rPr>
+          <w:rFonts w:ascii="Arial Nova" w:hAnsi="Arial Nova" w:eastAsia="Arial Nova" w:cs="Arial Nova"/>
+          <w:sz w:val="24"/>
+          <w:szCs w:val="24"/>
+        </w:rPr>
+        <w:t xml:space="preserve"> We will also verify that the UI adapts correctly to the mobile phone's touch screen or alternative inputs like speech recognition.</w:t>
+      </w:r>
+    </w:p>
+    <w:p>
+      <w:pPr>
+        <w:pStyle w:val="Rubrik3"/>
+        <w:rPr>
+          <w:rFonts w:ascii="Arial Nova" w:hAnsi="Arial Nova" w:eastAsia="Arial Nova" w:cs="Arial Nova"/>
+          <w:b w:val="1"/>
+          <w:bCs w:val="1"/>
+          <w:noProof w:val="0"/>
+          <w:lang w:val="en-US"/>
+        </w:rPr>
+      </w:pPr>
+      <w:bookmarkStart w:name="_Toc1058872678" w:id="1728380962"/>
+      <w:r>
+        <w:rPr>
+          <w:rFonts w:ascii="Arial Nova" w:hAnsi="Arial Nova" w:eastAsia="Arial Nova" w:cs="Arial Nova"/>
+          <w:b w:val="1"/>
+          <w:bCs w:val="1"/>
+          <w:noProof w:val="0"/>
+          <w:lang w:val="en-US"/>
+        </w:rPr>
+        <w:t xml:space="preserve">1.2.2 </w:t>
+      </w:r>
+      <w:r>
+        <w:rPr>
+          <w:rFonts w:ascii="Arial Nova" w:hAnsi="Arial Nova" w:eastAsia="Arial Nova" w:cs="Arial Nova"/>
+          <w:b w:val="1"/>
+          <w:bCs w:val="1"/>
+          <w:noProof w:val="0"/>
+          <w:lang w:val="en-US"/>
+        </w:rPr>
+        <w:t>Testing Approach &amp; Tools</w:t>
+      </w:r>
+      <w:bookmarkEnd w:id="1728380962"/>
+    </w:p>
+    <w:p>
+      <w:pPr>
+        <w:pStyle w:val="Normal"/>
+      </w:pPr>
+      <w:r>
+        <w:rPr>
+          <w:rFonts w:ascii="Arial Nova" w:hAnsi="Arial Nova" w:eastAsia="Arial Nova" w:cs="Arial Nova"/>
+          <w:noProof w:val="0"/>
+          <w:sz w:val="24"/>
+          <w:szCs w:val="24"/>
+          <w:lang w:val="en-US"/>
+        </w:rPr>
+        <w:t xml:space="preserve">We will use </w:t>
+      </w:r>
+      <w:r>
+        <w:rPr>
+          <w:rFonts w:ascii="Arial Nova" w:hAnsi="Arial Nova" w:eastAsia="Arial Nova" w:cs="Arial Nova"/>
+          <w:noProof w:val="0"/>
+          <w:sz w:val="24"/>
+          <w:szCs w:val="24"/>
+          <w:lang w:val="en-US"/>
+        </w:rPr>
+        <w:t>the “</w:t>
+      </w:r>
+      <w:r>
+        <w:rPr>
+          <w:rFonts w:ascii="Arial Nova" w:hAnsi="Arial Nova" w:eastAsia="Arial Nova" w:cs="Arial Nova"/>
+          <w:noProof w:val="0"/>
+          <w:sz w:val="24"/>
+          <w:szCs w:val="24"/>
+          <w:lang w:val="en-US"/>
+        </w:rPr>
+        <w:t xml:space="preserve">Jest </w:t>
+      </w:r>
+      <w:r>
+        <w:rPr>
+          <w:rFonts w:ascii="Arial Nova" w:hAnsi="Arial Nova" w:eastAsia="Arial Nova" w:cs="Arial Nova"/>
+          <w:noProof w:val="0"/>
+          <w:sz w:val="24"/>
+          <w:szCs w:val="24"/>
+          <w:lang w:val="en-US"/>
+        </w:rPr>
+        <w:t xml:space="preserve">Framework” </w:t>
+      </w:r>
+      <w:r>
+        <w:rPr>
+          <w:rFonts w:ascii="Arial Nova" w:hAnsi="Arial Nova" w:eastAsia="Arial Nova" w:cs="Arial Nova"/>
+          <w:noProof w:val="0"/>
+          <w:sz w:val="24"/>
+          <w:szCs w:val="24"/>
+          <w:lang w:val="en-US"/>
+        </w:rPr>
+        <w:t xml:space="preserve">to perform </w:t>
+      </w:r>
+      <w:r>
+        <w:rPr>
+          <w:rFonts w:ascii="Arial Nova" w:hAnsi="Arial Nova" w:eastAsia="Arial Nova" w:cs="Arial Nova"/>
+          <w:noProof w:val="0"/>
+          <w:sz w:val="24"/>
+          <w:szCs w:val="24"/>
+          <w:lang w:val="en-US"/>
+        </w:rPr>
+        <w:t xml:space="preserve">both </w:t>
+      </w:r>
+      <w:r>
+        <w:rPr>
+          <w:rFonts w:ascii="Arial Nova" w:hAnsi="Arial Nova" w:eastAsia="Arial Nova" w:cs="Arial Nova"/>
+          <w:noProof w:val="0"/>
+          <w:sz w:val="24"/>
+          <w:szCs w:val="24"/>
+          <w:lang w:val="en-US"/>
+        </w:rPr>
+        <w:t xml:space="preserve">Unit </w:t>
+      </w:r>
+      <w:r>
+        <w:rPr>
+          <w:rFonts w:ascii="Arial Nova" w:hAnsi="Arial Nova" w:eastAsia="Arial Nova" w:cs="Arial Nova"/>
+          <w:noProof w:val="0"/>
+          <w:sz w:val="24"/>
+          <w:szCs w:val="24"/>
+          <w:lang w:val="en-US"/>
+        </w:rPr>
+        <w:t xml:space="preserve">and UI </w:t>
+      </w:r>
+      <w:r>
+        <w:rPr>
+          <w:rFonts w:ascii="Arial Nova" w:hAnsi="Arial Nova" w:eastAsia="Arial Nova" w:cs="Arial Nova"/>
+          <w:noProof w:val="0"/>
+          <w:sz w:val="24"/>
+          <w:szCs w:val="24"/>
+          <w:lang w:val="en-US"/>
+        </w:rPr>
+        <w:t>Testing on individual React Native components and logic functions.</w:t>
+      </w:r>
+      <w:r>
+        <w:rPr>
+          <w:rFonts w:ascii="Arial Nova" w:hAnsi="Arial Nova" w:eastAsia="Arial Nova" w:cs="Arial Nova"/>
+          <w:noProof w:val="0"/>
+          <w:sz w:val="24"/>
+          <w:szCs w:val="24"/>
+          <w:lang w:val="en-US"/>
+        </w:rPr>
+        <w:t xml:space="preserve"> We </w:t>
+      </w:r>
+      <w:r>
+        <w:rPr>
+          <w:rFonts w:ascii="Arial Nova" w:hAnsi="Arial Nova" w:eastAsia="Arial Nova" w:cs="Arial Nova"/>
+          <w:noProof w:val="0"/>
+          <w:sz w:val="24"/>
+          <w:szCs w:val="24"/>
+          <w:lang w:val="en-US"/>
+        </w:rPr>
+        <w:t>will</w:t>
+      </w:r>
+      <w:r>
+        <w:rPr>
+          <w:rFonts w:ascii="Arial Nova" w:hAnsi="Arial Nova" w:eastAsia="Arial Nova" w:cs="Arial Nova"/>
+          <w:noProof w:val="0"/>
+          <w:sz w:val="24"/>
+          <w:szCs w:val="24"/>
+          <w:lang w:val="en-US"/>
+        </w:rPr>
+        <w:t xml:space="preserve"> also </w:t>
+      </w:r>
+      <w:r>
+        <w:rPr>
+          <w:rFonts w:ascii="Arial Nova" w:hAnsi="Arial Nova" w:eastAsia="Arial Nova" w:cs="Arial Nova"/>
+          <w:noProof w:val="0"/>
+          <w:sz w:val="24"/>
+          <w:szCs w:val="24"/>
+          <w:lang w:val="en-US"/>
+        </w:rPr>
+        <w:t>use the Expo Go environment t</w:t>
+      </w:r>
+      <w:r>
+        <w:rPr>
+          <w:rFonts w:ascii="Arial Nova" w:hAnsi="Arial Nova" w:eastAsia="Arial Nova" w:cs="Arial Nova"/>
+          <w:noProof w:val="0"/>
+          <w:sz w:val="24"/>
+          <w:szCs w:val="24"/>
+          <w:lang w:val="en-US"/>
+        </w:rPr>
+        <w:t>o</w:t>
+      </w:r>
+      <w:r>
+        <w:rPr>
+          <w:rFonts w:ascii="Arial Nova" w:hAnsi="Arial Nova" w:eastAsia="Arial Nova" w:cs="Arial Nova"/>
+          <w:noProof w:val="0"/>
+          <w:sz w:val="24"/>
+          <w:szCs w:val="24"/>
+          <w:lang w:val="en-US"/>
+        </w:rPr>
+        <w:t xml:space="preserve"> manually</w:t>
+      </w:r>
+      <w:r>
+        <w:rPr>
+          <w:rFonts w:ascii="Arial Nova" w:hAnsi="Arial Nova" w:eastAsia="Arial Nova" w:cs="Arial Nova"/>
+          <w:noProof w:val="0"/>
+          <w:sz w:val="24"/>
+          <w:szCs w:val="24"/>
+          <w:lang w:val="en-US"/>
+        </w:rPr>
+        <w:t xml:space="preserve"> </w:t>
+      </w:r>
+      <w:r>
+        <w:rPr>
+          <w:rFonts w:ascii="Arial Nova" w:hAnsi="Arial Nova" w:eastAsia="Arial Nova" w:cs="Arial Nova"/>
+          <w:noProof w:val="0"/>
+          <w:sz w:val="24"/>
+          <w:szCs w:val="24"/>
+          <w:lang w:val="en-US"/>
+        </w:rPr>
+        <w:t>validate</w:t>
+      </w:r>
+      <w:r>
+        <w:rPr>
+          <w:rFonts w:ascii="Arial Nova" w:hAnsi="Arial Nova" w:eastAsia="Arial Nova" w:cs="Arial Nova"/>
+          <w:noProof w:val="0"/>
+          <w:sz w:val="24"/>
+          <w:szCs w:val="24"/>
+          <w:lang w:val="en-US"/>
+        </w:rPr>
+        <w:t xml:space="preserve"> that the touch-screen interactions (buttons, gestures) work as intended on mobile hardware.</w:t>
+      </w:r>
+    </w:p>
+    <w:p>
+      <w:pPr>
+        <w:pStyle w:val="Normal"/>
+        <w:rPr>
+          <w:rFonts w:ascii="Arial Nova" w:hAnsi="Arial Nova" w:eastAsia="Arial Nova" w:cs="Arial Nova"/>
+          <w:noProof w:val="0"/>
+          <w:sz w:val="24"/>
+          <w:szCs w:val="24"/>
+          <w:lang w:val="en-US"/>
+        </w:rPr>
+      </w:pPr>
+    </w:p>
+    <w:p>
+      <w:pPr>
+        <w:pStyle w:val="Normal"/>
+      </w:pPr>
+      <w:r>
+        <w:rPr>
+          <w:rFonts w:ascii="Arial Nova" w:hAnsi="Arial Nova" w:eastAsia="Arial Nova" w:cs="Arial Nova"/>
+          <w:noProof w:val="0"/>
+          <w:sz w:val="24"/>
+          <w:szCs w:val="24"/>
+          <w:lang w:val="en-US"/>
+        </w:rPr>
+        <w:t xml:space="preserve">All tests run locally using: </w:t>
+      </w:r>
+      <w:r>
+        <w:rPr>
+          <w:rFonts w:ascii="Arial Nova" w:hAnsi="Arial Nova" w:eastAsia="Arial Nova" w:cs="Arial Nova"/>
+          <w:noProof w:val="0"/>
+          <w:sz w:val="24"/>
+          <w:szCs w:val="24"/>
+          <w:lang w:val="en-US"/>
+        </w:rPr>
+        <w:t>“</w:t>
+      </w:r>
+      <w:r>
+        <w:rPr>
+          <w:rFonts w:ascii="Arial Nova" w:hAnsi="Arial Nova" w:eastAsia="Arial Nova" w:cs="Arial Nova"/>
+          <w:noProof w:val="0"/>
+          <w:sz w:val="24"/>
+          <w:szCs w:val="24"/>
+          <w:lang w:val="en-US"/>
+        </w:rPr>
+        <w:t>npm</w:t>
+      </w:r>
+      <w:r>
+        <w:rPr>
+          <w:rFonts w:ascii="Arial Nova" w:hAnsi="Arial Nova" w:eastAsia="Arial Nova" w:cs="Arial Nova"/>
+          <w:noProof w:val="0"/>
+          <w:sz w:val="24"/>
+          <w:szCs w:val="24"/>
+          <w:lang w:val="en-US"/>
+        </w:rPr>
+        <w:t xml:space="preserve"> test</w:t>
+      </w:r>
+      <w:r>
+        <w:rPr>
+          <w:rFonts w:ascii="Arial Nova" w:hAnsi="Arial Nova" w:eastAsia="Arial Nova" w:cs="Arial Nova"/>
+          <w:noProof w:val="0"/>
+          <w:sz w:val="24"/>
+          <w:szCs w:val="24"/>
+          <w:lang w:val="en-US"/>
+        </w:rPr>
+        <w:t>”</w:t>
+      </w:r>
+    </w:p>
+    <w:p>
+      <w:pPr>
+        <w:pStyle w:val="Normal"/>
+        <w:rPr>
+          <w:rFonts w:ascii="Arial Nova" w:hAnsi="Arial Nova" w:eastAsia="Arial Nova" w:cs="Arial Nova"/>
+          <w:noProof w:val="0"/>
+          <w:sz w:val="24"/>
+          <w:szCs w:val="24"/>
+          <w:lang w:val="en-US"/>
+        </w:rPr>
+      </w:pPr>
+    </w:p>
+    <w:p>
+      <w:pPr>
+        <w:pStyle w:val="Normal"/>
+      </w:pPr>
+      <w:r>
+        <w:rPr>
+          <w:rFonts w:ascii="Arial Nova" w:hAnsi="Arial Nova" w:eastAsia="Arial Nova" w:cs="Arial Nova"/>
+          <w:noProof w:val="0"/>
+          <w:sz w:val="24"/>
+          <w:szCs w:val="24"/>
+          <w:lang w:val="en-US"/>
+        </w:rPr>
+        <w:t xml:space="preserve">The test setup is configured using Jest with Expo support. </w:t>
+      </w:r>
+      <w:r>
+        <w:rPr>
+          <w:rFonts w:ascii="Arial Nova" w:hAnsi="Arial Nova" w:eastAsia="Arial Nova" w:cs="Arial Nova"/>
+          <w:noProof w:val="0"/>
+          <w:sz w:val="24"/>
+          <w:szCs w:val="24"/>
+          <w:lang w:val="en-US"/>
+        </w:rPr>
+        <w:t xml:space="preserve">The following development dependencies are used for testing: </w:t>
+      </w:r>
+      <w:r>
+        <w:rPr>
+          <w:rFonts w:ascii="Arial Nova" w:hAnsi="Arial Nova" w:eastAsia="Arial Nova" w:cs="Arial Nova"/>
+          <w:noProof w:val="0"/>
+          <w:sz w:val="24"/>
+          <w:szCs w:val="24"/>
+          <w:lang w:val="en-US"/>
+        </w:rPr>
+        <w:t>jest</w:t>
+      </w:r>
+      <w:r>
+        <w:rPr>
+          <w:rFonts w:ascii="Arial Nova" w:hAnsi="Arial Nova" w:eastAsia="Arial Nova" w:cs="Arial Nova"/>
+          <w:noProof w:val="0"/>
+          <w:sz w:val="24"/>
+          <w:szCs w:val="24"/>
+          <w:lang w:val="en-US"/>
+        </w:rPr>
+        <w:t xml:space="preserve">, </w:t>
+      </w:r>
+      <w:r>
+        <w:rPr>
+          <w:rFonts w:ascii="Arial Nova" w:hAnsi="Arial Nova" w:eastAsia="Arial Nova" w:cs="Arial Nova"/>
+          <w:noProof w:val="0"/>
+          <w:sz w:val="24"/>
+          <w:szCs w:val="24"/>
+          <w:lang w:val="en-US"/>
+        </w:rPr>
+        <w:t>jest-expo</w:t>
+      </w:r>
+      <w:r>
+        <w:rPr>
+          <w:rFonts w:ascii="Arial Nova" w:hAnsi="Arial Nova" w:eastAsia="Arial Nova" w:cs="Arial Nova"/>
+          <w:noProof w:val="0"/>
+          <w:sz w:val="24"/>
+          <w:szCs w:val="24"/>
+          <w:lang w:val="en-US"/>
+        </w:rPr>
+        <w:t xml:space="preserve">, </w:t>
+      </w:r>
+      <w:r>
+        <w:rPr>
+          <w:rFonts w:ascii="Arial Nova" w:hAnsi="Arial Nova" w:eastAsia="Arial Nova" w:cs="Arial Nova"/>
+          <w:noProof w:val="0"/>
+          <w:sz w:val="24"/>
+          <w:szCs w:val="24"/>
+          <w:lang w:val="en-US"/>
+        </w:rPr>
+        <w:t>@testing-library/react-native</w:t>
+      </w:r>
+      <w:r>
+        <w:rPr>
+          <w:rFonts w:ascii="Arial Nova" w:hAnsi="Arial Nova" w:eastAsia="Arial Nova" w:cs="Arial Nova"/>
+          <w:noProof w:val="0"/>
+          <w:sz w:val="24"/>
+          <w:szCs w:val="24"/>
+          <w:lang w:val="en-US"/>
+        </w:rPr>
+        <w:t xml:space="preserve">, </w:t>
+      </w:r>
+      <w:r>
+        <w:br/>
+      </w:r>
+      <w:r>
+        <w:rPr>
+          <w:rFonts w:ascii="Arial Nova" w:hAnsi="Arial Nova" w:eastAsia="Arial Nova" w:cs="Arial Nova"/>
+          <w:noProof w:val="0"/>
+          <w:sz w:val="24"/>
+          <w:szCs w:val="24"/>
+          <w:lang w:val="en-US"/>
+        </w:rPr>
+        <w:t>react-test-renderer</w:t>
+      </w:r>
+      <w:r>
+        <w:rPr>
+          <w:rFonts w:ascii="Arial Nova" w:hAnsi="Arial Nova" w:eastAsia="Arial Nova" w:cs="Arial Nova"/>
+          <w:noProof w:val="0"/>
+          <w:sz w:val="24"/>
+          <w:szCs w:val="24"/>
+          <w:lang w:val="en-US"/>
+        </w:rPr>
+        <w:t xml:space="preserve">, </w:t>
+      </w:r>
+      <w:r>
+        <w:rPr>
+          <w:rFonts w:ascii="Arial Nova" w:hAnsi="Arial Nova" w:eastAsia="Arial Nova" w:cs="Arial Nova"/>
+          <w:noProof w:val="0"/>
+          <w:sz w:val="24"/>
+          <w:szCs w:val="24"/>
+          <w:lang w:val="en-US"/>
+        </w:rPr>
+        <w:t>@types/jest</w:t>
+      </w:r>
+      <w:r>
+        <w:rPr>
+          <w:rFonts w:ascii="Arial Nova" w:hAnsi="Arial Nova" w:eastAsia="Arial Nova" w:cs="Arial Nova"/>
+          <w:noProof w:val="0"/>
+          <w:sz w:val="24"/>
+          <w:szCs w:val="24"/>
+          <w:lang w:val="en-US"/>
+        </w:rPr>
+        <w:t>.</w:t>
+      </w:r>
+    </w:p>
+    <w:p>
+      <w:pPr>
+        <w:pStyle w:val="Normal"/>
+        <w:rPr>
+          <w:rFonts w:ascii="Arial Nova" w:hAnsi="Arial Nova" w:eastAsia="Arial Nova" w:cs="Arial Nova"/>
+          <w:noProof w:val="0"/>
+          <w:sz w:val="24"/>
+          <w:szCs w:val="24"/>
+          <w:lang w:val="en-US"/>
+        </w:rPr>
+      </w:pPr>
+    </w:p>
+    <w:p>
+      <w:pPr>
+        <w:pStyle w:val="Normal"/>
+        <w:rPr>
+          <w:rFonts w:ascii="Arial Nova" w:hAnsi="Arial Nova" w:eastAsia="Arial Nova" w:cs="Arial Nova"/>
+          <w:noProof w:val="0"/>
+          <w:sz w:val="24"/>
+          <w:szCs w:val="24"/>
+          <w:lang w:val="en-US"/>
+        </w:rPr>
+      </w:pPr>
+      <w:r>
+        <w:rPr>
+          <w:rFonts w:ascii="Arial Nova" w:hAnsi="Arial Nova" w:eastAsia="Arial Nova" w:cs="Arial Nova"/>
+          <w:noProof w:val="0"/>
+          <w:sz w:val="24"/>
+          <w:szCs w:val="24"/>
+          <w:lang w:val="en-US"/>
+        </w:rPr>
+        <w:t>jest.setup.ts</w:t>
+      </w:r>
+      <w:r>
+        <w:rPr>
+          <w:rFonts w:ascii="Arial Nova" w:hAnsi="Arial Nova" w:eastAsia="Arial Nova" w:cs="Arial Nova"/>
+          <w:noProof w:val="0"/>
+          <w:sz w:val="24"/>
+          <w:szCs w:val="24"/>
+          <w:lang w:val="en-US"/>
+        </w:rPr>
+        <w:t xml:space="preserve"> </w:t>
+      </w:r>
+      <w:r>
+        <w:rPr>
+          <w:rFonts w:ascii="Arial Nova" w:hAnsi="Arial Nova" w:eastAsia="Arial Nova" w:cs="Arial Nova"/>
+          <w:noProof w:val="0"/>
+          <w:sz w:val="24"/>
+          <w:szCs w:val="24"/>
+          <w:lang w:val="en-US"/>
+        </w:rPr>
+        <w:t xml:space="preserve">is used </w:t>
+      </w:r>
+      <w:r>
+        <w:rPr>
+          <w:rFonts w:ascii="Arial Nova" w:hAnsi="Arial Nova" w:eastAsia="Arial Nova" w:cs="Arial Nova"/>
+          <w:noProof w:val="0"/>
+          <w:sz w:val="24"/>
+          <w:szCs w:val="24"/>
+          <w:lang w:val="en-US"/>
+        </w:rPr>
+        <w:t xml:space="preserve">for environment setup and required mocks. </w:t>
+      </w:r>
+      <w:r>
+        <w:rPr>
+          <w:rFonts w:ascii="Arial Nova" w:hAnsi="Arial Nova" w:eastAsia="Arial Nova" w:cs="Arial Nova"/>
+          <w:noProof w:val="0"/>
+          <w:sz w:val="24"/>
+          <w:szCs w:val="24"/>
+          <w:lang w:val="en-US"/>
+        </w:rPr>
+        <w:t xml:space="preserve">Test files </w:t>
+      </w:r>
+      <w:r>
+        <w:rPr>
+          <w:rFonts w:ascii="Arial Nova" w:hAnsi="Arial Nova" w:eastAsia="Arial Nova" w:cs="Arial Nova"/>
+          <w:noProof w:val="0"/>
+          <w:sz w:val="24"/>
+          <w:szCs w:val="24"/>
+          <w:lang w:val="en-US"/>
+        </w:rPr>
+        <w:t>located</w:t>
+      </w:r>
+      <w:r>
+        <w:rPr>
+          <w:rFonts w:ascii="Arial Nova" w:hAnsi="Arial Nova" w:eastAsia="Arial Nova" w:cs="Arial Nova"/>
+          <w:noProof w:val="0"/>
+          <w:sz w:val="24"/>
+          <w:szCs w:val="24"/>
+          <w:lang w:val="en-US"/>
+        </w:rPr>
+        <w:t xml:space="preserve"> in the </w:t>
+      </w:r>
+      <w:r>
+        <w:rPr>
+          <w:rFonts w:ascii="Arial Nova" w:hAnsi="Arial Nova" w:eastAsia="Arial Nova" w:cs="Arial Nova"/>
+          <w:noProof w:val="0"/>
+          <w:sz w:val="24"/>
+          <w:szCs w:val="24"/>
+          <w:lang w:val="en-US"/>
+        </w:rPr>
+        <w:t>__</w:t>
+      </w:r>
+      <w:r>
+        <w:rPr>
+          <w:rFonts w:ascii="Arial Nova" w:hAnsi="Arial Nova" w:eastAsia="Arial Nova" w:cs="Arial Nova"/>
+          <w:noProof w:val="0"/>
+          <w:sz w:val="24"/>
+          <w:szCs w:val="24"/>
+          <w:lang w:val="en-US"/>
+        </w:rPr>
+        <w:t>tests</w:t>
+      </w:r>
+      <w:r>
+        <w:rPr>
+          <w:rFonts w:ascii="Arial Nova" w:hAnsi="Arial Nova" w:eastAsia="Arial Nova" w:cs="Arial Nova"/>
+          <w:noProof w:val="0"/>
+          <w:sz w:val="24"/>
+          <w:szCs w:val="24"/>
+          <w:lang w:val="en-US"/>
+        </w:rPr>
+        <w:t xml:space="preserve">__ </w:t>
+      </w:r>
+      <w:r>
+        <w:rPr>
+          <w:rFonts w:ascii="Arial Nova" w:hAnsi="Arial Nova" w:eastAsia="Arial Nova" w:cs="Arial Nova"/>
+          <w:noProof w:val="0"/>
+          <w:sz w:val="24"/>
+          <w:szCs w:val="24"/>
+          <w:lang w:val="en-US"/>
+        </w:rPr>
+        <w:t xml:space="preserve">directory. </w:t>
+      </w:r>
+      <w:r>
+        <w:rPr>
+          <w:rFonts w:ascii="Arial Nova" w:hAnsi="Arial Nova" w:eastAsia="Arial Nova" w:cs="Arial Nova"/>
+          <w:noProof w:val="0"/>
+          <w:sz w:val="24"/>
+          <w:szCs w:val="24"/>
+          <w:lang w:val="en-US"/>
+        </w:rPr>
+        <w:t>The testing environment is isolated from production configuration files</w:t>
+      </w:r>
+      <w:r>
+        <w:rPr>
+          <w:rFonts w:ascii="Arial Nova" w:hAnsi="Arial Nova" w:eastAsia="Arial Nova" w:cs="Arial Nova"/>
+          <w:noProof w:val="0"/>
+          <w:sz w:val="24"/>
+          <w:szCs w:val="24"/>
+          <w:lang w:val="en-US"/>
+        </w:rPr>
+        <w:t>.</w:t>
+      </w:r>
+    </w:p>
+    <w:p>
+      <w:pPr>
+        <w:pStyle w:val="Normal"/>
+        <w:rPr>
+          <w:rFonts w:ascii="Arial Nova" w:hAnsi="Arial Nova" w:eastAsia="Arial Nova" w:cs="Arial Nova"/>
+          <w:noProof w:val="0"/>
+          <w:sz w:val="24"/>
+          <w:szCs w:val="24"/>
+          <w:lang w:val="en-US"/>
+        </w:rPr>
+      </w:pPr>
+    </w:p>
+    <w:p>
+      <w:pPr>
+        <w:pStyle w:val="Normal"/>
+        <w:rPr>
+          <w:rFonts w:ascii="Arial Nova" w:hAnsi="Arial Nova" w:eastAsia="Arial Nova" w:cs="Arial Nova"/>
+          <w:noProof w:val="0"/>
+          <w:sz w:val="24"/>
+          <w:szCs w:val="24"/>
+          <w:lang w:val="en-US"/>
+        </w:rPr>
+      </w:pPr>
+    </w:p>
+    <w:p>
+      <w:pPr>
+        <w:pStyle w:val="Normal"/>
+        <w:rPr>
+          <w:rFonts w:ascii="Arial Nova" w:hAnsi="Arial Nova" w:eastAsia="Arial Nova" w:cs="Arial Nova"/>
+          <w:sz w:val="24"/>
+          <w:szCs w:val="24"/>
+        </w:rPr>
+      </w:pPr>
+    </w:p>
+    <w:p>
+      <w:pPr>
+        <w:pStyle w:val="Normal"/>
+        <w:jc w:val="center"/>
+        <w:rPr>
+          <w:rFonts w:ascii="Arial Nova" w:hAnsi="Arial Nova" w:eastAsia="Arial Nova" w:cs="Arial Nova"/>
+        </w:rPr>
+      </w:pPr>
+    </w:p>
+    <w:p>
+      <w:pPr>
+        <w:pStyle w:val="Normal"/>
+        <w:jc w:val="center"/>
+        <w:rPr>
+          <w:rFonts w:ascii="Arial Nova" w:hAnsi="Arial Nova" w:eastAsia="Arial Nova" w:cs="Arial Nova"/>
+          <w:sz w:val="24"/>
+          <w:szCs w:val="24"/>
+        </w:rPr>
+      </w:pPr>
+    </w:p>
+    <w:p>
+      <w:pPr>
+        <w:rPr>
+          <w:rFonts w:ascii="Arial Nova" w:hAnsi="Arial Nova" w:eastAsia="Arial Nova" w:cs="Arial Nova"/>
+        </w:rPr>
+      </w:pPr>
+      <w:r>
+        <w:rPr>
+          <w:rFonts w:ascii="Arial Nova" w:hAnsi="Arial Nova" w:eastAsia="Arial Nova" w:cs="Arial Nova"/>
+        </w:rPr>
+        <w:br w:type="page"/>
+      </w:r>
+    </w:p>
+    <w:p>
+      <w:pPr>
+        <w:pStyle w:val="Normal"/>
+        <w:jc w:val="center"/>
+        <w:rPr>
+          <w:rFonts w:ascii="Arial Nova" w:hAnsi="Arial Nova" w:eastAsia="Arial Nova" w:cs="Arial Nova"/>
+          <w:sz w:val="24"/>
+          <w:szCs w:val="24"/>
+        </w:rPr>
+      </w:pPr>
+    </w:p>
+    <w:p>
+      <w:pPr>
+        <w:pStyle w:val="Normal"/>
+        <w:jc w:val="center"/>
+        <w:rPr>
+          <w:rFonts w:ascii="Arial Nova" w:hAnsi="Arial Nova" w:eastAsia="Arial Nova" w:cs="Arial Nova"/>
+        </w:rPr>
+      </w:pPr>
+    </w:p>
+    <w:p>
+      <w:pPr>
+        <w:pStyle w:val="Rubrik3"/>
+        <w:rPr>
+          <w:rFonts w:ascii="Arial Nova" w:hAnsi="Arial Nova" w:eastAsia="Arial Nova" w:cs="Arial Nova"/>
+          <w:b w:val="1"/>
+          <w:bCs w:val="1"/>
+          <w:noProof w:val="0"/>
+          <w:lang w:val="en-US"/>
+        </w:rPr>
+      </w:pPr>
+      <w:bookmarkStart w:name="_Toc1542142902" w:id="472065291"/>
+      <w:r>
+        <w:rPr>
+          <w:rFonts w:ascii="Arial Nova" w:hAnsi="Arial Nova" w:eastAsia="Arial Nova" w:cs="Arial Nova"/>
+          <w:b w:val="1"/>
+          <w:bCs w:val="1"/>
+          <w:noProof w:val="0"/>
+          <w:lang w:val="en-US"/>
+        </w:rPr>
+        <w:t>1.2.3 Verification &amp; Validation (V&amp;V)</w:t>
+      </w:r>
+      <w:bookmarkEnd w:id="472065291"/>
+    </w:p>
+    <w:p>
+      <w:pPr>
+        <w:spacing w:before="240" w:beforeAutospacing="off" w:after="240" w:afterAutospacing="off"/>
+        <w:rPr>
+          <w:rFonts w:ascii="Arial Nova" w:hAnsi="Arial Nova" w:eastAsia="Arial Nova" w:cs="Arial Nova"/>
+          <w:noProof w:val="0"/>
+          <w:sz w:val="24"/>
+          <w:szCs w:val="24"/>
+          <w:lang w:val="en-US"/>
+        </w:rPr>
+      </w:pPr>
+      <w:r>
+        <w:rPr>
+          <w:rFonts w:ascii="Arial Nova" w:hAnsi="Arial Nova" w:eastAsia="Arial Nova" w:cs="Arial Nova"/>
+          <w:noProof w:val="0"/>
+          <w:sz w:val="24"/>
+          <w:szCs w:val="24"/>
+          <w:lang w:val="en-US"/>
+        </w:rPr>
+        <w:t xml:space="preserve">For the verification part, we will use the Jest UI/Unit Test Framework to verify that our internal logic meets the requirements defined in our Requirement Document. </w:t>
+      </w:r>
+    </w:p>
+    <w:p>
+      <w:pPr>
+        <w:spacing w:before="240" w:beforeAutospacing="off" w:after="240" w:afterAutospacing="off"/>
+        <w:rPr>
+          <w:rFonts w:ascii="Arial Nova" w:hAnsi="Arial Nova" w:eastAsia="Arial Nova" w:cs="Arial Nova"/>
+          <w:noProof w:val="0"/>
+          <w:sz w:val="24"/>
+          <w:szCs w:val="24"/>
+          <w:lang w:val="en-US"/>
+        </w:rPr>
+      </w:pPr>
+      <w:r>
+        <w:rPr>
+          <w:rFonts w:ascii="Arial Nova" w:hAnsi="Arial Nova" w:eastAsia="Arial Nova" w:cs="Arial Nova"/>
+          <w:noProof w:val="0"/>
+          <w:sz w:val="24"/>
+          <w:szCs w:val="24"/>
+          <w:lang w:val="en-US"/>
+        </w:rPr>
+        <w:t>For the validation part, we will assess if the final mobile interface successfully supports users with high grades of disabilities.</w:t>
+      </w:r>
+    </w:p>
+    <w:p>
+      <w:pPr>
+        <w:pStyle w:val="Rubrik3"/>
+        <w:rPr>
+          <w:rFonts w:ascii="Arial Nova" w:hAnsi="Arial Nova" w:eastAsia="Arial Nova" w:cs="Arial Nova"/>
+          <w:b w:val="1"/>
+          <w:bCs w:val="1"/>
+          <w:noProof w:val="0"/>
+          <w:sz w:val="24"/>
+          <w:szCs w:val="24"/>
+          <w:lang w:val="en-US"/>
+        </w:rPr>
+      </w:pPr>
+      <w:bookmarkStart w:name="_Toc486713058" w:id="1936363124"/>
+      <w:r>
+        <w:rPr>
+          <w:rFonts w:ascii="Arial Nova" w:hAnsi="Arial Nova" w:eastAsia="Arial Nova" w:cs="Arial Nova"/>
+          <w:b w:val="1"/>
+          <w:bCs w:val="1"/>
+          <w:noProof w:val="0"/>
+          <w:lang w:val="en-US"/>
+        </w:rPr>
+        <w:t>1.2.4 Test Examples</w:t>
+      </w:r>
+      <w:bookmarkEnd w:id="1936363124"/>
+    </w:p>
+    <w:p>
+      <w:pPr>
+        <w:pStyle w:val="Normal"/>
+        <w:rPr>
+          <w:rFonts w:ascii="Arial Nova" w:hAnsi="Arial Nova" w:eastAsia="Arial Nova" w:cs="Arial Nova"/>
+          <w:b w:val="1"/>
+          <w:bCs w:val="1"/>
+          <w:noProof w:val="0"/>
+          <w:sz w:val="24"/>
+          <w:szCs w:val="24"/>
+          <w:lang w:val="en-US"/>
+        </w:rPr>
+      </w:pPr>
+      <w:r>
+        <w:rPr>
+          <w:rFonts w:ascii="Arial Nova" w:hAnsi="Arial Nova" w:eastAsia="Arial Nova" w:cs="Arial Nova"/>
+          <w:b w:val="1"/>
+          <w:bCs w:val="1"/>
+          <w:noProof w:val="0"/>
+          <w:sz w:val="24"/>
+          <w:szCs w:val="24"/>
+          <w:lang w:val="en-US"/>
+        </w:rPr>
+        <w:t>Authentication and Access Control</w:t>
       </w:r>
     </w:p>
     <w:p>
@@ -645,297 +2178,158 @@
         <w:pStyle w:val="Normal"/>
         <w:suppressLineNumbers w:val="0"/>
         <w:bidi w:val="0"/>
-        <w:rPr>
-          <w:rFonts w:ascii="Arial" w:hAnsi="Arial" w:eastAsia="Arial" w:cs="Arial"/>
-          <w:noProof w:val="0"/>
-          <w:sz w:val="24"/>
-          <w:szCs w:val="24"/>
-          <w:lang w:val="en-US"/>
-        </w:rPr>
-      </w:pPr>
-      <w:r>
-        <w:rPr>
-          <w:rFonts w:ascii="Arial" w:hAnsi="Arial" w:eastAsia="Arial" w:cs="Arial"/>
-          <w:sz w:val="24"/>
-          <w:szCs w:val="24"/>
-        </w:rPr>
-        <w:t xml:space="preserve">Our testing focuses on ensuring that our React Native application can successfully: Receive and render dynamic User Interfaces (UIs) distributed by the server </w:t>
-      </w:r>
-      <w:r>
-        <w:rPr>
-          <w:rFonts w:ascii="Arial" w:hAnsi="Arial" w:eastAsia="Arial" w:cs="Arial"/>
-          <w:sz w:val="24"/>
-          <w:szCs w:val="24"/>
-        </w:rPr>
-        <w:t xml:space="preserve">and database </w:t>
-      </w:r>
-      <w:r>
-        <w:rPr>
-          <w:rFonts w:ascii="Arial" w:hAnsi="Arial" w:eastAsia="Arial" w:cs="Arial"/>
-          <w:sz w:val="24"/>
-          <w:szCs w:val="24"/>
-        </w:rPr>
-        <w:t>from the observed device states in the Arduino Smart Home, such as data from the temperature sensor</w:t>
-      </w:r>
-      <w:r>
-        <w:rPr>
-          <w:rFonts w:ascii="Arial" w:hAnsi="Arial" w:eastAsia="Arial" w:cs="Arial"/>
-          <w:sz w:val="24"/>
-          <w:szCs w:val="24"/>
-        </w:rPr>
-        <w:t xml:space="preserve"> </w:t>
-      </w:r>
-      <w:r>
-        <w:rPr>
-          <w:rFonts w:ascii="Arial" w:hAnsi="Arial" w:eastAsia="Arial" w:cs="Arial"/>
-          <w:sz w:val="24"/>
-          <w:szCs w:val="24"/>
-        </w:rPr>
-        <w:t xml:space="preserve">or </w:t>
-      </w:r>
-      <w:r>
-        <w:rPr>
-          <w:rFonts w:ascii="Arial" w:hAnsi="Arial" w:eastAsia="Arial" w:cs="Arial"/>
-          <w:sz w:val="24"/>
-          <w:szCs w:val="24"/>
-        </w:rPr>
-        <w:t>c</w:t>
-      </w:r>
-      <w:r>
-        <w:rPr>
-          <w:rFonts w:ascii="Arial" w:hAnsi="Arial" w:eastAsia="Arial" w:cs="Arial"/>
-          <w:sz w:val="24"/>
-          <w:szCs w:val="24"/>
-        </w:rPr>
-        <w:t xml:space="preserve">ontrol house devices, such as toggling the light "ON" or "OFF" through the </w:t>
-      </w:r>
-      <w:r>
-        <w:rPr>
-          <w:rFonts w:ascii="Arial" w:hAnsi="Arial" w:eastAsia="Arial" w:cs="Arial"/>
-          <w:sz w:val="24"/>
-          <w:szCs w:val="24"/>
-        </w:rPr>
-        <w:t>database</w:t>
-      </w:r>
-      <w:r>
-        <w:rPr>
-          <w:rFonts w:ascii="Arial" w:hAnsi="Arial" w:eastAsia="Arial" w:cs="Arial"/>
-          <w:sz w:val="24"/>
-          <w:szCs w:val="24"/>
-        </w:rPr>
-        <w:t>.</w:t>
-      </w:r>
-      <w:r>
-        <w:rPr>
-          <w:rFonts w:ascii="Arial" w:hAnsi="Arial" w:eastAsia="Arial" w:cs="Arial"/>
-          <w:sz w:val="24"/>
-          <w:szCs w:val="24"/>
-        </w:rPr>
-        <w:t xml:space="preserve"> We will also verify that the UI adapts correctly to the mobile phone's touch screen or alternative inputs like speech recognition.</w:t>
+        <w:spacing w:before="0" w:beforeAutospacing="off" w:after="0" w:afterAutospacing="off" w:line="240" w:lineRule="atLeast"/>
+        <w:ind w:left="0" w:right="0"/>
+        <w:jc w:val="left"/>
+        <w:rPr>
+          <w:rFonts w:ascii="Arial Nova" w:hAnsi="Arial Nova" w:eastAsia="Arial Nova" w:cs="Arial Nova"/>
+          <w:noProof w:val="0"/>
+          <w:sz w:val="24"/>
+          <w:szCs w:val="24"/>
+          <w:lang w:val="en-US"/>
+        </w:rPr>
+      </w:pPr>
+      <w:r>
+        <w:rPr>
+          <w:rFonts w:ascii="Arial Nova" w:hAnsi="Arial Nova" w:eastAsia="Arial Nova" w:cs="Arial Nova"/>
+          <w:noProof w:val="0"/>
+          <w:sz w:val="24"/>
+          <w:szCs w:val="24"/>
+          <w:lang w:val="en-US"/>
+        </w:rPr>
+        <w:t>Because our project focuses on a smart home control center context, ensuring only authorized users can access the system is a primary requirement.</w:t>
       </w:r>
     </w:p>
     <w:p>
       <w:pPr>
         <w:pStyle w:val="Normal"/>
-        <w:rPr>
-          <w:rFonts w:ascii="Arial" w:hAnsi="Arial" w:eastAsia="Arial" w:cs="Arial"/>
-          <w:sz w:val="24"/>
-          <w:szCs w:val="24"/>
-        </w:rPr>
-      </w:pPr>
-    </w:p>
-    <w:p>
-      <w:pPr>
-        <w:pStyle w:val="Rubrik2"/>
         <w:suppressLineNumbers w:val="0"/>
         <w:bidi w:val="0"/>
-        <w:spacing w:before="120" w:beforeAutospacing="off" w:after="60" w:afterAutospacing="off" w:line="240" w:lineRule="atLeast"/>
-        <w:ind w:left="0" w:right="0" w:hanging="720"/>
+        <w:spacing w:before="0" w:beforeAutospacing="off" w:after="0" w:afterAutospacing="off" w:line="240" w:lineRule="atLeast"/>
+        <w:ind w:left="0" w:right="0"/>
         <w:jc w:val="left"/>
         <w:rPr>
-          <w:rFonts w:ascii="Arial" w:hAnsi="Arial" w:eastAsia="Arial" w:cs="Arial"/>
-          <w:noProof w:val="0"/>
-          <w:sz w:val="24"/>
-          <w:szCs w:val="24"/>
-          <w:lang w:val="en-US"/>
-        </w:rPr>
-      </w:pPr>
-      <w:r>
-        <w:rPr>
-          <w:rFonts w:ascii="Arial" w:hAnsi="Arial" w:eastAsia="Arial" w:cs="Arial"/>
-          <w:noProof w:val="0"/>
-          <w:sz w:val="24"/>
-          <w:szCs w:val="24"/>
-          <w:lang w:val="en-US"/>
-        </w:rPr>
-        <w:t>Testing Approach &amp; Tools</w:t>
-      </w:r>
+          <w:rFonts w:ascii="Arial Nova" w:hAnsi="Arial Nova" w:eastAsia="Arial Nova" w:cs="Arial Nova"/>
+          <w:noProof w:val="0"/>
+          <w:sz w:val="24"/>
+          <w:szCs w:val="24"/>
+          <w:lang w:val="en-US"/>
+        </w:rPr>
+      </w:pPr>
     </w:p>
     <w:p>
       <w:pPr>
         <w:pStyle w:val="Normal"/>
-        <w:spacing w:before="240" w:beforeAutospacing="off" w:after="240" w:afterAutospacing="off"/>
-        <w:rPr>
-          <w:rFonts w:ascii="Arial" w:hAnsi="Arial" w:eastAsia="Arial" w:cs="Arial"/>
-          <w:noProof w:val="0"/>
-          <w:sz w:val="24"/>
-          <w:szCs w:val="24"/>
-          <w:lang w:val="en-US"/>
-        </w:rPr>
-      </w:pPr>
-      <w:r>
-        <w:rPr>
-          <w:rFonts w:ascii="Arial" w:hAnsi="Arial" w:eastAsia="Arial" w:cs="Arial"/>
-          <w:noProof w:val="0"/>
-          <w:sz w:val="24"/>
-          <w:szCs w:val="24"/>
-          <w:lang w:val="en-US"/>
-        </w:rPr>
-        <w:t xml:space="preserve">We will use </w:t>
-      </w:r>
-      <w:r>
-        <w:rPr>
-          <w:rFonts w:ascii="Arial" w:hAnsi="Arial" w:eastAsia="Arial" w:cs="Arial"/>
-          <w:noProof w:val="0"/>
-          <w:sz w:val="24"/>
-          <w:szCs w:val="24"/>
-          <w:lang w:val="en-US"/>
-        </w:rPr>
-        <w:t>the “</w:t>
-      </w:r>
-      <w:r>
-        <w:rPr>
-          <w:rFonts w:ascii="Arial" w:hAnsi="Arial" w:eastAsia="Arial" w:cs="Arial"/>
-          <w:noProof w:val="0"/>
-          <w:sz w:val="24"/>
-          <w:szCs w:val="24"/>
-          <w:lang w:val="en-US"/>
-        </w:rPr>
-        <w:t xml:space="preserve">Jest </w:t>
-      </w:r>
-      <w:r>
-        <w:rPr>
-          <w:rFonts w:ascii="Arial" w:hAnsi="Arial" w:eastAsia="Arial" w:cs="Arial"/>
-          <w:noProof w:val="0"/>
-          <w:sz w:val="24"/>
-          <w:szCs w:val="24"/>
-          <w:lang w:val="en-US"/>
-        </w:rPr>
-        <w:t xml:space="preserve">Framework” </w:t>
-      </w:r>
-      <w:r>
-        <w:rPr>
-          <w:rFonts w:ascii="Arial" w:hAnsi="Arial" w:eastAsia="Arial" w:cs="Arial"/>
-          <w:noProof w:val="0"/>
-          <w:sz w:val="24"/>
-          <w:szCs w:val="24"/>
-          <w:lang w:val="en-US"/>
-        </w:rPr>
-        <w:t xml:space="preserve">to perform </w:t>
-      </w:r>
-      <w:r>
-        <w:rPr>
-          <w:rFonts w:ascii="Arial" w:hAnsi="Arial" w:eastAsia="Arial" w:cs="Arial"/>
-          <w:noProof w:val="0"/>
-          <w:sz w:val="24"/>
-          <w:szCs w:val="24"/>
-          <w:lang w:val="en-US"/>
-        </w:rPr>
-        <w:t xml:space="preserve">both </w:t>
-      </w:r>
-      <w:r>
-        <w:rPr>
-          <w:rFonts w:ascii="Arial" w:hAnsi="Arial" w:eastAsia="Arial" w:cs="Arial"/>
-          <w:noProof w:val="0"/>
-          <w:sz w:val="24"/>
-          <w:szCs w:val="24"/>
-          <w:lang w:val="en-US"/>
-        </w:rPr>
-        <w:t xml:space="preserve">Unit </w:t>
-      </w:r>
-      <w:r>
-        <w:rPr>
-          <w:rFonts w:ascii="Arial" w:hAnsi="Arial" w:eastAsia="Arial" w:cs="Arial"/>
-          <w:noProof w:val="0"/>
-          <w:sz w:val="24"/>
-          <w:szCs w:val="24"/>
-          <w:lang w:val="en-US"/>
-        </w:rPr>
-        <w:t xml:space="preserve">and UI </w:t>
-      </w:r>
-      <w:r>
-        <w:rPr>
-          <w:rFonts w:ascii="Arial" w:hAnsi="Arial" w:eastAsia="Arial" w:cs="Arial"/>
-          <w:noProof w:val="0"/>
-          <w:sz w:val="24"/>
-          <w:szCs w:val="24"/>
-          <w:lang w:val="en-US"/>
-        </w:rPr>
-        <w:t>Testing on individual React Native components and logic functions.</w:t>
-      </w:r>
-      <w:r>
-        <w:rPr>
-          <w:rFonts w:ascii="Arial" w:hAnsi="Arial" w:eastAsia="Arial" w:cs="Arial"/>
-          <w:noProof w:val="0"/>
-          <w:sz w:val="24"/>
-          <w:szCs w:val="24"/>
-          <w:lang w:val="en-US"/>
-        </w:rPr>
-        <w:t xml:space="preserve"> We </w:t>
-      </w:r>
-      <w:r>
-        <w:rPr>
-          <w:rFonts w:ascii="Arial" w:hAnsi="Arial" w:eastAsia="Arial" w:cs="Arial"/>
-          <w:noProof w:val="0"/>
-          <w:sz w:val="24"/>
-          <w:szCs w:val="24"/>
-          <w:lang w:val="en-US"/>
-        </w:rPr>
-        <w:t>will</w:t>
-      </w:r>
-      <w:r>
-        <w:rPr>
-          <w:rFonts w:ascii="Arial" w:hAnsi="Arial" w:eastAsia="Arial" w:cs="Arial"/>
-          <w:noProof w:val="0"/>
-          <w:sz w:val="24"/>
-          <w:szCs w:val="24"/>
-          <w:lang w:val="en-US"/>
-        </w:rPr>
-        <w:t xml:space="preserve"> also </w:t>
-      </w:r>
-      <w:r>
-        <w:rPr>
-          <w:rFonts w:ascii="Arial" w:hAnsi="Arial" w:eastAsia="Arial" w:cs="Arial"/>
-          <w:noProof w:val="0"/>
-          <w:sz w:val="24"/>
-          <w:szCs w:val="24"/>
-          <w:lang w:val="en-US"/>
-        </w:rPr>
-        <w:t>use the Expo Go environment t</w:t>
-      </w:r>
-      <w:r>
-        <w:rPr>
-          <w:rFonts w:ascii="Arial" w:hAnsi="Arial" w:eastAsia="Arial" w:cs="Arial"/>
-          <w:noProof w:val="0"/>
-          <w:sz w:val="24"/>
-          <w:szCs w:val="24"/>
-          <w:lang w:val="en-US"/>
-        </w:rPr>
-        <w:t>o</w:t>
-      </w:r>
-      <w:r>
-        <w:rPr>
-          <w:rFonts w:ascii="Arial" w:hAnsi="Arial" w:eastAsia="Arial" w:cs="Arial"/>
-          <w:noProof w:val="0"/>
-          <w:sz w:val="24"/>
-          <w:szCs w:val="24"/>
-          <w:lang w:val="en-US"/>
-        </w:rPr>
-        <w:t xml:space="preserve"> manually</w:t>
-      </w:r>
-      <w:r>
-        <w:rPr>
-          <w:rFonts w:ascii="Arial" w:hAnsi="Arial" w:eastAsia="Arial" w:cs="Arial"/>
+        <w:suppressLineNumbers w:val="0"/>
+        <w:bidi w:val="0"/>
+        <w:spacing w:before="0" w:beforeAutospacing="off" w:after="0" w:afterAutospacing="off" w:line="240" w:lineRule="atLeast"/>
+        <w:ind w:left="0" w:right="0"/>
+        <w:jc w:val="left"/>
+        <w:rPr>
+          <w:rFonts w:ascii="Arial Nova" w:hAnsi="Arial Nova" w:eastAsia="Arial Nova" w:cs="Arial Nova"/>
+          <w:noProof w:val="0"/>
+          <w:sz w:val="24"/>
+          <w:szCs w:val="24"/>
+          <w:lang w:val="en-US"/>
+        </w:rPr>
+      </w:pPr>
+      <w:r>
+        <w:rPr>
+          <w:rFonts w:ascii="Arial Nova" w:hAnsi="Arial Nova" w:eastAsia="Arial Nova" w:cs="Arial Nova"/>
+          <w:noProof w:val="0"/>
+          <w:sz w:val="24"/>
+          <w:szCs w:val="24"/>
+          <w:lang w:val="en-US"/>
+        </w:rPr>
+        <w:t xml:space="preserve">We test that the </w:t>
+      </w:r>
+      <w:r>
+        <w:rPr>
+          <w:rFonts w:ascii="Arial Nova" w:hAnsi="Arial Nova" w:eastAsia="Arial Nova" w:cs="Arial Nova"/>
+          <w:noProof w:val="0"/>
+          <w:sz w:val="24"/>
+          <w:szCs w:val="24"/>
+          <w:lang w:val="en-US"/>
+        </w:rPr>
+        <w:t>signInWithEmailAndPassword</w:t>
+      </w:r>
+      <w:r>
+        <w:rPr>
+          <w:rFonts w:ascii="Arial Nova" w:hAnsi="Arial Nova" w:eastAsia="Arial Nova" w:cs="Arial Nova"/>
+          <w:noProof w:val="0"/>
+          <w:sz w:val="24"/>
+          <w:szCs w:val="24"/>
+          <w:lang w:val="en-US"/>
+        </w:rPr>
+        <w:t xml:space="preserve"> function correctly </w:t>
+      </w:r>
+      <w:r>
+        <w:rPr>
+          <w:rFonts w:ascii="Arial Nova" w:hAnsi="Arial Nova" w:eastAsia="Arial Nova" w:cs="Arial Nova"/>
+          <w:noProof w:val="0"/>
+          <w:sz w:val="24"/>
+          <w:szCs w:val="24"/>
+          <w:lang w:val="en-US"/>
+        </w:rPr>
+        <w:t>identifies</w:t>
+      </w:r>
+      <w:r>
+        <w:rPr>
+          <w:rFonts w:ascii="Arial Nova" w:hAnsi="Arial Nova" w:eastAsia="Arial Nova" w:cs="Arial Nova"/>
+          <w:noProof w:val="0"/>
+          <w:sz w:val="24"/>
+          <w:szCs w:val="24"/>
+          <w:lang w:val="en-US"/>
+        </w:rPr>
+        <w:t xml:space="preserve"> valid users and provides specific error codes for invalid attempts.</w:t>
+      </w:r>
+    </w:p>
+    <w:p>
+      <w:pPr>
+        <w:pStyle w:val="Normal"/>
+        <w:suppressLineNumbers w:val="0"/>
+        <w:bidi w:val="0"/>
+        <w:spacing w:before="0" w:beforeAutospacing="off" w:after="0" w:afterAutospacing="off" w:line="240" w:lineRule="atLeast"/>
+        <w:ind w:left="0" w:right="0"/>
+        <w:jc w:val="left"/>
+        <w:rPr>
+          <w:rFonts w:ascii="Arial Nova" w:hAnsi="Arial Nova" w:eastAsia="Arial Nova" w:cs="Arial Nova"/>
+          <w:noProof w:val="0"/>
+          <w:sz w:val="24"/>
+          <w:szCs w:val="24"/>
+          <w:lang w:val="en-US"/>
+        </w:rPr>
+      </w:pPr>
+    </w:p>
+    <w:p>
+      <w:pPr>
+        <w:pStyle w:val="Normal"/>
+        <w:suppressLineNumbers w:val="0"/>
+        <w:bidi w:val="0"/>
+        <w:spacing w:before="0" w:beforeAutospacing="off" w:after="0" w:afterAutospacing="off" w:line="240" w:lineRule="atLeast"/>
+        <w:ind w:left="0" w:right="0"/>
+        <w:jc w:val="left"/>
+        <w:rPr>
+          <w:rFonts w:ascii="Arial Nova" w:hAnsi="Arial Nova" w:eastAsia="Arial Nova" w:cs="Arial Nova"/>
+          <w:noProof w:val="0"/>
+          <w:sz w:val="24"/>
+          <w:szCs w:val="24"/>
+          <w:lang w:val="en-US"/>
+        </w:rPr>
+      </w:pPr>
+      <w:r>
+        <w:rPr>
+          <w:rFonts w:ascii="Arial Nova" w:hAnsi="Arial Nova" w:eastAsia="Arial Nova" w:cs="Arial Nova"/>
+          <w:noProof w:val="0"/>
+          <w:sz w:val="24"/>
+          <w:szCs w:val="24"/>
+          <w:lang w:val="en-US"/>
+        </w:rPr>
+        <w:t>To support the anytime and everywhere</w:t>
+      </w:r>
+      <w:r>
+        <w:rPr>
+          <w:rFonts w:ascii="Arial Nova" w:hAnsi="Arial Nova" w:eastAsia="Arial Nova" w:cs="Arial Nova"/>
           <w:noProof w:val="0"/>
           <w:sz w:val="24"/>
           <w:szCs w:val="24"/>
@@ -945,7 +2339,244 @@
       </w:r>
       <w:r>
         <w:rPr>
-          <w:rFonts w:ascii="Arial" w:hAnsi="Arial" w:eastAsia="Arial" w:cs="Arial"/>
+          <w:rFonts w:ascii="Arial Nova" w:hAnsi="Arial Nova" w:eastAsia="Arial Nova" w:cs="Arial Nova"/>
+          <w:noProof w:val="0"/>
+          <w:sz w:val="24"/>
+          <w:szCs w:val="24"/>
+          <w:lang w:val="en-US"/>
+        </w:rPr>
+        <w:t xml:space="preserve">nature of ubiquitous computing, we implemented a </w:t>
+      </w:r>
+      <w:r>
+        <w:rPr>
+          <w:rFonts w:ascii="Arial Nova" w:hAnsi="Arial Nova" w:eastAsia="Arial Nova" w:cs="Arial Nova"/>
+          <w:noProof w:val="0"/>
+          <w:sz w:val="24"/>
+          <w:szCs w:val="24"/>
+          <w:lang w:val="en-US"/>
+        </w:rPr>
+        <w:t>withTimeout</w:t>
+      </w:r>
+      <w:r>
+        <w:rPr>
+          <w:rFonts w:ascii="Arial Nova" w:hAnsi="Arial Nova" w:eastAsia="Arial Nova" w:cs="Arial Nova"/>
+          <w:noProof w:val="0"/>
+          <w:sz w:val="24"/>
+          <w:szCs w:val="24"/>
+          <w:lang w:val="en-US"/>
+        </w:rPr>
+        <w:t xml:space="preserve"> test. This verifies that the app provides immediate feedback if the house server is unreachable, </w:t>
+      </w:r>
+      <w:r>
+        <w:rPr>
+          <w:rFonts w:ascii="Arial Nova" w:hAnsi="Arial Nova" w:eastAsia="Arial Nova" w:cs="Arial Nova"/>
+          <w:noProof w:val="0"/>
+          <w:sz w:val="24"/>
+          <w:szCs w:val="24"/>
+          <w:lang w:val="en-US"/>
+        </w:rPr>
+        <w:t>maintaining</w:t>
+      </w:r>
+      <w:r>
+        <w:rPr>
+          <w:rFonts w:ascii="Arial Nova" w:hAnsi="Arial Nova" w:eastAsia="Arial Nova" w:cs="Arial Nova"/>
+          <w:noProof w:val="0"/>
+          <w:sz w:val="24"/>
+          <w:szCs w:val="24"/>
+          <w:lang w:val="en-US"/>
+        </w:rPr>
+        <w:t xml:space="preserve"> the user's sense of self-control and independence.</w:t>
+      </w:r>
+    </w:p>
+    <w:p>
+      <w:pPr>
+        <w:pStyle w:val="Normal"/>
+        <w:suppressLineNumbers w:val="0"/>
+        <w:bidi w:val="0"/>
+        <w:spacing w:before="0" w:beforeAutospacing="off" w:after="0" w:afterAutospacing="off" w:line="240" w:lineRule="atLeast"/>
+        <w:ind w:left="0" w:right="0"/>
+        <w:jc w:val="left"/>
+        <w:rPr>
+          <w:rFonts w:ascii="Arial Nova" w:hAnsi="Arial Nova" w:eastAsia="Arial Nova" w:cs="Arial Nova"/>
+          <w:noProof w:val="0"/>
+          <w:sz w:val="24"/>
+          <w:szCs w:val="24"/>
+          <w:lang w:val="en-US"/>
+        </w:rPr>
+      </w:pPr>
+    </w:p>
+    <w:p>
+      <w:pPr>
+        <w:pStyle w:val="Normal"/>
+        <w:suppressLineNumbers w:val="0"/>
+        <w:bidi w:val="0"/>
+        <w:spacing w:before="0" w:beforeAutospacing="off" w:after="0" w:afterAutospacing="off" w:line="240" w:lineRule="atLeast"/>
+        <w:ind w:left="0" w:right="0"/>
+        <w:jc w:val="left"/>
+        <w:rPr>
+          <w:rFonts w:ascii="Arial Nova" w:hAnsi="Arial Nova" w:eastAsia="Arial Nova" w:cs="Arial Nova"/>
+          <w:noProof w:val="0"/>
+          <w:sz w:val="24"/>
+          <w:szCs w:val="24"/>
+          <w:lang w:val="en-US"/>
+        </w:rPr>
+      </w:pPr>
+      <w:r>
+        <w:rPr>
+          <w:rFonts w:ascii="Arial Nova" w:hAnsi="Arial Nova" w:eastAsia="Arial Nova" w:cs="Arial Nova"/>
+          <w:noProof w:val="0"/>
+          <w:sz w:val="24"/>
+          <w:szCs w:val="24"/>
+          <w:lang w:val="en-US"/>
+        </w:rPr>
+        <w:t xml:space="preserve">We verify </w:t>
+      </w:r>
+      <w:r>
+        <w:rPr>
+          <w:rFonts w:ascii="Arial Nova" w:hAnsi="Arial Nova" w:eastAsia="Arial Nova" w:cs="Arial Nova"/>
+          <w:noProof w:val="0"/>
+          <w:sz w:val="24"/>
+          <w:szCs w:val="24"/>
+          <w:lang w:val="en-US"/>
+        </w:rPr>
+        <w:t>onAuthStateChanged</w:t>
+      </w:r>
+      <w:r>
+        <w:rPr>
+          <w:rFonts w:ascii="Arial Nova" w:hAnsi="Arial Nova" w:eastAsia="Arial Nova" w:cs="Arial Nova"/>
+          <w:noProof w:val="0"/>
+          <w:sz w:val="24"/>
+          <w:szCs w:val="24"/>
+          <w:lang w:val="en-US"/>
+        </w:rPr>
+        <w:t xml:space="preserve"> to ensure the app accurately tracks whether a user is currently logged in.</w:t>
+      </w:r>
+    </w:p>
+    <w:p>
+      <w:pPr>
+        <w:pStyle w:val="Normal"/>
+        <w:suppressLineNumbers w:val="0"/>
+        <w:bidi w:val="0"/>
+        <w:spacing w:before="0" w:beforeAutospacing="off" w:after="0" w:afterAutospacing="off" w:line="240" w:lineRule="atLeast"/>
+        <w:ind w:left="0" w:right="0"/>
+        <w:jc w:val="left"/>
+        <w:rPr>
+          <w:rFonts w:ascii="Arial Nova" w:hAnsi="Arial Nova" w:eastAsia="Arial Nova" w:cs="Arial Nova"/>
+          <w:noProof w:val="0"/>
+          <w:sz w:val="24"/>
+          <w:szCs w:val="24"/>
+          <w:lang w:val="en-US"/>
+        </w:rPr>
+      </w:pPr>
+    </w:p>
+    <w:p>
+      <w:pPr>
+        <w:pStyle w:val="Normal"/>
+        <w:bidi w:val="0"/>
+        <w:rPr>
+          <w:rFonts w:ascii="Arial Nova" w:hAnsi="Arial Nova" w:eastAsia="Arial Nova" w:cs="Arial Nova"/>
+          <w:b w:val="1"/>
+          <w:bCs w:val="1"/>
+          <w:noProof w:val="0"/>
+          <w:sz w:val="24"/>
+          <w:szCs w:val="24"/>
+          <w:lang w:val="en-US"/>
+        </w:rPr>
+      </w:pPr>
+      <w:r>
+        <w:rPr>
+          <w:rFonts w:ascii="Arial Nova" w:hAnsi="Arial Nova" w:eastAsia="Arial Nova" w:cs="Arial Nova"/>
+          <w:b w:val="1"/>
+          <w:bCs w:val="1"/>
+          <w:noProof w:val="0"/>
+          <w:sz w:val="24"/>
+          <w:szCs w:val="24"/>
+          <w:lang w:val="en-US"/>
+        </w:rPr>
+        <w:t>Database</w:t>
+      </w:r>
+      <w:r>
+        <w:rPr>
+          <w:rFonts w:ascii="Arial Nova" w:hAnsi="Arial Nova" w:eastAsia="Arial Nova" w:cs="Arial Nova"/>
+          <w:b w:val="1"/>
+          <w:bCs w:val="1"/>
+          <w:noProof w:val="0"/>
+          <w:sz w:val="24"/>
+          <w:szCs w:val="24"/>
+          <w:lang w:val="en-US"/>
+        </w:rPr>
+        <w:t xml:space="preserve"> Observation and Device Control</w:t>
+      </w:r>
+    </w:p>
+    <w:p>
+      <w:pPr>
+        <w:pStyle w:val="Normal"/>
+        <w:suppressLineNumbers w:val="0"/>
+        <w:bidi w:val="0"/>
+        <w:spacing w:before="0" w:beforeAutospacing="off" w:after="0" w:afterAutospacing="off" w:line="240" w:lineRule="atLeast"/>
+        <w:ind w:left="0" w:right="0"/>
+        <w:jc w:val="left"/>
+        <w:rPr>
+          <w:rFonts w:ascii="Arial Nova" w:hAnsi="Arial Nova" w:eastAsia="Arial Nova" w:cs="Arial Nova"/>
+          <w:noProof w:val="0"/>
+          <w:sz w:val="24"/>
+          <w:szCs w:val="24"/>
+          <w:lang w:val="en-US"/>
+        </w:rPr>
+      </w:pPr>
+      <w:r>
+        <w:rPr>
+          <w:rFonts w:ascii="Arial Nova" w:hAnsi="Arial Nova" w:eastAsia="Arial Nova" w:cs="Arial Nova"/>
+          <w:noProof w:val="0"/>
+          <w:sz w:val="24"/>
+          <w:szCs w:val="24"/>
+          <w:lang w:val="en-US"/>
+        </w:rPr>
+        <w:t xml:space="preserve">A major purpose of this project is to study how to communicate with and </w:t>
+      </w:r>
+      <w:r>
+        <w:rPr>
+          <w:rFonts w:ascii="Arial Nova" w:hAnsi="Arial Nova" w:eastAsia="Arial Nova" w:cs="Arial Nova"/>
+          <w:noProof w:val="0"/>
+          <w:sz w:val="24"/>
+          <w:szCs w:val="24"/>
+          <w:lang w:val="en-US"/>
+        </w:rPr>
+        <w:t>observe</w:t>
+      </w:r>
+      <w:r>
+        <w:rPr>
+          <w:rFonts w:ascii="Arial Nova" w:hAnsi="Arial Nova" w:eastAsia="Arial Nova" w:cs="Arial Nova"/>
+          <w:noProof w:val="0"/>
+          <w:sz w:val="24"/>
+          <w:szCs w:val="24"/>
+          <w:lang w:val="en-US"/>
+        </w:rPr>
+        <w:t xml:space="preserve"> house devices. Our </w:t>
+      </w:r>
+      <w:r>
+        <w:rPr>
+          <w:rFonts w:ascii="Arial Nova" w:hAnsi="Arial Nova" w:eastAsia="Arial Nova" w:cs="Arial Nova"/>
+          <w:noProof w:val="0"/>
+          <w:sz w:val="24"/>
+          <w:szCs w:val="24"/>
+          <w:lang w:val="en-US"/>
+        </w:rPr>
+        <w:t>Firestore</w:t>
+      </w:r>
+      <w:r>
+        <w:rPr>
+          <w:rFonts w:ascii="Arial Nova" w:hAnsi="Arial Nova" w:eastAsia="Arial Nova" w:cs="Arial Nova"/>
+          <w:noProof w:val="0"/>
+          <w:sz w:val="24"/>
+          <w:szCs w:val="24"/>
+          <w:lang w:val="en-US"/>
+        </w:rPr>
+        <w:t xml:space="preserve"> tests in mobile </w:t>
+      </w:r>
+      <w:r>
+        <w:rPr>
+          <w:rFonts w:ascii="Arial Nova" w:hAnsi="Arial Nova" w:eastAsia="Arial Nova" w:cs="Arial Nova"/>
           <w:noProof w:val="0"/>
           <w:sz w:val="24"/>
           <w:szCs w:val="24"/>
@@ -955,383 +2586,187 @@
       </w:r>
       <w:r>
         <w:rPr>
-          <w:rFonts w:ascii="Arial" w:hAnsi="Arial" w:eastAsia="Arial" w:cs="Arial"/>
-          <w:noProof w:val="0"/>
-          <w:sz w:val="24"/>
-          <w:szCs w:val="24"/>
-          <w:lang w:val="en-US"/>
-        </w:rPr>
-        <w:t xml:space="preserve"> that the touch-screen interactions (buttons, gestures) work as intended on mobile hardware.</w:t>
+          <w:rFonts w:ascii="Arial Nova" w:hAnsi="Arial Nova" w:eastAsia="Arial Nova" w:cs="Arial Nova"/>
+          <w:noProof w:val="0"/>
+          <w:sz w:val="24"/>
+          <w:szCs w:val="24"/>
+          <w:lang w:val="en-US"/>
+        </w:rPr>
+        <w:t xml:space="preserve"> this interaction</w:t>
+      </w:r>
+      <w:r>
+        <w:rPr>
+          <w:rFonts w:ascii="Arial Nova" w:hAnsi="Arial Nova" w:eastAsia="Arial Nova" w:cs="Arial Nova"/>
+          <w:noProof w:val="0"/>
+          <w:sz w:val="24"/>
+          <w:szCs w:val="24"/>
+          <w:lang w:val="en-US"/>
+        </w:rPr>
+        <w:t>.</w:t>
       </w:r>
     </w:p>
     <w:p>
       <w:pPr>
-        <w:spacing w:before="240" w:beforeAutospacing="off" w:after="240" w:afterAutospacing="off"/>
-        <w:rPr>
-          <w:rFonts w:ascii="Arial" w:hAnsi="Arial" w:eastAsia="Arial" w:cs="Arial"/>
-          <w:noProof w:val="0"/>
-          <w:sz w:val="24"/>
-          <w:szCs w:val="24"/>
-          <w:lang w:val="en-US"/>
-        </w:rPr>
-      </w:pPr>
-      <w:r>
-        <w:rPr>
-          <w:rFonts w:ascii="Arial" w:hAnsi="Arial" w:eastAsia="Arial" w:cs="Arial"/>
-          <w:noProof w:val="0"/>
-          <w:sz w:val="24"/>
-          <w:szCs w:val="24"/>
-          <w:lang w:val="en-US"/>
-        </w:rPr>
-        <w:t xml:space="preserve">All tests run locally using: </w:t>
-      </w:r>
-      <w:r>
-        <w:rPr>
-          <w:rFonts w:ascii="Arial" w:hAnsi="Arial" w:eastAsia="Arial" w:cs="Arial"/>
-          <w:noProof w:val="0"/>
-          <w:sz w:val="24"/>
-          <w:szCs w:val="24"/>
-          <w:lang w:val="en-US"/>
-        </w:rPr>
-        <w:t>“</w:t>
-      </w:r>
-      <w:r>
-        <w:rPr>
-          <w:rFonts w:ascii="Arial" w:hAnsi="Arial" w:eastAsia="Arial" w:cs="Arial"/>
-          <w:noProof w:val="0"/>
-          <w:sz w:val="24"/>
-          <w:szCs w:val="24"/>
-          <w:lang w:val="en-US"/>
-        </w:rPr>
-        <w:t>npm</w:t>
-      </w:r>
-      <w:r>
-        <w:rPr>
-          <w:rFonts w:ascii="Arial" w:hAnsi="Arial" w:eastAsia="Arial" w:cs="Arial"/>
-          <w:noProof w:val="0"/>
-          <w:sz w:val="24"/>
-          <w:szCs w:val="24"/>
-          <w:lang w:val="en-US"/>
-        </w:rPr>
-        <w:t xml:space="preserve"> test</w:t>
-      </w:r>
-      <w:r>
-        <w:rPr>
-          <w:rFonts w:ascii="Arial" w:hAnsi="Arial" w:eastAsia="Arial" w:cs="Arial"/>
-          <w:noProof w:val="0"/>
-          <w:sz w:val="24"/>
-          <w:szCs w:val="24"/>
-          <w:lang w:val="en-US"/>
-        </w:rPr>
-        <w:t>”</w:t>
-      </w:r>
+        <w:pStyle w:val="Normal"/>
+        <w:suppressLineNumbers w:val="0"/>
+        <w:bidi w:val="0"/>
+        <w:spacing w:before="0" w:beforeAutospacing="off" w:after="0" w:afterAutospacing="off" w:line="240" w:lineRule="atLeast"/>
+        <w:ind w:left="0" w:right="0"/>
+        <w:jc w:val="left"/>
+        <w:rPr>
+          <w:rFonts w:ascii="Arial Nova" w:hAnsi="Arial Nova" w:eastAsia="Arial Nova" w:cs="Arial Nova"/>
+          <w:noProof w:val="0"/>
+          <w:sz w:val="24"/>
+          <w:szCs w:val="24"/>
+          <w:lang w:val="en-US"/>
+        </w:rPr>
+      </w:pPr>
     </w:p>
     <w:p>
       <w:pPr>
-        <w:spacing w:before="240" w:beforeAutospacing="off" w:after="240" w:afterAutospacing="off"/>
-        <w:rPr>
-          <w:rFonts w:ascii="Arial" w:hAnsi="Arial" w:eastAsia="Arial" w:cs="Arial"/>
-          <w:noProof w:val="0"/>
-          <w:sz w:val="24"/>
-          <w:szCs w:val="24"/>
-          <w:lang w:val="en-US"/>
-        </w:rPr>
-      </w:pPr>
-      <w:r>
-        <w:rPr>
-          <w:rFonts w:ascii="Arial" w:hAnsi="Arial" w:eastAsia="Arial" w:cs="Arial"/>
-          <w:noProof w:val="0"/>
-          <w:sz w:val="24"/>
-          <w:szCs w:val="24"/>
-          <w:lang w:val="en-US"/>
-        </w:rPr>
-        <w:t xml:space="preserve">The test setup is configured using Jest with Expo support. </w:t>
-      </w:r>
-      <w:r>
-        <w:rPr>
-          <w:rFonts w:ascii="Arial" w:hAnsi="Arial" w:eastAsia="Arial" w:cs="Arial"/>
-          <w:noProof w:val="0"/>
-          <w:sz w:val="24"/>
-          <w:szCs w:val="24"/>
-          <w:lang w:val="en-US"/>
-        </w:rPr>
-        <w:t xml:space="preserve">The following development dependencies are used for testing: </w:t>
-      </w:r>
-      <w:r>
-        <w:rPr>
-          <w:rFonts w:ascii="Arial" w:hAnsi="Arial" w:eastAsia="Arial" w:cs="Arial"/>
-          <w:noProof w:val="0"/>
-          <w:sz w:val="24"/>
-          <w:szCs w:val="24"/>
-          <w:lang w:val="en-US"/>
-        </w:rPr>
-        <w:t>jest</w:t>
-      </w:r>
-      <w:r>
-        <w:rPr>
-          <w:rFonts w:ascii="Arial" w:hAnsi="Arial" w:eastAsia="Arial" w:cs="Arial"/>
-          <w:noProof w:val="0"/>
-          <w:sz w:val="24"/>
-          <w:szCs w:val="24"/>
-          <w:lang w:val="en-US"/>
-        </w:rPr>
-        <w:t xml:space="preserve">, </w:t>
-      </w:r>
-      <w:r>
-        <w:rPr>
-          <w:rFonts w:ascii="Arial" w:hAnsi="Arial" w:eastAsia="Arial" w:cs="Arial"/>
-          <w:noProof w:val="0"/>
-          <w:sz w:val="24"/>
-          <w:szCs w:val="24"/>
-          <w:lang w:val="en-US"/>
-        </w:rPr>
-        <w:t>jest-expo</w:t>
-      </w:r>
-      <w:r>
-        <w:rPr>
-          <w:rFonts w:ascii="Arial" w:hAnsi="Arial" w:eastAsia="Arial" w:cs="Arial"/>
-          <w:noProof w:val="0"/>
-          <w:sz w:val="24"/>
-          <w:szCs w:val="24"/>
-          <w:lang w:val="en-US"/>
-        </w:rPr>
-        <w:t xml:space="preserve">, </w:t>
-      </w:r>
-      <w:r>
-        <w:rPr>
-          <w:rFonts w:ascii="Arial" w:hAnsi="Arial" w:eastAsia="Arial" w:cs="Arial"/>
-          <w:noProof w:val="0"/>
-          <w:sz w:val="24"/>
-          <w:szCs w:val="24"/>
-          <w:lang w:val="en-US"/>
-        </w:rPr>
-        <w:t>@testing-library/react-native</w:t>
-      </w:r>
-      <w:r>
-        <w:rPr>
-          <w:rFonts w:ascii="Arial" w:hAnsi="Arial" w:eastAsia="Arial" w:cs="Arial"/>
-          <w:noProof w:val="0"/>
-          <w:sz w:val="24"/>
-          <w:szCs w:val="24"/>
-          <w:lang w:val="en-US"/>
-        </w:rPr>
-        <w:t xml:space="preserve">, </w:t>
-      </w:r>
-      <w:r>
-        <w:br/>
-      </w:r>
-      <w:r>
-        <w:rPr>
-          <w:rFonts w:ascii="Arial" w:hAnsi="Arial" w:eastAsia="Arial" w:cs="Arial"/>
-          <w:noProof w:val="0"/>
-          <w:sz w:val="24"/>
-          <w:szCs w:val="24"/>
-          <w:lang w:val="en-US"/>
-        </w:rPr>
-        <w:t>react-test-renderer</w:t>
-      </w:r>
-      <w:r>
-        <w:rPr>
-          <w:rFonts w:ascii="Arial" w:hAnsi="Arial" w:eastAsia="Arial" w:cs="Arial"/>
-          <w:noProof w:val="0"/>
-          <w:sz w:val="24"/>
-          <w:szCs w:val="24"/>
-          <w:lang w:val="en-US"/>
-        </w:rPr>
-        <w:t xml:space="preserve">, </w:t>
-      </w:r>
-      <w:r>
-        <w:rPr>
-          <w:rFonts w:ascii="Arial" w:hAnsi="Arial" w:eastAsia="Arial" w:cs="Arial"/>
-          <w:noProof w:val="0"/>
-          <w:sz w:val="24"/>
-          <w:szCs w:val="24"/>
-          <w:lang w:val="en-US"/>
-        </w:rPr>
-        <w:t>@types/jest</w:t>
-      </w:r>
-      <w:r>
-        <w:rPr>
-          <w:rFonts w:ascii="Arial" w:hAnsi="Arial" w:eastAsia="Arial" w:cs="Arial"/>
-          <w:noProof w:val="0"/>
-          <w:sz w:val="24"/>
-          <w:szCs w:val="24"/>
-          <w:lang w:val="en-US"/>
-        </w:rPr>
-        <w:t>.</w:t>
+        <w:pStyle w:val="Normal"/>
+        <w:suppressLineNumbers w:val="0"/>
+        <w:bidi w:val="0"/>
+        <w:spacing w:before="0" w:beforeAutospacing="off" w:after="0" w:afterAutospacing="off" w:line="240" w:lineRule="atLeast"/>
+        <w:ind w:left="0" w:right="0"/>
+        <w:jc w:val="left"/>
+        <w:rPr>
+          <w:rFonts w:ascii="Arial Nova" w:hAnsi="Arial Nova" w:eastAsia="Arial Nova" w:cs="Arial Nova"/>
+          <w:noProof w:val="0"/>
+          <w:sz w:val="24"/>
+          <w:szCs w:val="24"/>
+          <w:lang w:val="en-US"/>
+        </w:rPr>
+      </w:pPr>
+      <w:r>
+        <w:rPr>
+          <w:rFonts w:ascii="Arial Nova" w:hAnsi="Arial Nova" w:eastAsia="Arial Nova" w:cs="Arial Nova"/>
+          <w:noProof w:val="0"/>
+          <w:sz w:val="24"/>
+          <w:szCs w:val="24"/>
+          <w:lang w:val="en-US"/>
+        </w:rPr>
+        <w:t xml:space="preserve">We use Jest here to mock </w:t>
+      </w:r>
+      <w:r>
+        <w:rPr>
+          <w:rFonts w:ascii="Arial Nova" w:hAnsi="Arial Nova" w:eastAsia="Arial Nova" w:cs="Arial Nova"/>
+          <w:noProof w:val="0"/>
+          <w:sz w:val="24"/>
+          <w:szCs w:val="24"/>
+          <w:lang w:val="en-US"/>
+        </w:rPr>
+        <w:t>onSnapshot</w:t>
+      </w:r>
+      <w:r>
+        <w:rPr>
+          <w:rFonts w:ascii="Arial Nova" w:hAnsi="Arial Nova" w:eastAsia="Arial Nova" w:cs="Arial Nova"/>
+          <w:noProof w:val="0"/>
+          <w:sz w:val="24"/>
+          <w:szCs w:val="24"/>
+          <w:lang w:val="en-US"/>
+        </w:rPr>
+        <w:t xml:space="preserve"> listeners. This ensures that the mobile unit correctly reflects the status of devices as they change in the database, allowing the user to </w:t>
+      </w:r>
+      <w:r>
+        <w:rPr>
+          <w:rFonts w:ascii="Arial Nova" w:hAnsi="Arial Nova" w:eastAsia="Arial Nova" w:cs="Arial Nova"/>
+          <w:noProof w:val="0"/>
+          <w:sz w:val="24"/>
+          <w:szCs w:val="24"/>
+          <w:lang w:val="en-US"/>
+        </w:rPr>
+        <w:t>observe</w:t>
+      </w:r>
+      <w:r>
+        <w:rPr>
+          <w:rFonts w:ascii="Arial Nova" w:hAnsi="Arial Nova" w:eastAsia="Arial Nova" w:cs="Arial Nova"/>
+          <w:noProof w:val="0"/>
+          <w:sz w:val="24"/>
+          <w:szCs w:val="24"/>
+          <w:lang w:val="en-US"/>
+        </w:rPr>
+        <w:t xml:space="preserve"> the house remotely.</w:t>
       </w:r>
     </w:p>
     <w:p>
       <w:pPr>
-        <w:spacing w:before="240" w:beforeAutospacing="off" w:after="240" w:afterAutospacing="off"/>
-      </w:pPr>
-      <w:r>
-        <w:rPr>
-          <w:rFonts w:ascii="Arial" w:hAnsi="Arial" w:eastAsia="Arial" w:cs="Arial"/>
-          <w:noProof w:val="0"/>
-          <w:sz w:val="24"/>
-          <w:szCs w:val="24"/>
-          <w:lang w:val="en-US"/>
-        </w:rPr>
-        <w:t>jest.setup.ts</w:t>
-      </w:r>
-      <w:r>
-        <w:rPr>
-          <w:rFonts w:ascii="Arial" w:hAnsi="Arial" w:eastAsia="Arial" w:cs="Arial"/>
-          <w:noProof w:val="0"/>
-          <w:sz w:val="24"/>
-          <w:szCs w:val="24"/>
-          <w:lang w:val="en-US"/>
-        </w:rPr>
-        <w:t xml:space="preserve"> </w:t>
-      </w:r>
-      <w:r>
-        <w:rPr>
-          <w:rFonts w:ascii="Arial" w:hAnsi="Arial" w:eastAsia="Arial" w:cs="Arial"/>
-          <w:noProof w:val="0"/>
-          <w:sz w:val="24"/>
-          <w:szCs w:val="24"/>
-          <w:lang w:val="en-US"/>
-        </w:rPr>
-        <w:t xml:space="preserve">is used </w:t>
-      </w:r>
-      <w:r>
-        <w:rPr>
-          <w:rFonts w:ascii="Arial" w:hAnsi="Arial" w:eastAsia="Arial" w:cs="Arial"/>
-          <w:noProof w:val="0"/>
-          <w:sz w:val="24"/>
-          <w:szCs w:val="24"/>
-          <w:lang w:val="en-US"/>
-        </w:rPr>
-        <w:t xml:space="preserve">for environment setup and required mocks. </w:t>
-      </w:r>
-      <w:r>
-        <w:rPr>
-          <w:rFonts w:ascii="Arial" w:hAnsi="Arial" w:eastAsia="Arial" w:cs="Arial"/>
-          <w:noProof w:val="0"/>
-          <w:sz w:val="24"/>
-          <w:szCs w:val="24"/>
-          <w:lang w:val="en-US"/>
-        </w:rPr>
-        <w:t xml:space="preserve">Test files </w:t>
-      </w:r>
-      <w:r>
-        <w:rPr>
-          <w:rFonts w:ascii="Arial" w:hAnsi="Arial" w:eastAsia="Arial" w:cs="Arial"/>
-          <w:noProof w:val="0"/>
-          <w:sz w:val="24"/>
-          <w:szCs w:val="24"/>
-          <w:lang w:val="en-US"/>
-        </w:rPr>
-        <w:t>located</w:t>
-      </w:r>
-      <w:r>
-        <w:rPr>
-          <w:rFonts w:ascii="Arial" w:hAnsi="Arial" w:eastAsia="Arial" w:cs="Arial"/>
-          <w:noProof w:val="0"/>
-          <w:sz w:val="24"/>
-          <w:szCs w:val="24"/>
-          <w:lang w:val="en-US"/>
-        </w:rPr>
-        <w:t xml:space="preserve"> in the </w:t>
-      </w:r>
-      <w:r>
-        <w:rPr>
-          <w:rFonts w:ascii="Arial" w:hAnsi="Arial" w:eastAsia="Arial" w:cs="Arial"/>
-          <w:noProof w:val="0"/>
-          <w:sz w:val="24"/>
-          <w:szCs w:val="24"/>
-          <w:lang w:val="en-US"/>
-        </w:rPr>
-        <w:t>__</w:t>
-      </w:r>
-      <w:r>
-        <w:rPr>
-          <w:rFonts w:ascii="Arial" w:hAnsi="Arial" w:eastAsia="Arial" w:cs="Arial"/>
-          <w:b w:val="0"/>
-          <w:bCs w:val="0"/>
-          <w:noProof w:val="0"/>
-          <w:sz w:val="24"/>
-          <w:szCs w:val="24"/>
-          <w:lang w:val="en-US"/>
-        </w:rPr>
-        <w:t>tests</w:t>
-      </w:r>
-      <w:r>
-        <w:rPr>
-          <w:rFonts w:ascii="Arial" w:hAnsi="Arial" w:eastAsia="Arial" w:cs="Arial"/>
-          <w:b w:val="0"/>
-          <w:bCs w:val="0"/>
-          <w:noProof w:val="0"/>
-          <w:sz w:val="24"/>
-          <w:szCs w:val="24"/>
-          <w:lang w:val="en-US"/>
-        </w:rPr>
-        <w:t xml:space="preserve">__ </w:t>
-      </w:r>
-      <w:r>
-        <w:rPr>
-          <w:rFonts w:ascii="Arial" w:hAnsi="Arial" w:eastAsia="Arial" w:cs="Arial"/>
-          <w:b w:val="0"/>
-          <w:bCs w:val="0"/>
-          <w:noProof w:val="0"/>
-          <w:sz w:val="24"/>
-          <w:szCs w:val="24"/>
-          <w:lang w:val="en-US"/>
-        </w:rPr>
-        <w:t xml:space="preserve">directory. </w:t>
-      </w:r>
-      <w:r>
-        <w:rPr>
-          <w:rFonts w:ascii="Arial" w:hAnsi="Arial" w:eastAsia="Arial" w:cs="Arial"/>
-          <w:noProof w:val="0"/>
-          <w:sz w:val="24"/>
-          <w:szCs w:val="24"/>
-          <w:lang w:val="en-US"/>
-        </w:rPr>
-        <w:t>The testing environment is isolated from production configuration files</w:t>
-      </w:r>
-      <w:r>
-        <w:rPr>
-          <w:rFonts w:ascii="Arial" w:hAnsi="Arial" w:eastAsia="Arial" w:cs="Arial"/>
-          <w:noProof w:val="0"/>
-          <w:sz w:val="24"/>
-          <w:szCs w:val="24"/>
-          <w:lang w:val="en-US"/>
-        </w:rPr>
-        <w:t>.</w:t>
-      </w:r>
+        <w:pStyle w:val="Normal"/>
+        <w:suppressLineNumbers w:val="0"/>
+        <w:bidi w:val="0"/>
+        <w:spacing w:before="0" w:beforeAutospacing="off" w:after="0" w:afterAutospacing="off" w:line="240" w:lineRule="atLeast"/>
+        <w:ind w:left="0" w:right="0"/>
+        <w:jc w:val="left"/>
+        <w:rPr>
+          <w:rFonts w:ascii="Arial Nova" w:hAnsi="Arial Nova" w:eastAsia="Arial Nova" w:cs="Arial Nova"/>
+          <w:noProof w:val="0"/>
+          <w:sz w:val="24"/>
+          <w:szCs w:val="24"/>
+          <w:lang w:val="en-US"/>
+        </w:rPr>
+      </w:pPr>
     </w:p>
     <w:p>
       <w:pPr>
         <w:pStyle w:val="Normal"/>
-        <w:rPr>
-          <w:rFonts w:ascii="Arial" w:hAnsi="Arial" w:eastAsia="Arial" w:cs="Arial"/>
-          <w:noProof w:val="0"/>
-          <w:sz w:val="24"/>
-          <w:szCs w:val="24"/>
-          <w:lang w:val="en-US"/>
-        </w:rPr>
-      </w:pPr>
+        <w:suppressLineNumbers w:val="0"/>
+        <w:bidi w:val="0"/>
+        <w:spacing w:before="0" w:beforeAutospacing="off" w:after="0" w:afterAutospacing="off" w:line="240" w:lineRule="atLeast"/>
+        <w:ind w:left="0" w:right="0"/>
+        <w:jc w:val="left"/>
+        <w:rPr>
+          <w:rFonts w:ascii="Arial Nova" w:hAnsi="Arial Nova" w:eastAsia="Arial Nova" w:cs="Arial Nova"/>
+          <w:noProof w:val="0"/>
+          <w:sz w:val="24"/>
+          <w:szCs w:val="24"/>
+          <w:lang w:val="en-US"/>
+        </w:rPr>
+      </w:pPr>
+      <w:r>
+        <w:rPr>
+          <w:rFonts w:ascii="Arial Nova" w:hAnsi="Arial Nova" w:eastAsia="Arial Nova" w:cs="Arial Nova"/>
+          <w:noProof w:val="0"/>
+          <w:sz w:val="24"/>
+          <w:szCs w:val="24"/>
+          <w:lang w:val="en-US"/>
+        </w:rPr>
+        <w:t>We also test the control aspect of the project by verifying that toggling a switch in our React Native UI sends the correct update command like turning a light "off" to the database</w:t>
+      </w:r>
+      <w:r>
+        <w:rPr>
+          <w:rFonts w:ascii="Arial Nova" w:hAnsi="Arial Nova" w:eastAsia="Arial Nova" w:cs="Arial Nova"/>
+          <w:noProof w:val="0"/>
+          <w:sz w:val="24"/>
+          <w:szCs w:val="24"/>
+          <w:lang w:val="en-US"/>
+        </w:rPr>
+        <w:t xml:space="preserve">. </w:t>
+      </w:r>
+      <w:r>
+        <w:rPr>
+          <w:rFonts w:ascii="Arial Nova" w:hAnsi="Arial Nova" w:eastAsia="Arial Nova" w:cs="Arial Nova"/>
+          <w:noProof w:val="0"/>
+          <w:sz w:val="24"/>
+          <w:szCs w:val="24"/>
+          <w:lang w:val="en-US"/>
+        </w:rPr>
+        <w:t>For the error handling, we test how the app reacts to missing device configurations or database permission errors.</w:t>
+      </w:r>
     </w:p>
     <w:p>
       <w:pPr>
         <w:pStyle w:val="Normal"/>
-        <w:rPr>
-          <w:rFonts w:ascii="Arial" w:hAnsi="Arial" w:eastAsia="Arial" w:cs="Arial"/>
-          <w:noProof w:val="0"/>
-          <w:sz w:val="24"/>
-          <w:szCs w:val="24"/>
-          <w:lang w:val="en-US"/>
-        </w:rPr>
-      </w:pPr>
-    </w:p>
-    <w:p>
-      <w:pPr>
-        <w:pStyle w:val="Normal"/>
-        <w:rPr>
-          <w:sz w:val="24"/>
-          <w:szCs w:val="24"/>
+        <w:suppressLineNumbers w:val="0"/>
+        <w:bidi w:val="0"/>
+        <w:spacing w:before="0" w:beforeAutospacing="off" w:after="0" w:afterAutospacing="off" w:line="240" w:lineRule="atLeast"/>
+        <w:ind w:left="0" w:right="0"/>
+        <w:jc w:val="center"/>
+        <w:rPr>
+          <w:rFonts w:ascii="Arial Nova" w:hAnsi="Arial Nova" w:eastAsia="Arial Nova" w:cs="Arial Nova"/>
+          <w:noProof w:val="0"/>
+          <w:sz w:val="24"/>
+          <w:szCs w:val="24"/>
+          <w:lang w:val="en-US"/>
         </w:rPr>
       </w:pPr>
     </w:p>
@@ -1340,16 +2775,89 @@
         <w:pStyle w:val="Normal"/>
         <w:jc w:val="center"/>
         <w:rPr>
-          <w:sz w:val="24"/>
-          <w:szCs w:val="24"/>
+          <w:rFonts w:ascii="Arial Nova" w:hAnsi="Arial Nova" w:eastAsia="Arial Nova" w:cs="Arial Nova"/>
+          <w:sz w:val="24"/>
+          <w:szCs w:val="24"/>
+        </w:rPr>
+      </w:pPr>
+    </w:p>
+    <w:p xmlns:wp14="http://schemas.microsoft.com/office/word/2010/wordml" wp14:textId="300A7584">
+      <w:pPr>
+        <w:bidi w:val="0"/>
+        <w:rPr>
+          <w:rFonts w:ascii="Arial Nova" w:hAnsi="Arial Nova" w:eastAsia="Arial Nova" w:cs="Arial Nova"/>
+        </w:rPr>
+      </w:pPr>
+      <w:r>
+        <w:rPr>
+          <w:rFonts w:ascii="Arial Nova" w:hAnsi="Arial Nova" w:eastAsia="Arial Nova" w:cs="Arial Nova"/>
+        </w:rPr>
+        <w:br w:type="page"/>
+      </w:r>
+    </w:p>
+    <w:bookmarkEnd w:id="0"/>
+    <w:bookmarkEnd w:id="1"/>
+    <w:p>
+      <w:pPr>
+        <w:pStyle w:val="Rubrik1"/>
+        <w:bidi w:val="0"/>
+        <w:jc w:val="left"/>
+        <w:rPr>
+          <w:rFonts w:ascii="Arial Nova" w:hAnsi="Arial Nova" w:eastAsia="Arial Nova" w:cs="Arial Nova"/>
+          <w:b w:val="1"/>
+          <w:bCs w:val="1"/>
+          <w:noProof w:val="0"/>
+          <w:lang w:val="en-US"/>
+        </w:rPr>
+      </w:pPr>
+      <w:bookmarkStart w:name="_Toc127563185" w:id="1722009408"/>
+      <w:r>
+        <w:rPr>
+          <w:rFonts w:ascii="Arial Nova" w:hAnsi="Arial Nova" w:eastAsia="Arial Nova" w:cs="Arial Nova"/>
+          <w:b w:val="1"/>
+          <w:bCs w:val="1"/>
+          <w:noProof w:val="0"/>
+          <w:lang w:val="en-US"/>
+        </w:rPr>
+        <w:t>Figures</w:t>
+      </w:r>
+      <w:bookmarkEnd w:id="1722009408"/>
+    </w:p>
+    <w:p>
+      <w:pPr>
+        <w:pStyle w:val="Rubrik2"/>
+        <w:bidi w:val="0"/>
+        <w:rPr>
+          <w:noProof w:val="0"/>
+          <w:lang w:val="en-US"/>
+        </w:rPr>
+      </w:pPr>
+      <w:bookmarkStart w:name="_Toc418919737" w:id="1393914294"/>
+      <w:r>
+        <w:rPr>
+          <w:noProof w:val="0"/>
+          <w:lang w:val="en-US"/>
+        </w:rPr>
+        <w:t>Mobile</w:t>
+      </w:r>
+      <w:bookmarkEnd w:id="1393914294"/>
+    </w:p>
+    <w:p>
+      <w:pPr>
+        <w:pStyle w:val="Normal"/>
+        <w:spacing w:before="0" w:beforeAutospacing="off" w:after="0" w:afterAutospacing="off" w:line="240" w:lineRule="atLeast"/>
+        <w:ind w:left="0" w:right="0"/>
+        <w:jc w:val="center"/>
+        <w:rPr>
+          <w:rFonts w:ascii="Arial Nova" w:hAnsi="Arial Nova" w:eastAsia="Arial Nova" w:cs="Arial Nova"/>
         </w:rPr>
       </w:pPr>
       <w:r>
         <w:drawing>
-          <wp:inline wp14:editId="76407878" wp14:anchorId="3FE0C5A2">
-            <wp:extent cx="3353268" cy="1095528"/>
+          <wp:inline wp14:editId="54E5A582" wp14:anchorId="772A696C">
+            <wp:extent cx="1828800" cy="5915071"/>
             <wp:effectExtent l="0" t="0" r="0" b="0"/>
-            <wp:docPr id="564348782" name="drawing"/>
+            <wp:docPr id="735160938" name="drawing"/>
             <wp:cNvGraphicFramePr>
               <a:graphicFrameLocks noChangeAspect="1"/>
             </wp:cNvGraphicFramePr>
@@ -1357,11 +2865,394 @@
               <a:graphicData xmlns:a="http://schemas.openxmlformats.org/drawingml/2006/main" uri="http://schemas.openxmlformats.org/drawingml/2006/picture">
                 <pic:pic xmlns:pic="http://schemas.openxmlformats.org/drawingml/2006/picture">
                   <pic:nvPicPr>
-                    <pic:cNvPr id="564348782" name="Picture 564348782"/>
+                    <pic:cNvPr id="693334891" name="Picture 693334891"/>
                     <pic:cNvPicPr/>
                   </pic:nvPicPr>
                   <pic:blipFill>
-                    <a:blip xmlns:r="http://schemas.openxmlformats.org/officeDocument/2006/relationships" r:embed="rId1474793448">
+                    <a:blip xmlns:r="http://schemas.openxmlformats.org/officeDocument/2006/relationships" r:embed="rId623902798">
+                      <a:extLst>
+                        <a:ext uri="{28A0092B-C50C-407E-A947-70E740481C1C}">
+                          <a14:useLocalDpi xmlns:a14="http://schemas.microsoft.com/office/drawing/2010/main"/>
+                        </a:ext>
+                      </a:extLst>
+                    </a:blip>
+                    <a:srcRect l="0" t="480" r="0" b="0"/>
+                    <a:stretch>
+                      <a:fillRect/>
+                    </a:stretch>
+                  </pic:blipFill>
+                  <pic:spPr>
+                    <a:xfrm rot="0">
+                      <a:off x="0" y="0"/>
+                      <a:ext cx="1828800" cy="5915071"/>
+                    </a:xfrm>
+                    <a:prstGeom prst="rect">
+                      <a:avLst/>
+                    </a:prstGeom>
+                  </pic:spPr>
+                </pic:pic>
+              </a:graphicData>
+            </a:graphic>
+          </wp:inline>
+        </w:drawing>
+      </w:r>
+    </w:p>
+    <w:p>
+      <w:pPr>
+        <w:pStyle w:val="Rubrik4"/>
+        <w:bidi w:val="0"/>
+        <w:jc w:val="center"/>
+        <w:rPr>
+          <w:rFonts w:ascii="Arial Nova" w:hAnsi="Arial Nova" w:eastAsia="Arial Nova" w:cs="Arial Nova"/>
+          <w:noProof w:val="0"/>
+          <w:sz w:val="24"/>
+          <w:szCs w:val="24"/>
+          <w:lang w:val="en-US"/>
+        </w:rPr>
+      </w:pPr>
+      <w:bookmarkStart w:name="_Toc1590330126" w:id="1977531402"/>
+      <w:r>
+        <w:rPr>
+          <w:rFonts w:ascii="Arial Nova" w:hAnsi="Arial Nova" w:eastAsia="Arial Nova" w:cs="Arial Nova"/>
+          <w:noProof w:val="0"/>
+          <w:sz w:val="24"/>
+          <w:szCs w:val="24"/>
+          <w:lang w:val="en-US"/>
+        </w:rPr>
+        <w:t xml:space="preserve">Figure 1: </w:t>
+      </w:r>
+      <w:r>
+        <w:rPr>
+          <w:rFonts w:ascii="Arial Nova" w:hAnsi="Arial Nova" w:eastAsia="Arial Nova" w:cs="Arial Nova"/>
+          <w:noProof w:val="0"/>
+          <w:sz w:val="24"/>
+          <w:szCs w:val="24"/>
+          <w:lang w:val="en-US"/>
+        </w:rPr>
+        <w:t>Mobile</w:t>
+      </w:r>
+      <w:r>
+        <w:rPr>
+          <w:rFonts w:ascii="Arial Nova" w:hAnsi="Arial Nova" w:eastAsia="Arial Nova" w:cs="Arial Nova"/>
+          <w:noProof w:val="0"/>
+          <w:sz w:val="24"/>
+          <w:szCs w:val="24"/>
+          <w:lang w:val="en-US"/>
+        </w:rPr>
+        <w:t xml:space="preserve"> </w:t>
+      </w:r>
+      <w:r>
+        <w:rPr>
+          <w:rFonts w:ascii="Arial Nova" w:hAnsi="Arial Nova" w:eastAsia="Arial Nova" w:cs="Arial Nova"/>
+          <w:noProof w:val="0"/>
+          <w:sz w:val="24"/>
+          <w:szCs w:val="24"/>
+          <w:lang w:val="en-US"/>
+        </w:rPr>
+        <w:t>Test</w:t>
+      </w:r>
+      <w:r>
+        <w:rPr>
+          <w:rFonts w:ascii="Arial Nova" w:hAnsi="Arial Nova" w:eastAsia="Arial Nova" w:cs="Arial Nova"/>
+          <w:noProof w:val="0"/>
+          <w:sz w:val="24"/>
+          <w:szCs w:val="24"/>
+          <w:lang w:val="en-US"/>
+        </w:rPr>
+        <w:t>ing</w:t>
+      </w:r>
+      <w:r>
+        <w:rPr>
+          <w:rFonts w:ascii="Arial Nova" w:hAnsi="Arial Nova" w:eastAsia="Arial Nova" w:cs="Arial Nova"/>
+          <w:noProof w:val="0"/>
+          <w:sz w:val="24"/>
+          <w:szCs w:val="24"/>
+          <w:lang w:val="en-US"/>
+        </w:rPr>
+        <w:t xml:space="preserve"> Structure </w:t>
+      </w:r>
+      <w:r>
+        <w:rPr>
+          <w:rFonts w:ascii="Arial Nova" w:hAnsi="Arial Nova" w:eastAsia="Arial Nova" w:cs="Arial Nova"/>
+          <w:noProof w:val="0"/>
+          <w:sz w:val="24"/>
+          <w:szCs w:val="24"/>
+          <w:lang w:val="en-US"/>
+        </w:rPr>
+        <w:t>in</w:t>
+      </w:r>
+      <w:r>
+        <w:rPr>
+          <w:rFonts w:ascii="Arial Nova" w:hAnsi="Arial Nova" w:eastAsia="Arial Nova" w:cs="Arial Nova"/>
+          <w:noProof w:val="0"/>
+          <w:sz w:val="24"/>
+          <w:szCs w:val="24"/>
+          <w:lang w:val="en-US"/>
+        </w:rPr>
+        <w:t xml:space="preserve"> </w:t>
+      </w:r>
+      <w:r>
+        <w:rPr>
+          <w:rFonts w:ascii="Arial Nova" w:hAnsi="Arial Nova" w:eastAsia="Arial Nova" w:cs="Arial Nova"/>
+          <w:noProof w:val="0"/>
+          <w:sz w:val="24"/>
+          <w:szCs w:val="24"/>
+          <w:lang w:val="en-US"/>
+        </w:rPr>
+        <w:t>Visual Studio Code</w:t>
+      </w:r>
+      <w:bookmarkEnd w:id="1977531402"/>
+    </w:p>
+    <w:p>
+      <w:pPr>
+        <w:pStyle w:val="Normal"/>
+        <w:suppressLineNumbers w:val="0"/>
+        <w:bidi w:val="0"/>
+        <w:spacing w:before="0" w:beforeAutospacing="off" w:after="0" w:afterAutospacing="off" w:line="240" w:lineRule="atLeast"/>
+        <w:ind w:left="0" w:right="0"/>
+        <w:jc w:val="center"/>
+        <w:rPr>
+          <w:rFonts w:ascii="Arial Nova" w:hAnsi="Arial Nova" w:eastAsia="Arial Nova" w:cs="Arial Nova"/>
+          <w:noProof w:val="0"/>
+          <w:sz w:val="24"/>
+          <w:szCs w:val="24"/>
+          <w:lang w:val="en-US"/>
+        </w:rPr>
+      </w:pPr>
+    </w:p>
+    <w:p>
+      <w:pPr>
+        <w:pStyle w:val="Normal"/>
+        <w:suppressLineNumbers w:val="0"/>
+        <w:bidi w:val="0"/>
+        <w:spacing w:before="0" w:beforeAutospacing="off" w:after="0" w:afterAutospacing="off" w:line="240" w:lineRule="atLeast"/>
+        <w:ind w:left="0" w:right="0"/>
+        <w:jc w:val="center"/>
+        <w:rPr>
+          <w:rFonts w:ascii="Arial Nova" w:hAnsi="Arial Nova" w:eastAsia="Arial Nova" w:cs="Arial Nova"/>
+          <w:noProof w:val="0"/>
+          <w:sz w:val="24"/>
+          <w:szCs w:val="24"/>
+          <w:lang w:val="en-US"/>
+        </w:rPr>
+      </w:pPr>
+    </w:p>
+    <w:p>
+      <w:pPr>
+        <w:pStyle w:val="Normal"/>
+        <w:suppressLineNumbers w:val="0"/>
+        <w:bidi w:val="0"/>
+        <w:spacing w:before="0" w:beforeAutospacing="off" w:after="0" w:afterAutospacing="off" w:line="240" w:lineRule="atLeast"/>
+        <w:ind w:left="0" w:right="0"/>
+        <w:jc w:val="center"/>
+        <w:rPr>
+          <w:rFonts w:ascii="Arial Nova" w:hAnsi="Arial Nova" w:eastAsia="Arial Nova" w:cs="Arial Nova"/>
+          <w:noProof w:val="0"/>
+          <w:sz w:val="24"/>
+          <w:szCs w:val="24"/>
+          <w:lang w:val="en-US"/>
+        </w:rPr>
+      </w:pPr>
+    </w:p>
+    <w:p>
+      <w:pPr>
+        <w:pStyle w:val="Normal"/>
+        <w:suppressLineNumbers w:val="0"/>
+        <w:bidi w:val="0"/>
+        <w:spacing w:before="0" w:beforeAutospacing="off" w:after="0" w:afterAutospacing="off" w:line="240" w:lineRule="atLeast"/>
+        <w:ind w:left="0" w:right="0"/>
+        <w:jc w:val="center"/>
+        <w:rPr>
+          <w:rFonts w:ascii="Arial Nova" w:hAnsi="Arial Nova" w:eastAsia="Arial Nova" w:cs="Arial Nova"/>
+          <w:noProof w:val="0"/>
+          <w:sz w:val="24"/>
+          <w:szCs w:val="24"/>
+          <w:lang w:val="en-US"/>
+        </w:rPr>
+      </w:pPr>
+    </w:p>
+    <w:p>
+      <w:pPr>
+        <w:pStyle w:val="Normal"/>
+        <w:suppressLineNumbers w:val="0"/>
+        <w:bidi w:val="0"/>
+        <w:spacing w:before="0" w:beforeAutospacing="off" w:after="0" w:afterAutospacing="off" w:line="240" w:lineRule="atLeast"/>
+        <w:ind w:left="0" w:right="0"/>
+        <w:jc w:val="center"/>
+        <w:rPr>
+          <w:rFonts w:ascii="Arial Nova" w:hAnsi="Arial Nova" w:eastAsia="Arial Nova" w:cs="Arial Nova"/>
+          <w:noProof w:val="0"/>
+          <w:sz w:val="24"/>
+          <w:szCs w:val="24"/>
+          <w:lang w:val="en-US"/>
+        </w:rPr>
+      </w:pPr>
+    </w:p>
+    <w:p>
+      <w:pPr>
+        <w:pStyle w:val="Normal"/>
+        <w:suppressLineNumbers w:val="0"/>
+        <w:bidi w:val="0"/>
+        <w:spacing w:before="0" w:beforeAutospacing="off" w:after="0" w:afterAutospacing="off" w:line="240" w:lineRule="atLeast"/>
+        <w:ind w:left="0" w:right="0"/>
+        <w:jc w:val="center"/>
+        <w:rPr>
+          <w:rFonts w:ascii="Arial Nova" w:hAnsi="Arial Nova" w:eastAsia="Arial Nova" w:cs="Arial Nova"/>
+          <w:noProof w:val="0"/>
+          <w:sz w:val="24"/>
+          <w:szCs w:val="24"/>
+          <w:lang w:val="en-US"/>
+        </w:rPr>
+      </w:pPr>
+    </w:p>
+    <w:p>
+      <w:pPr>
+        <w:pStyle w:val="Normal"/>
+        <w:suppressLineNumbers w:val="0"/>
+        <w:bidi w:val="0"/>
+        <w:spacing w:before="0" w:beforeAutospacing="off" w:after="0" w:afterAutospacing="off" w:line="240" w:lineRule="atLeast"/>
+        <w:ind w:left="0" w:right="0"/>
+        <w:jc w:val="center"/>
+        <w:rPr>
+          <w:rFonts w:ascii="Arial Nova" w:hAnsi="Arial Nova" w:eastAsia="Arial Nova" w:cs="Arial Nova"/>
+          <w:noProof w:val="0"/>
+          <w:sz w:val="24"/>
+          <w:szCs w:val="24"/>
+          <w:lang w:val="en-US"/>
+        </w:rPr>
+      </w:pPr>
+    </w:p>
+    <w:p>
+      <w:pPr>
+        <w:pStyle w:val="Rubrik4"/>
+        <w:jc w:val="center"/>
+        <w:rPr>
+          <w:rFonts w:ascii="Arial Nova" w:hAnsi="Arial Nova" w:eastAsia="Arial Nova" w:cs="Arial Nova"/>
+          <w:noProof w:val="0"/>
+          <w:sz w:val="24"/>
+          <w:szCs w:val="24"/>
+          <w:lang w:val="en-US"/>
+        </w:rPr>
+      </w:pPr>
+      <w:bookmarkStart w:name="_Toc474802391" w:id="1516091978"/>
+      <w:r>
+        <w:drawing>
+          <wp:inline wp14:editId="0B4B1825" wp14:anchorId="0063A381">
+            <wp:extent cx="5943600" cy="4381542"/>
+            <wp:effectExtent l="0" t="0" r="0" b="0"/>
+            <wp:docPr id="1033204575" name="drawing"/>
+            <wp:cNvGraphicFramePr>
+              <a:graphicFrameLocks noChangeAspect="1"/>
+            </wp:cNvGraphicFramePr>
+            <a:graphic>
+              <a:graphicData xmlns:a="http://schemas.openxmlformats.org/drawingml/2006/main" uri="http://schemas.openxmlformats.org/drawingml/2006/picture">
+                <pic:pic xmlns:pic="http://schemas.openxmlformats.org/drawingml/2006/picture">
+                  <pic:nvPicPr>
+                    <pic:cNvPr id="1033204575" name="Picture 1033204575"/>
+                    <pic:cNvPicPr/>
+                  </pic:nvPicPr>
+                  <pic:blipFill>
+                    <a:blip xmlns:r="http://schemas.openxmlformats.org/officeDocument/2006/relationships" r:embed="rId409745919">
+                      <a:extLst>
+                        <a:ext uri="{28A0092B-C50C-407E-A947-70E740481C1C}">
+                          <a14:useLocalDpi xmlns:a14="http://schemas.microsoft.com/office/drawing/2010/main"/>
+                        </a:ext>
+                      </a:extLst>
+                    </a:blip>
+                    <a:srcRect l="0" t="0" r="0" b="647"/>
+                    <a:stretch>
+                      <a:fillRect/>
+                    </a:stretch>
+                  </pic:blipFill>
+                  <pic:spPr>
+                    <a:xfrm rot="0">
+                      <a:off x="0" y="0"/>
+                      <a:ext cx="5943600" cy="4381542"/>
+                    </a:xfrm>
+                    <a:prstGeom prst="rect">
+                      <a:avLst/>
+                    </a:prstGeom>
+                  </pic:spPr>
+                </pic:pic>
+              </a:graphicData>
+            </a:graphic>
+          </wp:inline>
+        </w:drawing>
+      </w:r>
+      <w:r>
+        <w:rPr>
+          <w:rFonts w:ascii="Arial Nova" w:hAnsi="Arial Nova" w:eastAsia="Arial Nova" w:cs="Arial Nova"/>
+          <w:noProof w:val="0"/>
+          <w:sz w:val="24"/>
+          <w:szCs w:val="24"/>
+          <w:lang w:val="en-US"/>
+        </w:rPr>
+        <w:t xml:space="preserve">Figure 2: </w:t>
+      </w:r>
+      <w:r>
+        <w:rPr>
+          <w:rFonts w:ascii="Arial Nova" w:hAnsi="Arial Nova" w:eastAsia="Arial Nova" w:cs="Arial Nova"/>
+          <w:noProof w:val="0"/>
+          <w:sz w:val="24"/>
+          <w:szCs w:val="24"/>
+          <w:lang w:val="en-US"/>
+        </w:rPr>
+        <w:t xml:space="preserve">Mobile </w:t>
+      </w:r>
+      <w:r>
+        <w:rPr>
+          <w:rFonts w:ascii="Arial Nova" w:hAnsi="Arial Nova" w:eastAsia="Arial Nova" w:cs="Arial Nova"/>
+          <w:noProof w:val="0"/>
+          <w:sz w:val="24"/>
+          <w:szCs w:val="24"/>
+          <w:lang w:val="en-US"/>
+        </w:rPr>
+        <w:t>Total Tests</w:t>
+      </w:r>
+      <w:bookmarkEnd w:id="1516091978"/>
+      <w:r>
+        <w:rPr>
+          <w:rFonts w:ascii="Arial Nova" w:hAnsi="Arial Nova" w:eastAsia="Arial Nova" w:cs="Arial Nova"/>
+          <w:noProof w:val="0"/>
+          <w:sz w:val="24"/>
+          <w:szCs w:val="24"/>
+          <w:lang w:val="en-US"/>
+        </w:rPr>
+        <w:t xml:space="preserve"> </w:t>
+      </w:r>
+    </w:p>
+    <w:p>
+      <w:pPr>
+        <w:pStyle w:val="Rubrik4"/>
+        <w:bidi w:val="0"/>
+        <w:jc w:val="center"/>
+        <w:rPr>
+          <w:rFonts w:ascii="Arial Nova" w:hAnsi="Arial Nova" w:eastAsia="Arial Nova" w:cs="Arial Nova"/>
+          <w:noProof w:val="0"/>
+          <w:sz w:val="24"/>
+          <w:szCs w:val="24"/>
+          <w:lang w:val="en-US"/>
+        </w:rPr>
+      </w:pPr>
+      <w:bookmarkStart w:name="_Toc1251019141" w:id="1140534762"/>
+      <w:r>
+        <w:drawing>
+          <wp:inline wp14:editId="65C15A2E" wp14:anchorId="404826F8">
+            <wp:extent cx="5943600" cy="3219450"/>
+            <wp:effectExtent l="0" t="0" r="0" b="0"/>
+            <wp:docPr id="1113474374" name="drawing"/>
+            <wp:cNvGraphicFramePr>
+              <a:graphicFrameLocks noChangeAspect="1"/>
+            </wp:cNvGraphicFramePr>
+            <a:graphic>
+              <a:graphicData xmlns:a="http://schemas.openxmlformats.org/drawingml/2006/main" uri="http://schemas.openxmlformats.org/drawingml/2006/picture">
+                <pic:pic xmlns:pic="http://schemas.openxmlformats.org/drawingml/2006/picture">
+                  <pic:nvPicPr>
+                    <pic:cNvPr id="1113474374" name="Picture 1113474374"/>
+                    <pic:cNvPicPr/>
+                  </pic:nvPicPr>
+                  <pic:blipFill>
+                    <a:blip xmlns:r="http://schemas.openxmlformats.org/officeDocument/2006/relationships" r:embed="rId325522948">
                       <a:extLst>
                         <a:ext uri="{28A0092B-C50C-407E-A947-70E740481C1C}">
                           <a14:useLocalDpi xmlns:a14="http://schemas.microsoft.com/office/drawing/2010/main"/>
@@ -1375,7 +3266,7 @@
                   <pic:spPr>
                     <a:xfrm>
                       <a:off x="0" y="0"/>
-                      <a:ext cx="3353268" cy="1095528"/>
+                      <a:ext cx="5943600" cy="3219450"/>
                     </a:xfrm>
                     <a:prstGeom prst="rect">
                       <a:avLst/>
@@ -1387,1176 +3278,318 @@
           </wp:inline>
         </w:drawing>
       </w:r>
-    </w:p>
-    <w:p>
-      <w:pPr>
-        <w:pStyle w:val="Normal"/>
-        <w:jc w:val="center"/>
-        <w:rPr>
-          <w:sz w:val="24"/>
-          <w:szCs w:val="24"/>
-        </w:rPr>
-      </w:pPr>
-      <w:r>
-        <w:rPr>
-          <w:sz w:val="24"/>
-          <w:szCs w:val="24"/>
-        </w:rPr>
-        <w:t>Figure 1: Test Files &amp; File Structure</w:t>
-      </w:r>
-    </w:p>
-    <w:p>
-      <w:pPr>
-        <w:pStyle w:val="Normal"/>
-        <w:rPr>
-          <w:rFonts w:ascii="Arial" w:hAnsi="Arial" w:eastAsia="Arial" w:cs="Arial"/>
-          <w:noProof w:val="0"/>
-          <w:sz w:val="24"/>
-          <w:szCs w:val="24"/>
-          <w:lang w:val="en-US"/>
-        </w:rPr>
-      </w:pPr>
-    </w:p>
-    <w:p>
-      <w:pPr>
-        <w:pStyle w:val="Rubrik2"/>
-        <w:rPr>
-          <w:rFonts w:ascii="Arial" w:hAnsi="Arial" w:eastAsia="Arial" w:cs="Arial"/>
-          <w:noProof w:val="0"/>
-          <w:sz w:val="24"/>
-          <w:szCs w:val="24"/>
-          <w:lang w:val="en-US"/>
-        </w:rPr>
-      </w:pPr>
-      <w:r>
-        <w:rPr>
-          <w:rFonts w:ascii="Arial" w:hAnsi="Arial" w:eastAsia="Arial" w:cs="Arial"/>
-          <w:noProof w:val="0"/>
-          <w:sz w:val="24"/>
-          <w:szCs w:val="24"/>
-          <w:lang w:val="en-US"/>
-        </w:rPr>
-        <w:t>Verification &amp; Validation (V&amp;V)</w:t>
-      </w:r>
-    </w:p>
-    <w:p>
-      <w:pPr>
-        <w:spacing w:before="240" w:beforeAutospacing="off" w:after="240" w:afterAutospacing="off"/>
-        <w:rPr>
-          <w:rFonts w:ascii="Arial" w:hAnsi="Arial" w:eastAsia="Arial" w:cs="Arial"/>
-          <w:noProof w:val="0"/>
-          <w:sz w:val="24"/>
-          <w:szCs w:val="24"/>
-          <w:lang w:val="en-US"/>
-        </w:rPr>
-      </w:pPr>
-      <w:r>
-        <w:rPr>
-          <w:rFonts w:ascii="Arial" w:hAnsi="Arial" w:eastAsia="Arial" w:cs="Arial"/>
-          <w:noProof w:val="0"/>
-          <w:sz w:val="24"/>
-          <w:szCs w:val="24"/>
-          <w:lang w:val="en-US"/>
-        </w:rPr>
-        <w:t xml:space="preserve">For the verification part, we will use </w:t>
-      </w:r>
-      <w:r>
-        <w:rPr>
-          <w:rFonts w:ascii="Arial" w:hAnsi="Arial" w:eastAsia="Arial" w:cs="Arial"/>
-          <w:noProof w:val="0"/>
-          <w:sz w:val="24"/>
-          <w:szCs w:val="24"/>
-          <w:lang w:val="en-US"/>
-        </w:rPr>
-        <w:t xml:space="preserve">the </w:t>
-      </w:r>
-      <w:r>
-        <w:rPr>
-          <w:rFonts w:ascii="Arial" w:hAnsi="Arial" w:eastAsia="Arial" w:cs="Arial"/>
-          <w:noProof w:val="0"/>
-          <w:sz w:val="24"/>
-          <w:szCs w:val="24"/>
-          <w:lang w:val="en-US"/>
-        </w:rPr>
-        <w:t xml:space="preserve">Jest </w:t>
-      </w:r>
-      <w:r>
-        <w:rPr>
-          <w:rFonts w:ascii="Arial" w:hAnsi="Arial" w:eastAsia="Arial" w:cs="Arial"/>
-          <w:noProof w:val="0"/>
-          <w:sz w:val="24"/>
-          <w:szCs w:val="24"/>
-          <w:lang w:val="en-US"/>
-        </w:rPr>
-        <w:t xml:space="preserve">UI/Unit Test Framework </w:t>
-      </w:r>
-      <w:r>
-        <w:rPr>
-          <w:rFonts w:ascii="Arial" w:hAnsi="Arial" w:eastAsia="Arial" w:cs="Arial"/>
-          <w:noProof w:val="0"/>
-          <w:sz w:val="24"/>
-          <w:szCs w:val="24"/>
-          <w:lang w:val="en-US"/>
-        </w:rPr>
-        <w:t xml:space="preserve">to verify that our internal logic meets the requirements defined in our Requirement </w:t>
-      </w:r>
-      <w:r>
-        <w:rPr>
-          <w:rFonts w:ascii="Arial" w:hAnsi="Arial" w:eastAsia="Arial" w:cs="Arial"/>
-          <w:noProof w:val="0"/>
-          <w:sz w:val="24"/>
-          <w:szCs w:val="24"/>
-          <w:lang w:val="en-US"/>
-        </w:rPr>
-        <w:t xml:space="preserve">Document. </w:t>
-      </w:r>
-    </w:p>
-    <w:p>
-      <w:pPr>
-        <w:spacing w:before="240" w:beforeAutospacing="off" w:after="240" w:afterAutospacing="off"/>
-        <w:rPr>
-          <w:rFonts w:ascii="Arial" w:hAnsi="Arial" w:eastAsia="Arial" w:cs="Arial"/>
-          <w:noProof w:val="0"/>
-          <w:sz w:val="24"/>
-          <w:szCs w:val="24"/>
-          <w:lang w:val="en-US"/>
-        </w:rPr>
-      </w:pPr>
-      <w:r>
-        <w:rPr>
-          <w:rFonts w:ascii="Arial" w:hAnsi="Arial" w:eastAsia="Arial" w:cs="Arial"/>
-          <w:noProof w:val="0"/>
-          <w:sz w:val="24"/>
-          <w:szCs w:val="24"/>
-          <w:lang w:val="en-US"/>
-        </w:rPr>
-        <w:t xml:space="preserve">For the validation part, we will assess if the final mobile interface successfully </w:t>
-      </w:r>
-      <w:r>
-        <w:rPr>
-          <w:rFonts w:ascii="Arial" w:hAnsi="Arial" w:eastAsia="Arial" w:cs="Arial"/>
-          <w:noProof w:val="0"/>
-          <w:sz w:val="24"/>
-          <w:szCs w:val="24"/>
-          <w:lang w:val="en-US"/>
-        </w:rPr>
-        <w:t>supports users with high grades of disabilities.</w:t>
-      </w:r>
-    </w:p>
-    <w:p>
-      <w:pPr>
-        <w:pStyle w:val="Rubrik2"/>
-        <w:rPr>
-          <w:rFonts w:ascii="Arial" w:hAnsi="Arial" w:eastAsia="Arial" w:cs="Arial"/>
-          <w:noProof w:val="0"/>
-          <w:sz w:val="24"/>
-          <w:szCs w:val="24"/>
-          <w:lang w:val="en-US"/>
-        </w:rPr>
-      </w:pPr>
-      <w:r>
-        <w:rPr>
-          <w:rFonts w:ascii="Arial" w:hAnsi="Arial" w:eastAsia="Arial" w:cs="Arial"/>
-          <w:noProof w:val="0"/>
-          <w:sz w:val="24"/>
-          <w:szCs w:val="24"/>
-          <w:lang w:val="en-US"/>
-        </w:rPr>
-        <w:t>Test Examples</w:t>
-      </w:r>
-    </w:p>
-    <w:p>
-      <w:pPr>
-        <w:pStyle w:val="Rubrik3"/>
-        <w:rPr>
-          <w:rFonts w:ascii="Arial" w:hAnsi="Arial" w:eastAsia="Arial" w:cs="Arial"/>
-          <w:noProof w:val="0"/>
-          <w:sz w:val="24"/>
-          <w:szCs w:val="24"/>
-          <w:lang w:val="en-US"/>
-        </w:rPr>
-      </w:pPr>
-      <w:r>
-        <w:rPr>
-          <w:rFonts w:ascii="Arial" w:hAnsi="Arial" w:eastAsia="Arial" w:cs="Arial"/>
-          <w:noProof w:val="0"/>
-          <w:sz w:val="24"/>
-          <w:szCs w:val="24"/>
-          <w:lang w:val="en-US"/>
-        </w:rPr>
-        <w:t xml:space="preserve">Authentication and Access </w:t>
-      </w:r>
-      <w:r>
-        <w:rPr>
-          <w:rFonts w:ascii="Arial" w:hAnsi="Arial" w:eastAsia="Arial" w:cs="Arial"/>
-          <w:noProof w:val="0"/>
-          <w:sz w:val="24"/>
-          <w:szCs w:val="24"/>
-          <w:lang w:val="en-US"/>
-        </w:rPr>
-        <w:t>Control</w:t>
-      </w:r>
-    </w:p>
-    <w:p>
-      <w:pPr>
-        <w:pStyle w:val="Normal"/>
-        <w:suppressLineNumbers w:val="0"/>
-        <w:bidi w:val="0"/>
-        <w:spacing w:before="0" w:beforeAutospacing="off" w:after="0" w:afterAutospacing="off" w:line="240" w:lineRule="atLeast"/>
-        <w:ind w:left="0" w:right="0"/>
-        <w:jc w:val="left"/>
-        <w:rPr>
-          <w:rFonts w:ascii="Arial" w:hAnsi="Arial" w:eastAsia="Arial" w:cs="Arial"/>
-          <w:noProof w:val="0"/>
-          <w:sz w:val="24"/>
-          <w:szCs w:val="24"/>
-          <w:lang w:val="en-US"/>
-        </w:rPr>
-      </w:pPr>
-      <w:r>
-        <w:rPr>
-          <w:rFonts w:ascii="Arial" w:hAnsi="Arial" w:eastAsia="Arial" w:cs="Arial"/>
-          <w:noProof w:val="0"/>
-          <w:sz w:val="24"/>
-          <w:szCs w:val="24"/>
-          <w:lang w:val="en-US"/>
-        </w:rPr>
-        <w:t>Because</w:t>
-      </w:r>
-      <w:r>
-        <w:rPr>
-          <w:rFonts w:ascii="Arial" w:hAnsi="Arial" w:eastAsia="Arial" w:cs="Arial"/>
-          <w:noProof w:val="0"/>
-          <w:sz w:val="24"/>
-          <w:szCs w:val="24"/>
-          <w:lang w:val="en-US"/>
-        </w:rPr>
-        <w:t xml:space="preserve"> our project focuses on a </w:t>
-      </w:r>
-      <w:r>
-        <w:rPr>
-          <w:rFonts w:ascii="Arial" w:hAnsi="Arial" w:eastAsia="Arial" w:cs="Arial"/>
-          <w:noProof w:val="0"/>
-          <w:sz w:val="24"/>
-          <w:szCs w:val="24"/>
-          <w:lang w:val="en-US"/>
-        </w:rPr>
-        <w:t>smart home control center</w:t>
-      </w:r>
-      <w:r>
-        <w:rPr>
-          <w:rFonts w:ascii="Arial" w:hAnsi="Arial" w:eastAsia="Arial" w:cs="Arial"/>
-          <w:noProof w:val="0"/>
-          <w:sz w:val="24"/>
-          <w:szCs w:val="24"/>
-          <w:lang w:val="en-US"/>
-        </w:rPr>
-        <w:t xml:space="preserve"> context, ensuring only authorized users can access the system is a primary </w:t>
-      </w:r>
-      <w:r>
-        <w:rPr>
-          <w:rFonts w:ascii="Arial" w:hAnsi="Arial" w:eastAsia="Arial" w:cs="Arial"/>
-          <w:noProof w:val="0"/>
-          <w:sz w:val="24"/>
-          <w:szCs w:val="24"/>
-          <w:lang w:val="en-US"/>
-        </w:rPr>
-        <w:t>requirement.</w:t>
-      </w:r>
-    </w:p>
-    <w:p>
-      <w:pPr>
-        <w:pStyle w:val="Normal"/>
-        <w:suppressLineNumbers w:val="0"/>
-        <w:bidi w:val="0"/>
-        <w:spacing w:before="0" w:beforeAutospacing="off" w:after="0" w:afterAutospacing="off" w:line="240" w:lineRule="atLeast"/>
-        <w:ind w:left="0" w:right="0"/>
-        <w:jc w:val="left"/>
-        <w:rPr>
-          <w:rFonts w:ascii="Arial" w:hAnsi="Arial" w:eastAsia="Arial" w:cs="Arial"/>
-          <w:noProof w:val="0"/>
-          <w:sz w:val="24"/>
-          <w:szCs w:val="24"/>
-          <w:lang w:val="en-US"/>
-        </w:rPr>
-      </w:pPr>
-    </w:p>
-    <w:p>
-      <w:pPr>
-        <w:pStyle w:val="Normal"/>
-        <w:suppressLineNumbers w:val="0"/>
-        <w:bidi w:val="0"/>
-        <w:spacing w:before="0" w:beforeAutospacing="off" w:after="0" w:afterAutospacing="off" w:line="240" w:lineRule="atLeast"/>
-        <w:ind w:left="0" w:right="0"/>
-        <w:jc w:val="left"/>
-        <w:rPr>
-          <w:rFonts w:ascii="Arial" w:hAnsi="Arial" w:eastAsia="Arial" w:cs="Arial"/>
-          <w:noProof w:val="0"/>
-          <w:sz w:val="24"/>
-          <w:szCs w:val="24"/>
-          <w:lang w:val="en-US"/>
-        </w:rPr>
-      </w:pPr>
-      <w:r>
-        <w:rPr>
-          <w:rFonts w:ascii="Arial" w:hAnsi="Arial" w:eastAsia="Arial" w:cs="Arial"/>
-          <w:noProof w:val="0"/>
-          <w:sz w:val="24"/>
-          <w:szCs w:val="24"/>
-          <w:lang w:val="en-US"/>
-        </w:rPr>
-        <w:t xml:space="preserve">We test that the </w:t>
-      </w:r>
-      <w:r>
-        <w:rPr>
-          <w:rFonts w:ascii="Arial" w:hAnsi="Arial" w:eastAsia="Arial" w:cs="Arial"/>
-          <w:noProof w:val="0"/>
-          <w:sz w:val="24"/>
-          <w:szCs w:val="24"/>
-          <w:lang w:val="en-US"/>
-        </w:rPr>
-        <w:t>signInWithEmailAndPassword</w:t>
-      </w:r>
-      <w:r>
-        <w:rPr>
-          <w:rFonts w:ascii="Arial" w:hAnsi="Arial" w:eastAsia="Arial" w:cs="Arial"/>
-          <w:noProof w:val="0"/>
-          <w:sz w:val="24"/>
-          <w:szCs w:val="24"/>
-          <w:lang w:val="en-US"/>
-        </w:rPr>
-        <w:t xml:space="preserve"> function correctly </w:t>
-      </w:r>
-      <w:r>
-        <w:rPr>
-          <w:rFonts w:ascii="Arial" w:hAnsi="Arial" w:eastAsia="Arial" w:cs="Arial"/>
-          <w:noProof w:val="0"/>
-          <w:sz w:val="24"/>
-          <w:szCs w:val="24"/>
-          <w:lang w:val="en-US"/>
-        </w:rPr>
-        <w:t>identifies</w:t>
-      </w:r>
-      <w:r>
-        <w:rPr>
-          <w:rFonts w:ascii="Arial" w:hAnsi="Arial" w:eastAsia="Arial" w:cs="Arial"/>
-          <w:noProof w:val="0"/>
-          <w:sz w:val="24"/>
-          <w:szCs w:val="24"/>
-          <w:lang w:val="en-US"/>
-        </w:rPr>
-        <w:t xml:space="preserve"> valid users and provides specific error codes for invalid </w:t>
-      </w:r>
-      <w:r>
-        <w:rPr>
-          <w:rFonts w:ascii="Arial" w:hAnsi="Arial" w:eastAsia="Arial" w:cs="Arial"/>
-          <w:noProof w:val="0"/>
-          <w:sz w:val="24"/>
-          <w:szCs w:val="24"/>
-          <w:lang w:val="en-US"/>
-        </w:rPr>
-        <w:t>att</w:t>
-      </w:r>
-      <w:r>
-        <w:rPr>
-          <w:rFonts w:ascii="Arial" w:hAnsi="Arial" w:eastAsia="Arial" w:cs="Arial"/>
-          <w:noProof w:val="0"/>
-          <w:sz w:val="24"/>
-          <w:szCs w:val="24"/>
-          <w:lang w:val="en-US"/>
-        </w:rPr>
-        <w:t>empts.</w:t>
-      </w:r>
-    </w:p>
-    <w:p>
-      <w:pPr>
-        <w:pStyle w:val="Normal"/>
-        <w:suppressLineNumbers w:val="0"/>
-        <w:bidi w:val="0"/>
-        <w:spacing w:before="0" w:beforeAutospacing="off" w:after="0" w:afterAutospacing="off" w:line="240" w:lineRule="atLeast"/>
-        <w:ind w:left="0" w:right="0"/>
-        <w:jc w:val="left"/>
-        <w:rPr>
-          <w:rFonts w:ascii="Arial" w:hAnsi="Arial" w:eastAsia="Arial" w:cs="Arial"/>
-          <w:noProof w:val="0"/>
-          <w:sz w:val="24"/>
-          <w:szCs w:val="24"/>
-          <w:lang w:val="en-US"/>
-        </w:rPr>
-      </w:pPr>
-    </w:p>
-    <w:p>
-      <w:pPr>
-        <w:pStyle w:val="Normal"/>
-        <w:suppressLineNumbers w:val="0"/>
-        <w:bidi w:val="0"/>
-        <w:spacing w:before="0" w:beforeAutospacing="off" w:after="0" w:afterAutospacing="off" w:line="240" w:lineRule="atLeast"/>
-        <w:ind w:left="0" w:right="0"/>
-        <w:jc w:val="left"/>
-        <w:rPr>
-          <w:rFonts w:ascii="Arial" w:hAnsi="Arial" w:eastAsia="Arial" w:cs="Arial"/>
-          <w:noProof w:val="0"/>
-          <w:sz w:val="24"/>
-          <w:szCs w:val="24"/>
-          <w:lang w:val="en-US"/>
-        </w:rPr>
-      </w:pPr>
-      <w:r>
-        <w:rPr>
-          <w:rFonts w:ascii="Arial" w:hAnsi="Arial" w:eastAsia="Arial" w:cs="Arial"/>
-          <w:noProof w:val="0"/>
-          <w:sz w:val="24"/>
-          <w:szCs w:val="24"/>
-          <w:lang w:val="en-US"/>
-        </w:rPr>
-        <w:t>To support the anytime and everywhere</w:t>
-      </w:r>
-      <w:r>
-        <w:rPr>
-          <w:rFonts w:ascii="Arial" w:hAnsi="Arial" w:eastAsia="Arial" w:cs="Arial"/>
-          <w:noProof w:val="0"/>
-          <w:sz w:val="24"/>
-          <w:szCs w:val="24"/>
-          <w:lang w:val="en-US"/>
-        </w:rPr>
-        <w:t xml:space="preserve"> </w:t>
-      </w:r>
-      <w:r>
-        <w:rPr>
-          <w:rFonts w:ascii="Arial" w:hAnsi="Arial" w:eastAsia="Arial" w:cs="Arial"/>
-          <w:noProof w:val="0"/>
-          <w:sz w:val="24"/>
-          <w:szCs w:val="24"/>
-          <w:lang w:val="en-US"/>
-        </w:rPr>
-        <w:t xml:space="preserve">nature of ubiquitous computing, we implemented a </w:t>
-      </w:r>
-      <w:r>
-        <w:rPr>
-          <w:rFonts w:ascii="Arial" w:hAnsi="Arial" w:eastAsia="Arial" w:cs="Arial"/>
-          <w:noProof w:val="0"/>
-          <w:sz w:val="24"/>
-          <w:szCs w:val="24"/>
-          <w:lang w:val="en-US"/>
-        </w:rPr>
-        <w:t>wi</w:t>
-      </w:r>
-      <w:r>
-        <w:rPr>
-          <w:rFonts w:ascii="Arial" w:hAnsi="Arial" w:eastAsia="Arial" w:cs="Arial"/>
-          <w:noProof w:val="0"/>
-          <w:sz w:val="24"/>
-          <w:szCs w:val="24"/>
-          <w:lang w:val="en-US"/>
-        </w:rPr>
-        <w:t>thTimeout</w:t>
-      </w:r>
-      <w:r>
-        <w:rPr>
-          <w:rFonts w:ascii="Arial" w:hAnsi="Arial" w:eastAsia="Arial" w:cs="Arial"/>
-          <w:noProof w:val="0"/>
-          <w:sz w:val="24"/>
-          <w:szCs w:val="24"/>
-          <w:lang w:val="en-US"/>
-        </w:rPr>
-        <w:t xml:space="preserve"> t</w:t>
-      </w:r>
-      <w:r>
-        <w:rPr>
-          <w:rFonts w:ascii="Arial" w:hAnsi="Arial" w:eastAsia="Arial" w:cs="Arial"/>
-          <w:noProof w:val="0"/>
-          <w:sz w:val="24"/>
-          <w:szCs w:val="24"/>
-          <w:lang w:val="en-US"/>
-        </w:rPr>
-        <w:t xml:space="preserve">est. This verifies that the app provides immediate feedback if the house server is unreachable, </w:t>
-      </w:r>
-      <w:r>
-        <w:rPr>
-          <w:rFonts w:ascii="Arial" w:hAnsi="Arial" w:eastAsia="Arial" w:cs="Arial"/>
-          <w:noProof w:val="0"/>
-          <w:sz w:val="24"/>
-          <w:szCs w:val="24"/>
-          <w:lang w:val="en-US"/>
-        </w:rPr>
-        <w:t>maintaining</w:t>
-      </w:r>
-      <w:r>
-        <w:rPr>
-          <w:rFonts w:ascii="Arial" w:hAnsi="Arial" w:eastAsia="Arial" w:cs="Arial"/>
-          <w:noProof w:val="0"/>
-          <w:sz w:val="24"/>
-          <w:szCs w:val="24"/>
-          <w:lang w:val="en-US"/>
-        </w:rPr>
-        <w:t xml:space="preserve"> the user's sense of self-control and </w:t>
-      </w:r>
-      <w:r>
-        <w:rPr>
-          <w:rFonts w:ascii="Arial" w:hAnsi="Arial" w:eastAsia="Arial" w:cs="Arial"/>
-          <w:noProof w:val="0"/>
-          <w:sz w:val="24"/>
-          <w:szCs w:val="24"/>
-          <w:lang w:val="en-US"/>
-        </w:rPr>
-        <w:t>in</w:t>
-      </w:r>
-      <w:r>
-        <w:rPr>
-          <w:rFonts w:ascii="Arial" w:hAnsi="Arial" w:eastAsia="Arial" w:cs="Arial"/>
-          <w:noProof w:val="0"/>
-          <w:sz w:val="24"/>
-          <w:szCs w:val="24"/>
-          <w:lang w:val="en-US"/>
-        </w:rPr>
-        <w:t>dependence.</w:t>
-      </w:r>
-    </w:p>
-    <w:p>
-      <w:pPr>
-        <w:pStyle w:val="Normal"/>
-        <w:suppressLineNumbers w:val="0"/>
-        <w:bidi w:val="0"/>
-        <w:spacing w:before="0" w:beforeAutospacing="off" w:after="0" w:afterAutospacing="off" w:line="240" w:lineRule="atLeast"/>
-        <w:ind w:left="0" w:right="0"/>
-        <w:jc w:val="left"/>
-        <w:rPr>
-          <w:rFonts w:ascii="Arial" w:hAnsi="Arial" w:eastAsia="Arial" w:cs="Arial"/>
-          <w:noProof w:val="0"/>
-          <w:sz w:val="24"/>
-          <w:szCs w:val="24"/>
-          <w:lang w:val="en-US"/>
-        </w:rPr>
-      </w:pPr>
-    </w:p>
-    <w:p>
-      <w:pPr>
-        <w:pStyle w:val="Normal"/>
-        <w:suppressLineNumbers w:val="0"/>
-        <w:bidi w:val="0"/>
-        <w:spacing w:before="0" w:beforeAutospacing="off" w:after="0" w:afterAutospacing="off" w:line="240" w:lineRule="atLeast"/>
-        <w:ind w:left="0" w:right="0"/>
-        <w:jc w:val="left"/>
-        <w:rPr>
-          <w:rFonts w:ascii="Arial" w:hAnsi="Arial" w:eastAsia="Arial" w:cs="Arial"/>
-          <w:noProof w:val="0"/>
-          <w:sz w:val="24"/>
-          <w:szCs w:val="24"/>
-          <w:lang w:val="en-US"/>
-        </w:rPr>
-      </w:pPr>
-      <w:r>
-        <w:rPr>
-          <w:rFonts w:ascii="Arial" w:hAnsi="Arial" w:eastAsia="Arial" w:cs="Arial"/>
-          <w:noProof w:val="0"/>
-          <w:sz w:val="24"/>
-          <w:szCs w:val="24"/>
-          <w:lang w:val="en-US"/>
-        </w:rPr>
-        <w:t xml:space="preserve">We verify </w:t>
-      </w:r>
-      <w:r>
-        <w:rPr>
-          <w:rFonts w:ascii="Arial" w:hAnsi="Arial" w:eastAsia="Arial" w:cs="Arial"/>
-          <w:noProof w:val="0"/>
-          <w:sz w:val="24"/>
-          <w:szCs w:val="24"/>
-          <w:lang w:val="en-US"/>
-        </w:rPr>
-        <w:t>onAuthStateChanged</w:t>
-      </w:r>
-      <w:r>
-        <w:rPr>
-          <w:rFonts w:ascii="Arial" w:hAnsi="Arial" w:eastAsia="Arial" w:cs="Arial"/>
-          <w:noProof w:val="0"/>
-          <w:sz w:val="24"/>
-          <w:szCs w:val="24"/>
-          <w:lang w:val="en-US"/>
-        </w:rPr>
-        <w:t xml:space="preserve"> to ensure the app accurately tracks whether a user is currently logged in.</w:t>
-      </w:r>
-    </w:p>
-    <w:p>
-      <w:pPr>
-        <w:pStyle w:val="Normal"/>
-        <w:suppressLineNumbers w:val="0"/>
-        <w:bidi w:val="0"/>
-        <w:spacing w:before="0" w:beforeAutospacing="off" w:after="0" w:afterAutospacing="off" w:line="240" w:lineRule="atLeast"/>
-        <w:ind w:left="0" w:right="0"/>
-        <w:jc w:val="left"/>
-        <w:rPr>
-          <w:rFonts w:ascii="Arial" w:hAnsi="Arial" w:eastAsia="Arial" w:cs="Arial"/>
-          <w:noProof w:val="0"/>
-          <w:sz w:val="24"/>
-          <w:szCs w:val="24"/>
-          <w:lang w:val="en-US"/>
-        </w:rPr>
-      </w:pPr>
-    </w:p>
-    <w:p>
-      <w:pPr>
-        <w:pStyle w:val="Rubrik3"/>
-        <w:bidi w:val="0"/>
-        <w:rPr>
-          <w:noProof w:val="0"/>
-          <w:sz w:val="24"/>
-          <w:szCs w:val="24"/>
-          <w:lang w:val="en-US"/>
-        </w:rPr>
-      </w:pPr>
-      <w:r>
-        <w:rPr>
-          <w:noProof w:val="0"/>
-          <w:sz w:val="24"/>
-          <w:szCs w:val="24"/>
-          <w:lang w:val="en-US"/>
-        </w:rPr>
-        <w:t xml:space="preserve">Real-time Observation and Device </w:t>
-      </w:r>
-      <w:r>
-        <w:rPr>
-          <w:noProof w:val="0"/>
-          <w:sz w:val="24"/>
-          <w:szCs w:val="24"/>
-          <w:lang w:val="en-US"/>
-        </w:rPr>
-        <w:t>Control</w:t>
-      </w:r>
-    </w:p>
-    <w:p>
-      <w:pPr>
-        <w:pStyle w:val="Normal"/>
-        <w:suppressLineNumbers w:val="0"/>
-        <w:bidi w:val="0"/>
-        <w:spacing w:before="0" w:beforeAutospacing="off" w:after="0" w:afterAutospacing="off" w:line="240" w:lineRule="atLeast"/>
-        <w:ind w:left="0" w:right="0"/>
-        <w:jc w:val="left"/>
-        <w:rPr>
-          <w:rFonts w:ascii="Arial" w:hAnsi="Arial" w:eastAsia="Arial" w:cs="Arial"/>
-          <w:noProof w:val="0"/>
-          <w:sz w:val="24"/>
-          <w:szCs w:val="24"/>
-          <w:lang w:val="en-US"/>
-        </w:rPr>
-      </w:pPr>
-      <w:r>
-        <w:rPr>
-          <w:rFonts w:ascii="Arial" w:hAnsi="Arial" w:eastAsia="Arial" w:cs="Arial"/>
-          <w:noProof w:val="0"/>
-          <w:sz w:val="24"/>
-          <w:szCs w:val="24"/>
-          <w:lang w:val="en-US"/>
-        </w:rPr>
-        <w:t>A</w:t>
-      </w:r>
-      <w:r>
-        <w:rPr>
-          <w:rFonts w:ascii="Arial" w:hAnsi="Arial" w:eastAsia="Arial" w:cs="Arial"/>
-          <w:noProof w:val="0"/>
-          <w:sz w:val="24"/>
-          <w:szCs w:val="24"/>
-          <w:lang w:val="en-US"/>
-        </w:rPr>
-        <w:t xml:space="preserve"> major purpose of this project is to study how to communicate with and </w:t>
-      </w:r>
-      <w:r>
-        <w:rPr>
-          <w:rFonts w:ascii="Arial" w:hAnsi="Arial" w:eastAsia="Arial" w:cs="Arial"/>
-          <w:noProof w:val="0"/>
-          <w:sz w:val="24"/>
-          <w:szCs w:val="24"/>
-          <w:lang w:val="en-US"/>
-        </w:rPr>
-        <w:t>observe</w:t>
-      </w:r>
-      <w:r>
-        <w:rPr>
-          <w:rFonts w:ascii="Arial" w:hAnsi="Arial" w:eastAsia="Arial" w:cs="Arial"/>
-          <w:noProof w:val="0"/>
-          <w:sz w:val="24"/>
-          <w:szCs w:val="24"/>
-          <w:lang w:val="en-US"/>
-        </w:rPr>
-        <w:t xml:space="preserve"> house devices. Our </w:t>
-      </w:r>
-      <w:r>
-        <w:rPr>
-          <w:rFonts w:ascii="Arial" w:hAnsi="Arial" w:eastAsia="Arial" w:cs="Arial"/>
-          <w:noProof w:val="0"/>
-          <w:sz w:val="24"/>
-          <w:szCs w:val="24"/>
-          <w:lang w:val="en-US"/>
-        </w:rPr>
-        <w:t>Firestore</w:t>
-      </w:r>
-      <w:r>
-        <w:rPr>
-          <w:rFonts w:ascii="Arial" w:hAnsi="Arial" w:eastAsia="Arial" w:cs="Arial"/>
-          <w:noProof w:val="0"/>
-          <w:sz w:val="24"/>
-          <w:szCs w:val="24"/>
-          <w:lang w:val="en-US"/>
-        </w:rPr>
-        <w:t xml:space="preserve"> tests </w:t>
-      </w:r>
-      <w:r>
-        <w:rPr>
-          <w:rFonts w:ascii="Arial" w:hAnsi="Arial" w:eastAsia="Arial" w:cs="Arial"/>
-          <w:noProof w:val="0"/>
-          <w:sz w:val="24"/>
-          <w:szCs w:val="24"/>
-          <w:lang w:val="en-US"/>
-        </w:rPr>
-        <w:t xml:space="preserve">in mobile </w:t>
-      </w:r>
-      <w:r>
-        <w:rPr>
-          <w:rFonts w:ascii="Arial" w:hAnsi="Arial" w:eastAsia="Arial" w:cs="Arial"/>
-          <w:noProof w:val="0"/>
-          <w:sz w:val="24"/>
-          <w:szCs w:val="24"/>
-          <w:lang w:val="en-US"/>
-        </w:rPr>
-        <w:t>validate</w:t>
-      </w:r>
-      <w:r>
-        <w:rPr>
-          <w:rFonts w:ascii="Arial" w:hAnsi="Arial" w:eastAsia="Arial" w:cs="Arial"/>
-          <w:noProof w:val="0"/>
-          <w:sz w:val="24"/>
-          <w:szCs w:val="24"/>
-          <w:lang w:val="en-US"/>
-        </w:rPr>
-        <w:t xml:space="preserve"> this </w:t>
-      </w:r>
-      <w:r>
-        <w:rPr>
-          <w:rFonts w:ascii="Arial" w:hAnsi="Arial" w:eastAsia="Arial" w:cs="Arial"/>
-          <w:noProof w:val="0"/>
-          <w:sz w:val="24"/>
-          <w:szCs w:val="24"/>
-          <w:lang w:val="en-US"/>
-        </w:rPr>
-        <w:t>interaction</w:t>
-      </w:r>
-      <w:r>
-        <w:rPr>
-          <w:rFonts w:ascii="Arial" w:hAnsi="Arial" w:eastAsia="Arial" w:cs="Arial"/>
-          <w:noProof w:val="0"/>
-          <w:sz w:val="24"/>
-          <w:szCs w:val="24"/>
-          <w:lang w:val="en-US"/>
-        </w:rPr>
-        <w:t>.</w:t>
-      </w:r>
-    </w:p>
-    <w:p>
-      <w:pPr>
-        <w:pStyle w:val="Normal"/>
-        <w:suppressLineNumbers w:val="0"/>
-        <w:bidi w:val="0"/>
-        <w:spacing w:before="0" w:beforeAutospacing="off" w:after="0" w:afterAutospacing="off" w:line="240" w:lineRule="atLeast"/>
-        <w:ind w:left="0" w:right="0"/>
-        <w:jc w:val="left"/>
-        <w:rPr>
-          <w:rFonts w:ascii="Arial" w:hAnsi="Arial" w:eastAsia="Arial" w:cs="Arial"/>
-          <w:noProof w:val="0"/>
-          <w:sz w:val="24"/>
-          <w:szCs w:val="24"/>
-          <w:lang w:val="en-US"/>
-        </w:rPr>
-      </w:pPr>
-    </w:p>
-    <w:p>
-      <w:pPr>
-        <w:pStyle w:val="Normal"/>
-        <w:suppressLineNumbers w:val="0"/>
-        <w:bidi w:val="0"/>
-        <w:spacing w:before="0" w:beforeAutospacing="off" w:after="0" w:afterAutospacing="off" w:line="240" w:lineRule="atLeast"/>
-        <w:ind w:left="0" w:right="0"/>
-        <w:jc w:val="left"/>
-        <w:rPr>
-          <w:rFonts w:ascii="Arial" w:hAnsi="Arial" w:eastAsia="Arial" w:cs="Arial"/>
-          <w:noProof w:val="0"/>
-          <w:sz w:val="24"/>
-          <w:szCs w:val="24"/>
-          <w:lang w:val="en-US"/>
-        </w:rPr>
-      </w:pPr>
-      <w:r>
-        <w:rPr>
-          <w:rFonts w:ascii="Arial" w:hAnsi="Arial" w:eastAsia="Arial" w:cs="Arial"/>
-          <w:noProof w:val="0"/>
-          <w:sz w:val="24"/>
-          <w:szCs w:val="24"/>
-          <w:lang w:val="en-US"/>
-        </w:rPr>
-        <w:t>We use Jest</w:t>
-      </w:r>
-      <w:r>
-        <w:rPr>
-          <w:rFonts w:ascii="Arial" w:hAnsi="Arial" w:eastAsia="Arial" w:cs="Arial"/>
-          <w:noProof w:val="0"/>
-          <w:sz w:val="24"/>
-          <w:szCs w:val="24"/>
-          <w:lang w:val="en-US"/>
-        </w:rPr>
-        <w:t xml:space="preserve"> here</w:t>
-      </w:r>
-      <w:r>
-        <w:rPr>
-          <w:rFonts w:ascii="Arial" w:hAnsi="Arial" w:eastAsia="Arial" w:cs="Arial"/>
-          <w:noProof w:val="0"/>
-          <w:sz w:val="24"/>
-          <w:szCs w:val="24"/>
-          <w:lang w:val="en-US"/>
-        </w:rPr>
-        <w:t xml:space="preserve"> to mock </w:t>
-      </w:r>
-      <w:r>
-        <w:rPr>
-          <w:rFonts w:ascii="Arial" w:hAnsi="Arial" w:eastAsia="Arial" w:cs="Arial"/>
-          <w:noProof w:val="0"/>
-          <w:sz w:val="24"/>
-          <w:szCs w:val="24"/>
-          <w:lang w:val="en-US"/>
-        </w:rPr>
-        <w:t>onSnapshot</w:t>
-      </w:r>
-      <w:r>
-        <w:rPr>
-          <w:rFonts w:ascii="Arial" w:hAnsi="Arial" w:eastAsia="Arial" w:cs="Arial"/>
-          <w:noProof w:val="0"/>
-          <w:sz w:val="24"/>
-          <w:szCs w:val="24"/>
-          <w:lang w:val="en-US"/>
-        </w:rPr>
-        <w:t xml:space="preserve"> listeners. This ensures that the mobile unit correctly reflects the status of devices as they change in the database, allowing the user to </w:t>
-      </w:r>
-      <w:r>
-        <w:rPr>
-          <w:rFonts w:ascii="Arial" w:hAnsi="Arial" w:eastAsia="Arial" w:cs="Arial"/>
-          <w:noProof w:val="0"/>
-          <w:sz w:val="24"/>
-          <w:szCs w:val="24"/>
-          <w:lang w:val="en-US"/>
-        </w:rPr>
-        <w:t>observe</w:t>
-      </w:r>
-      <w:r>
-        <w:rPr>
-          <w:rFonts w:ascii="Arial" w:hAnsi="Arial" w:eastAsia="Arial" w:cs="Arial"/>
-          <w:noProof w:val="0"/>
-          <w:sz w:val="24"/>
-          <w:szCs w:val="24"/>
-          <w:lang w:val="en-US"/>
-        </w:rPr>
-        <w:t xml:space="preserve"> the house </w:t>
-      </w:r>
-      <w:r>
-        <w:rPr>
-          <w:rFonts w:ascii="Arial" w:hAnsi="Arial" w:eastAsia="Arial" w:cs="Arial"/>
-          <w:noProof w:val="0"/>
-          <w:sz w:val="24"/>
-          <w:szCs w:val="24"/>
-          <w:lang w:val="en-US"/>
-        </w:rPr>
-        <w:t>remotely.</w:t>
-      </w:r>
-    </w:p>
-    <w:p>
-      <w:pPr>
-        <w:pStyle w:val="Normal"/>
-        <w:suppressLineNumbers w:val="0"/>
-        <w:bidi w:val="0"/>
-        <w:spacing w:before="0" w:beforeAutospacing="off" w:after="0" w:afterAutospacing="off" w:line="240" w:lineRule="atLeast"/>
-        <w:ind w:left="0" w:right="0"/>
-        <w:jc w:val="left"/>
-        <w:rPr>
-          <w:rFonts w:ascii="Arial" w:hAnsi="Arial" w:eastAsia="Arial" w:cs="Arial"/>
-          <w:noProof w:val="0"/>
-          <w:sz w:val="24"/>
-          <w:szCs w:val="24"/>
-          <w:lang w:val="en-US"/>
-        </w:rPr>
-      </w:pPr>
-    </w:p>
-    <w:p>
-      <w:pPr>
-        <w:pStyle w:val="Normal"/>
-        <w:suppressLineNumbers w:val="0"/>
-        <w:bidi w:val="0"/>
-        <w:spacing w:before="0" w:beforeAutospacing="off" w:after="0" w:afterAutospacing="off" w:line="240" w:lineRule="atLeast"/>
-        <w:ind w:left="0" w:right="0"/>
-        <w:jc w:val="left"/>
-        <w:rPr>
-          <w:rFonts w:ascii="Arial" w:hAnsi="Arial" w:eastAsia="Arial" w:cs="Arial"/>
-          <w:noProof w:val="0"/>
-          <w:sz w:val="24"/>
-          <w:szCs w:val="24"/>
-          <w:lang w:val="en-US"/>
-        </w:rPr>
-      </w:pPr>
-      <w:r>
-        <w:rPr>
-          <w:rFonts w:ascii="Arial" w:hAnsi="Arial" w:eastAsia="Arial" w:cs="Arial"/>
-          <w:noProof w:val="0"/>
-          <w:sz w:val="24"/>
-          <w:szCs w:val="24"/>
-          <w:lang w:val="en-US"/>
-        </w:rPr>
-        <w:t xml:space="preserve">We </w:t>
-      </w:r>
-      <w:r>
-        <w:rPr>
-          <w:rFonts w:ascii="Arial" w:hAnsi="Arial" w:eastAsia="Arial" w:cs="Arial"/>
-          <w:noProof w:val="0"/>
-          <w:sz w:val="24"/>
-          <w:szCs w:val="24"/>
-          <w:lang w:val="en-US"/>
-        </w:rPr>
-        <w:t xml:space="preserve">also </w:t>
-      </w:r>
-      <w:r>
-        <w:rPr>
-          <w:rFonts w:ascii="Arial" w:hAnsi="Arial" w:eastAsia="Arial" w:cs="Arial"/>
-          <w:noProof w:val="0"/>
-          <w:sz w:val="24"/>
-          <w:szCs w:val="24"/>
-          <w:lang w:val="en-US"/>
-        </w:rPr>
-        <w:t xml:space="preserve">test the control aspect of the project by verifying that toggling a switch in our React Native UI sends the correct update command </w:t>
-      </w:r>
-      <w:r>
-        <w:rPr>
-          <w:rFonts w:ascii="Arial" w:hAnsi="Arial" w:eastAsia="Arial" w:cs="Arial"/>
-          <w:noProof w:val="0"/>
-          <w:sz w:val="24"/>
-          <w:szCs w:val="24"/>
-          <w:lang w:val="en-US"/>
-        </w:rPr>
-        <w:t xml:space="preserve">like </w:t>
-      </w:r>
-      <w:r>
-        <w:rPr>
-          <w:rFonts w:ascii="Arial" w:hAnsi="Arial" w:eastAsia="Arial" w:cs="Arial"/>
-          <w:noProof w:val="0"/>
-          <w:sz w:val="24"/>
-          <w:szCs w:val="24"/>
-          <w:lang w:val="en-US"/>
-        </w:rPr>
-        <w:t xml:space="preserve">turning a light "off" to the </w:t>
-      </w:r>
-      <w:r>
-        <w:rPr>
-          <w:rFonts w:ascii="Arial" w:hAnsi="Arial" w:eastAsia="Arial" w:cs="Arial"/>
-          <w:noProof w:val="0"/>
-          <w:sz w:val="24"/>
-          <w:szCs w:val="24"/>
-          <w:lang w:val="en-US"/>
-        </w:rPr>
-        <w:t>database</w:t>
-      </w:r>
-      <w:r>
-        <w:rPr>
-          <w:rFonts w:ascii="Arial" w:hAnsi="Arial" w:eastAsia="Arial" w:cs="Arial"/>
-          <w:noProof w:val="0"/>
-          <w:sz w:val="24"/>
-          <w:szCs w:val="24"/>
-          <w:lang w:val="en-US"/>
-        </w:rPr>
-        <w:t>.</w:t>
-      </w:r>
-    </w:p>
-    <w:p>
-      <w:pPr>
-        <w:pStyle w:val="Normal"/>
-        <w:suppressLineNumbers w:val="0"/>
-        <w:bidi w:val="0"/>
-        <w:spacing w:before="0" w:beforeAutospacing="off" w:after="0" w:afterAutospacing="off" w:line="240" w:lineRule="atLeast"/>
-        <w:ind w:left="0" w:right="0"/>
-        <w:jc w:val="left"/>
-        <w:rPr>
-          <w:rFonts w:ascii="Arial" w:hAnsi="Arial" w:eastAsia="Arial" w:cs="Arial"/>
-          <w:noProof w:val="0"/>
-          <w:sz w:val="24"/>
-          <w:szCs w:val="24"/>
-          <w:lang w:val="en-US"/>
-        </w:rPr>
-      </w:pPr>
-    </w:p>
-    <w:p>
-      <w:pPr>
-        <w:pStyle w:val="Normal"/>
-        <w:suppressLineNumbers w:val="0"/>
-        <w:bidi w:val="0"/>
-        <w:spacing w:before="0" w:beforeAutospacing="off" w:after="0" w:afterAutospacing="off" w:line="240" w:lineRule="atLeast"/>
-        <w:ind w:left="0" w:right="0"/>
-        <w:jc w:val="left"/>
-        <w:rPr>
-          <w:rFonts w:ascii="Arial" w:hAnsi="Arial" w:eastAsia="Arial" w:cs="Arial"/>
-          <w:noProof w:val="0"/>
-          <w:sz w:val="24"/>
-          <w:szCs w:val="24"/>
-          <w:lang w:val="en-US"/>
-        </w:rPr>
-      </w:pPr>
-      <w:r>
-        <w:rPr>
-          <w:rFonts w:ascii="Arial" w:hAnsi="Arial" w:eastAsia="Arial" w:cs="Arial"/>
-          <w:noProof w:val="0"/>
-          <w:sz w:val="24"/>
-          <w:szCs w:val="24"/>
-          <w:lang w:val="en-US"/>
-        </w:rPr>
-        <w:t>For the error handling,</w:t>
-      </w:r>
-      <w:r>
-        <w:rPr>
-          <w:rFonts w:ascii="Arial" w:hAnsi="Arial" w:eastAsia="Arial" w:cs="Arial"/>
-          <w:noProof w:val="0"/>
-          <w:sz w:val="24"/>
-          <w:szCs w:val="24"/>
-          <w:lang w:val="en-US"/>
-        </w:rPr>
-        <w:t xml:space="preserve"> w</w:t>
-      </w:r>
-      <w:r>
-        <w:rPr>
-          <w:rFonts w:ascii="Arial" w:hAnsi="Arial" w:eastAsia="Arial" w:cs="Arial"/>
-          <w:noProof w:val="0"/>
-          <w:sz w:val="24"/>
-          <w:szCs w:val="24"/>
-          <w:lang w:val="en-US"/>
-        </w:rPr>
-        <w:t>e test how the app reacts to missing device configurations or database permission error</w:t>
-      </w:r>
-      <w:r>
-        <w:rPr>
-          <w:rFonts w:ascii="Arial" w:hAnsi="Arial" w:eastAsia="Arial" w:cs="Arial"/>
-          <w:noProof w:val="0"/>
-          <w:sz w:val="24"/>
-          <w:szCs w:val="24"/>
-          <w:lang w:val="en-US"/>
-        </w:rPr>
-        <w:t>s.</w:t>
-      </w:r>
-    </w:p>
-    <w:p>
-      <w:pPr>
-        <w:pStyle w:val="Normal"/>
-        <w:suppressLineNumbers w:val="0"/>
-        <w:bidi w:val="0"/>
-        <w:spacing w:before="0" w:beforeAutospacing="off" w:after="0" w:afterAutospacing="off" w:line="240" w:lineRule="atLeast"/>
-        <w:ind w:left="0" w:right="0"/>
-        <w:jc w:val="left"/>
-        <w:rPr>
-          <w:rFonts w:ascii="Arial" w:hAnsi="Arial" w:eastAsia="Arial" w:cs="Arial"/>
-          <w:noProof w:val="0"/>
-          <w:sz w:val="24"/>
-          <w:szCs w:val="24"/>
-          <w:lang w:val="en-US"/>
-        </w:rPr>
-      </w:pPr>
+      <w:r>
+        <w:rPr>
+          <w:rFonts w:ascii="Arial Nova" w:hAnsi="Arial Nova" w:eastAsia="Arial Nova" w:cs="Arial Nova"/>
+          <w:noProof w:val="0"/>
+          <w:sz w:val="24"/>
+          <w:szCs w:val="24"/>
+          <w:lang w:val="en-US"/>
+        </w:rPr>
+        <w:t xml:space="preserve">Figure 3: </w:t>
+      </w:r>
+      <w:r>
+        <w:rPr>
+          <w:rFonts w:ascii="Arial Nova" w:hAnsi="Arial Nova" w:eastAsia="Arial Nova" w:cs="Arial Nova"/>
+          <w:noProof w:val="0"/>
+          <w:sz w:val="24"/>
+          <w:szCs w:val="24"/>
+          <w:lang w:val="en-US"/>
+        </w:rPr>
+        <w:t xml:space="preserve">Mobile </w:t>
+      </w:r>
+      <w:r>
+        <w:rPr>
+          <w:rFonts w:ascii="Arial Nova" w:hAnsi="Arial Nova" w:eastAsia="Arial Nova" w:cs="Arial Nova"/>
+          <w:noProof w:val="0"/>
+          <w:sz w:val="24"/>
+          <w:szCs w:val="24"/>
+          <w:lang w:val="en-US"/>
+        </w:rPr>
+        <w:t>Coverage</w:t>
+      </w:r>
+      <w:bookmarkEnd w:id="1140534762"/>
     </w:p>
     <w:p>
       <w:pPr>
         <w:pStyle w:val="Normal"/>
         <w:bidi w:val="0"/>
-        <w:spacing w:before="0" w:beforeAutospacing="off" w:after="0" w:afterAutospacing="off" w:line="240" w:lineRule="atLeast"/>
-        <w:ind w:left="0" w:right="0"/>
+        <w:rPr>
+          <w:rFonts w:ascii="Arial Nova" w:hAnsi="Arial Nova" w:eastAsia="Arial Nova" w:cs="Arial Nova"/>
+          <w:noProof w:val="0"/>
+          <w:sz w:val="24"/>
+          <w:szCs w:val="24"/>
+          <w:lang w:val="en-US"/>
+        </w:rPr>
+      </w:pPr>
+      <w:r>
+        <w:rPr>
+          <w:rFonts w:ascii="Arial Nova" w:hAnsi="Arial Nova" w:eastAsia="Arial Nova" w:cs="Arial Nova"/>
+          <w:b w:val="1"/>
+          <w:bCs w:val="1"/>
+          <w:noProof w:val="0"/>
+          <w:sz w:val="24"/>
+          <w:szCs w:val="24"/>
+          <w:lang w:val="en-US"/>
+        </w:rPr>
+        <w:t>Statements</w:t>
+      </w:r>
+      <w:r>
+        <w:rPr>
+          <w:rFonts w:ascii="Arial Nova" w:hAnsi="Arial Nova" w:eastAsia="Arial Nova" w:cs="Arial Nova"/>
+          <w:noProof w:val="0"/>
+          <w:sz w:val="24"/>
+          <w:szCs w:val="24"/>
+          <w:lang w:val="en-US"/>
+        </w:rPr>
+        <w:t xml:space="preserve"> are the individual instructions that make a computer perform an action. A single line of code might </w:t>
+      </w:r>
+      <w:r>
+        <w:rPr>
+          <w:rFonts w:ascii="Arial Nova" w:hAnsi="Arial Nova" w:eastAsia="Arial Nova" w:cs="Arial Nova"/>
+          <w:noProof w:val="0"/>
+          <w:sz w:val="24"/>
+          <w:szCs w:val="24"/>
+          <w:lang w:val="en-US"/>
+        </w:rPr>
+        <w:t>contain</w:t>
+      </w:r>
+      <w:r>
+        <w:rPr>
+          <w:rFonts w:ascii="Arial Nova" w:hAnsi="Arial Nova" w:eastAsia="Arial Nova" w:cs="Arial Nova"/>
+          <w:noProof w:val="0"/>
+          <w:sz w:val="24"/>
+          <w:szCs w:val="24"/>
+          <w:lang w:val="en-US"/>
+        </w:rPr>
+        <w:t xml:space="preserve"> one statement, or it could </w:t>
+      </w:r>
+      <w:r>
+        <w:rPr>
+          <w:rFonts w:ascii="Arial Nova" w:hAnsi="Arial Nova" w:eastAsia="Arial Nova" w:cs="Arial Nova"/>
+          <w:noProof w:val="0"/>
+          <w:sz w:val="24"/>
+          <w:szCs w:val="24"/>
+          <w:lang w:val="en-US"/>
+        </w:rPr>
+        <w:t>contain</w:t>
+      </w:r>
+      <w:r>
+        <w:rPr>
+          <w:rFonts w:ascii="Arial Nova" w:hAnsi="Arial Nova" w:eastAsia="Arial Nova" w:cs="Arial Nova"/>
+          <w:noProof w:val="0"/>
+          <w:sz w:val="24"/>
+          <w:szCs w:val="24"/>
+          <w:lang w:val="en-US"/>
+        </w:rPr>
+        <w:t xml:space="preserve"> several.</w:t>
+      </w:r>
+    </w:p>
+    <w:p>
+      <w:pPr>
+        <w:pStyle w:val="Normal"/>
+        <w:bidi w:val="0"/>
+        <w:rPr>
+          <w:rFonts w:ascii="Arial Nova" w:hAnsi="Arial Nova" w:eastAsia="Arial Nova" w:cs="Arial Nova"/>
+          <w:b w:val="1"/>
+          <w:bCs w:val="1"/>
+          <w:noProof w:val="0"/>
+          <w:sz w:val="24"/>
+          <w:szCs w:val="24"/>
+          <w:lang w:val="en-US"/>
+        </w:rPr>
+      </w:pPr>
+    </w:p>
+    <w:p>
+      <w:pPr>
+        <w:pStyle w:val="Normal"/>
+        <w:bidi w:val="0"/>
+        <w:rPr>
+          <w:rFonts w:ascii="Arial Nova" w:hAnsi="Arial Nova" w:eastAsia="Arial Nova" w:cs="Arial Nova"/>
+          <w:noProof w:val="0"/>
+          <w:sz w:val="24"/>
+          <w:szCs w:val="24"/>
+          <w:lang w:val="en-US"/>
+        </w:rPr>
+      </w:pPr>
+      <w:r>
+        <w:rPr>
+          <w:rFonts w:ascii="Arial Nova" w:hAnsi="Arial Nova" w:eastAsia="Arial Nova" w:cs="Arial Nova"/>
+          <w:b w:val="1"/>
+          <w:bCs w:val="1"/>
+          <w:noProof w:val="0"/>
+          <w:sz w:val="24"/>
+          <w:szCs w:val="24"/>
+          <w:lang w:val="en-US"/>
+        </w:rPr>
+        <w:t xml:space="preserve">Branches </w:t>
+      </w:r>
+      <w:r>
+        <w:rPr>
+          <w:rFonts w:ascii="Arial Nova" w:hAnsi="Arial Nova" w:eastAsia="Arial Nova" w:cs="Arial Nova"/>
+          <w:noProof w:val="0"/>
+          <w:sz w:val="24"/>
+          <w:szCs w:val="24"/>
+          <w:lang w:val="en-US"/>
+        </w:rPr>
+        <w:t>refer to the decision points in the code anywhere the control flow can branch off in different directions</w:t>
+      </w:r>
+      <w:r>
+        <w:rPr>
+          <w:rFonts w:ascii="Arial Nova" w:hAnsi="Arial Nova" w:eastAsia="Arial Nova" w:cs="Arial Nova"/>
+          <w:noProof w:val="0"/>
+          <w:sz w:val="24"/>
+          <w:szCs w:val="24"/>
+          <w:lang w:val="en-US"/>
+        </w:rPr>
+        <w:t>.</w:t>
+      </w:r>
+      <w:r>
+        <w:rPr>
+          <w:rFonts w:ascii="Arial Nova" w:hAnsi="Arial Nova" w:eastAsia="Arial Nova" w:cs="Arial Nova"/>
+          <w:noProof w:val="0"/>
+          <w:sz w:val="24"/>
+          <w:szCs w:val="24"/>
+          <w:lang w:val="en-US"/>
+        </w:rPr>
+        <w:t xml:space="preserve"> This usually involves if/else statements, switch cases, or ternary operators (? :).</w:t>
+      </w:r>
+    </w:p>
+    <w:p>
+      <w:pPr>
+        <w:pStyle w:val="Normal"/>
+        <w:bidi w:val="0"/>
+        <w:rPr>
+          <w:rFonts w:ascii="Arial Nova" w:hAnsi="Arial Nova" w:eastAsia="Arial Nova" w:cs="Arial Nova"/>
+          <w:b w:val="1"/>
+          <w:bCs w:val="1"/>
+          <w:noProof w:val="0"/>
+          <w:sz w:val="24"/>
+          <w:szCs w:val="24"/>
+          <w:lang w:val="en-US"/>
+        </w:rPr>
+      </w:pPr>
+    </w:p>
+    <w:p>
+      <w:pPr>
+        <w:pStyle w:val="Normal"/>
+        <w:bidi w:val="0"/>
+        <w:rPr>
+          <w:rFonts w:ascii="Arial Nova" w:hAnsi="Arial Nova" w:eastAsia="Arial Nova" w:cs="Arial Nova"/>
+          <w:noProof w:val="0"/>
+          <w:sz w:val="24"/>
+          <w:szCs w:val="24"/>
+          <w:lang w:val="en-US"/>
+        </w:rPr>
+      </w:pPr>
+      <w:r>
+        <w:rPr>
+          <w:rFonts w:ascii="Arial Nova" w:hAnsi="Arial Nova" w:eastAsia="Arial Nova" w:cs="Arial Nova"/>
+          <w:b w:val="1"/>
+          <w:bCs w:val="1"/>
+          <w:noProof w:val="0"/>
+          <w:sz w:val="24"/>
+          <w:szCs w:val="24"/>
+          <w:lang w:val="en-US"/>
+        </w:rPr>
+        <w:t xml:space="preserve">Functions </w:t>
+      </w:r>
+      <w:r>
+        <w:rPr>
+          <w:rFonts w:ascii="Arial Nova" w:hAnsi="Arial Nova" w:eastAsia="Arial Nova" w:cs="Arial Nova"/>
+          <w:noProof w:val="0"/>
+          <w:sz w:val="24"/>
+          <w:szCs w:val="24"/>
+          <w:lang w:val="en-US"/>
+        </w:rPr>
+        <w:t>is</w:t>
+      </w:r>
+      <w:r>
+        <w:rPr>
+          <w:rFonts w:ascii="Arial Nova" w:hAnsi="Arial Nova" w:eastAsia="Arial Nova" w:cs="Arial Nova"/>
+          <w:noProof w:val="0"/>
+          <w:sz w:val="24"/>
+          <w:szCs w:val="24"/>
+          <w:lang w:val="en-US"/>
+        </w:rPr>
+        <w:t xml:space="preserve"> the simplest metric. It tracks whether each function or method defined in </w:t>
+      </w:r>
+      <w:r>
+        <w:rPr>
+          <w:rFonts w:ascii="Arial Nova" w:hAnsi="Arial Nova" w:eastAsia="Arial Nova" w:cs="Arial Nova"/>
+          <w:noProof w:val="0"/>
+          <w:sz w:val="24"/>
+          <w:szCs w:val="24"/>
+          <w:lang w:val="en-US"/>
+        </w:rPr>
+        <w:t>the</w:t>
+      </w:r>
+      <w:r>
+        <w:rPr>
+          <w:rFonts w:ascii="Arial Nova" w:hAnsi="Arial Nova" w:eastAsia="Arial Nova" w:cs="Arial Nova"/>
+          <w:noProof w:val="0"/>
+          <w:sz w:val="24"/>
+          <w:szCs w:val="24"/>
+          <w:lang w:val="en-US"/>
+        </w:rPr>
+        <w:t xml:space="preserve"> code was called at least once during the tests.</w:t>
+      </w:r>
+    </w:p>
+    <w:p>
+      <w:pPr>
+        <w:pStyle w:val="Normal"/>
+        <w:bidi w:val="0"/>
+        <w:rPr>
+          <w:rFonts w:ascii="Arial Nova" w:hAnsi="Arial Nova" w:eastAsia="Arial Nova" w:cs="Arial Nova"/>
+          <w:b w:val="1"/>
+          <w:bCs w:val="1"/>
+          <w:noProof w:val="0"/>
+          <w:sz w:val="24"/>
+          <w:szCs w:val="24"/>
+          <w:lang w:val="en-US"/>
+        </w:rPr>
+      </w:pPr>
+    </w:p>
+    <w:p>
+      <w:pPr>
+        <w:pStyle w:val="Normal"/>
+        <w:bidi w:val="0"/>
+        <w:rPr>
+          <w:rFonts w:ascii="Arial Nova" w:hAnsi="Arial Nova" w:eastAsia="Arial Nova" w:cs="Arial Nova"/>
+          <w:noProof w:val="0"/>
+          <w:sz w:val="24"/>
+          <w:szCs w:val="24"/>
+          <w:lang w:val="en-US"/>
+        </w:rPr>
+      </w:pPr>
+      <w:r>
+        <w:rPr>
+          <w:rFonts w:ascii="Arial Nova" w:hAnsi="Arial Nova" w:eastAsia="Arial Nova" w:cs="Arial Nova"/>
+          <w:b w:val="1"/>
+          <w:bCs w:val="1"/>
+          <w:noProof w:val="0"/>
+          <w:sz w:val="24"/>
+          <w:szCs w:val="24"/>
+          <w:lang w:val="en-US"/>
+        </w:rPr>
+        <w:t>Lines</w:t>
+      </w:r>
+      <w:r>
+        <w:rPr>
+          <w:rFonts w:ascii="Arial Nova" w:hAnsi="Arial Nova" w:eastAsia="Arial Nova" w:cs="Arial Nova"/>
+          <w:noProof w:val="0"/>
+          <w:sz w:val="24"/>
+          <w:szCs w:val="24"/>
+          <w:lang w:val="en-US"/>
+        </w:rPr>
+        <w:t xml:space="preserve"> measure the physical lines of code in your source file that were executed.</w:t>
+      </w:r>
+    </w:p>
+    <w:p xmlns:wp14="http://schemas.microsoft.com/office/word/2010/wordml" wp14:textId="77777777">
+      <w:pPr>
         <w:jc w:val="center"/>
         <w:rPr>
-          <w:sz w:val="24"/>
-          <w:szCs w:val="24"/>
-        </w:rPr>
-      </w:pPr>
-      <w:r>
-        <w:drawing>
-          <wp:inline wp14:editId="65650723" wp14:anchorId="5C5A43F8">
-            <wp:extent cx="3677163" cy="1124107"/>
-            <wp:effectExtent l="0" t="0" r="0" b="0"/>
-            <wp:docPr id="103312923" name="drawing"/>
-            <wp:cNvGraphicFramePr>
-              <a:graphicFrameLocks noChangeAspect="1"/>
-            </wp:cNvGraphicFramePr>
-            <a:graphic>
-              <a:graphicData xmlns:a="http://schemas.openxmlformats.org/drawingml/2006/main" uri="http://schemas.openxmlformats.org/drawingml/2006/picture">
-                <pic:pic xmlns:pic="http://schemas.openxmlformats.org/drawingml/2006/picture">
-                  <pic:nvPicPr>
-                    <pic:cNvPr id="103312923" name="Picture 103312923"/>
-                    <pic:cNvPicPr/>
-                  </pic:nvPicPr>
-                  <pic:blipFill>
-                    <a:blip xmlns:r="http://schemas.openxmlformats.org/officeDocument/2006/relationships" r:embed="rId2143168118">
-                      <a:extLst>
-                        <a:ext uri="{28A0092B-C50C-407E-A947-70E740481C1C}">
-                          <a14:useLocalDpi xmlns:a14="http://schemas.microsoft.com/office/drawing/2010/main"/>
-                        </a:ext>
-                      </a:extLst>
-                    </a:blip>
-                    <a:stretch>
-                      <a:fillRect/>
-                    </a:stretch>
-                  </pic:blipFill>
-                  <pic:spPr>
-                    <a:xfrm>
-                      <a:off x="0" y="0"/>
-                      <a:ext cx="3677163" cy="1124107"/>
-                    </a:xfrm>
-                    <a:prstGeom prst="rect">
-                      <a:avLst/>
-                    </a:prstGeom>
-                  </pic:spPr>
-                </pic:pic>
-              </a:graphicData>
-            </a:graphic>
-          </wp:inline>
-        </w:drawing>
-      </w:r>
-    </w:p>
-    <w:p>
-      <w:pPr>
-        <w:pStyle w:val="Normal"/>
-        <w:suppressLineNumbers w:val="0"/>
-        <w:bidi w:val="0"/>
-        <w:spacing w:before="0" w:beforeAutospacing="off" w:after="0" w:afterAutospacing="off" w:line="240" w:lineRule="atLeast"/>
-        <w:ind w:left="0" w:right="0"/>
-        <w:jc w:val="center"/>
-        <w:rPr>
-          <w:rFonts w:ascii="Arial" w:hAnsi="Arial" w:eastAsia="Arial" w:cs="Arial"/>
-          <w:noProof w:val="0"/>
-          <w:sz w:val="24"/>
-          <w:szCs w:val="24"/>
-          <w:lang w:val="en-US"/>
-        </w:rPr>
-      </w:pPr>
-      <w:r>
-        <w:rPr>
-          <w:rFonts w:ascii="Arial" w:hAnsi="Arial" w:eastAsia="Arial" w:cs="Arial"/>
-          <w:noProof w:val="0"/>
-          <w:sz w:val="24"/>
-          <w:szCs w:val="24"/>
-          <w:lang w:val="en-US"/>
-        </w:rPr>
-        <w:t>Figure 2: Total Tests for initially testing Mobile app</w:t>
-      </w:r>
-    </w:p>
-    <w:p xmlns:wp14="http://schemas.microsoft.com/office/word/2010/wordml" wp14:textId="77777777">
-      <w:pPr>
-        <w:rPr>
-          <w:rFonts w:ascii="Arial" w:hAnsi="Arial" w:eastAsia="Arial" w:cs="Arial"/>
-          <w:sz w:val="24"/>
-          <w:szCs w:val="24"/>
-        </w:rPr>
-      </w:pPr>
-    </w:p>
-    <w:bookmarkEnd w:id="0"/>
-    <w:bookmarkEnd w:id="1"/>
-    <w:p xmlns:wp14="http://schemas.microsoft.com/office/word/2010/wordml" wp14:textId="77777777">
-      <w:pPr>
-        <w:rPr>
-          <w:rFonts w:ascii="Arial" w:hAnsi="Arial" w:eastAsia="Arial" w:cs="Arial"/>
+          <w:rFonts w:ascii="Arial Nova" w:hAnsi="Arial Nova" w:eastAsia="Arial Nova" w:cs="Arial Nova"/>
           <w:sz w:val="24"/>
           <w:szCs w:val="24"/>
         </w:rPr>
@@ -4443,165 +5476,162 @@
     </w:rPr>
   </w:style>
   <w:style w:type="paragraph" w:styleId="Rubrik1">
+    <w:uiPriority w:val="1"/>
     <w:name w:val="heading 1"/>
     <w:basedOn w:val="Normal"/>
     <w:next w:val="Normal"/>
     <w:link w:val="Rubrik1Char"/>
     <w:qFormat/>
+    <w:rsid w:val="04C8CA60"/>
+    <w:rPr>
+      <w:rFonts w:asciiTheme="majorAscii" w:hAnsiTheme="majorAscii" w:eastAsiaTheme="majorEastAsia" w:cstheme="majorBidi"/>
+      <w:sz w:val="40"/>
+      <w:szCs w:val="40"/>
+    </w:rPr>
     <w:pPr>
-      <w:keepNext/>
-      <w:numPr>
-        <w:numId w:val="1"/>
-      </w:numPr>
-      <w:spacing w:before="120" w:after="60"/>
-      <w:ind w:left="720" w:hanging="720"/>
+      <w:keepNext w:val="1"/>
+      <w:keepLines w:val="1"/>
+      <w:spacing w:before="360" w:after="80"/>
       <w:outlineLvl w:val="0"/>
     </w:pPr>
-    <w:rPr>
-      <w:rFonts w:ascii="Arial" w:hAnsi="Arial"/>
-      <w:b/>
-      <w:sz w:val="24"/>
-    </w:rPr>
   </w:style>
   <w:style w:type="paragraph" w:styleId="Rubrik2">
+    <w:uiPriority w:val="1"/>
     <w:name w:val="heading 2"/>
     <w:basedOn w:val="Rubrik1"/>
     <w:next w:val="Normal"/>
     <w:link w:val="Rubrik2Char"/>
     <w:qFormat/>
+    <w:rsid w:val="04C8CA60"/>
+    <w:rPr>
+      <w:sz w:val="32"/>
+      <w:szCs w:val="32"/>
+    </w:rPr>
     <w:pPr>
-      <w:numPr>
-        <w:ilvl w:val="1"/>
-      </w:numPr>
-      <w:ind w:left="0" w:firstLine="0"/>
+      <w:spacing w:before="160"/>
       <w:outlineLvl w:val="1"/>
     </w:pPr>
-    <w:rPr>
-      <w:sz w:val="20"/>
-    </w:rPr>
   </w:style>
   <w:style w:type="paragraph" w:styleId="Rubrik3">
+    <w:uiPriority w:val="1"/>
     <w:name w:val="heading 3"/>
     <w:basedOn w:val="Rubrik1"/>
     <w:next w:val="Normal"/>
     <w:qFormat/>
+    <w:rsid w:val="04C8CA60"/>
+    <w:rPr>
+      <w:sz w:val="28"/>
+      <w:szCs w:val="28"/>
+    </w:rPr>
     <w:pPr>
-      <w:numPr>
-        <w:ilvl w:val="2"/>
-      </w:numPr>
+      <w:spacing w:before="160"/>
       <w:outlineLvl w:val="2"/>
     </w:pPr>
-    <w:rPr>
-      <w:b w:val="0"/>
-      <w:i/>
-      <w:sz w:val="20"/>
-    </w:rPr>
   </w:style>
   <w:style w:type="paragraph" w:styleId="Rubrik4">
+    <w:uiPriority w:val="1"/>
     <w:name w:val="heading 4"/>
     <w:basedOn w:val="Rubrik1"/>
     <w:next w:val="Normal"/>
     <w:qFormat/>
+    <w:rsid w:val="04C8CA60"/>
+    <w:rPr>
+      <w:i w:val="1"/>
+      <w:iCs w:val="1"/>
+    </w:rPr>
     <w:pPr>
-      <w:numPr>
-        <w:ilvl w:val="3"/>
-      </w:numPr>
+      <w:spacing w:before="80" w:after="40"/>
       <w:outlineLvl w:val="3"/>
     </w:pPr>
-    <w:rPr>
-      <w:b w:val="0"/>
-      <w:sz w:val="20"/>
-    </w:rPr>
   </w:style>
   <w:style w:type="paragraph" w:styleId="Rubrik5">
+    <w:uiPriority w:val="1"/>
     <w:name w:val="heading 5"/>
     <w:basedOn w:val="Normal"/>
     <w:next w:val="Normal"/>
     <w:qFormat/>
+    <w:rsid w:val="04C8CA60"/>
+    <w:rPr>
+      <w:rFonts w:eastAsiaTheme="majorEastAsia" w:cstheme="majorBidi"/>
+    </w:rPr>
     <w:pPr>
-      <w:numPr>
-        <w:ilvl w:val="4"/>
-        <w:numId w:val="1"/>
-      </w:numPr>
-      <w:spacing w:before="240" w:after="60"/>
-      <w:ind w:left="2880"/>
+      <w:keepNext w:val="1"/>
+      <w:keepLines w:val="1"/>
+      <w:spacing w:before="80" w:after="40"/>
       <w:outlineLvl w:val="4"/>
     </w:pPr>
-    <w:rPr>
-      <w:sz w:val="22"/>
-    </w:rPr>
   </w:style>
   <w:style w:type="paragraph" w:styleId="Rubrik6">
+    <w:uiPriority w:val="1"/>
     <w:name w:val="heading 6"/>
     <w:basedOn w:val="Normal"/>
     <w:next w:val="Normal"/>
     <w:qFormat/>
+    <w:rsid w:val="04C8CA60"/>
+    <w:rPr>
+      <w:rFonts w:eastAsiaTheme="majorEastAsia" w:cstheme="majorBidi"/>
+      <w:i w:val="1"/>
+      <w:iCs w:val="1"/>
+    </w:rPr>
     <w:pPr>
-      <w:numPr>
-        <w:ilvl w:val="5"/>
-        <w:numId w:val="1"/>
-      </w:numPr>
-      <w:spacing w:before="240" w:after="60"/>
-      <w:ind w:left="2880"/>
+      <w:keepNext w:val="1"/>
+      <w:keepLines w:val="1"/>
+      <w:spacing w:before="40" w:after="0"/>
       <w:outlineLvl w:val="5"/>
     </w:pPr>
-    <w:rPr>
-      <w:i/>
-      <w:sz w:val="22"/>
-    </w:rPr>
   </w:style>
   <w:style w:type="paragraph" w:styleId="Rubrik7">
+    <w:uiPriority w:val="1"/>
     <w:name w:val="heading 7"/>
     <w:basedOn w:val="Normal"/>
     <w:next w:val="Normal"/>
     <w:qFormat/>
+    <w:rsid w:val="04C8CA60"/>
+    <w:rPr>
+      <w:rFonts w:eastAsiaTheme="majorEastAsia" w:cstheme="majorBidi"/>
+    </w:rPr>
     <w:pPr>
-      <w:numPr>
-        <w:ilvl w:val="6"/>
-        <w:numId w:val="1"/>
-      </w:numPr>
-      <w:spacing w:before="240" w:after="60"/>
-      <w:ind w:left="2880"/>
+      <w:keepNext w:val="1"/>
+      <w:keepLines w:val="1"/>
+      <w:spacing w:before="40" w:after="0"/>
       <w:outlineLvl w:val="6"/>
     </w:pPr>
   </w:style>
   <w:style w:type="paragraph" w:styleId="Rubrik8">
+    <w:uiPriority w:val="1"/>
     <w:name w:val="heading 8"/>
     <w:basedOn w:val="Normal"/>
     <w:next w:val="Normal"/>
     <w:qFormat/>
+    <w:rsid w:val="04C8CA60"/>
+    <w:rPr>
+      <w:rFonts w:eastAsiaTheme="majorEastAsia" w:cstheme="majorBidi"/>
+      <w:i w:val="1"/>
+      <w:iCs w:val="1"/>
+    </w:rPr>
     <w:pPr>
-      <w:numPr>
-        <w:ilvl w:val="7"/>
-        <w:numId w:val="1"/>
-      </w:numPr>
-      <w:spacing w:before="240" w:after="60"/>
-      <w:ind w:left="2880"/>
+      <w:keepNext w:val="1"/>
+      <w:keepLines w:val="1"/>
+      <w:spacing w:after="0"/>
       <w:outlineLvl w:val="7"/>
     </w:pPr>
-    <w:rPr>
-      <w:i/>
-    </w:rPr>
   </w:style>
   <w:style w:type="paragraph" w:styleId="Rubrik9">
+    <w:uiPriority w:val="1"/>
     <w:name w:val="heading 9"/>
     <w:basedOn w:val="Normal"/>
     <w:next w:val="Normal"/>
     <w:qFormat/>
+    <w:rsid w:val="04C8CA60"/>
+    <w:rPr>
+      <w:rFonts w:eastAsiaTheme="majorEastAsia" w:cstheme="majorBidi"/>
+    </w:rPr>
     <w:pPr>
-      <w:numPr>
-        <w:ilvl w:val="8"/>
-        <w:numId w:val="1"/>
-      </w:numPr>
-      <w:spacing w:before="240" w:after="60"/>
-      <w:ind w:left="2880"/>
+      <w:keepNext w:val="1"/>
+      <w:keepLines w:val="1"/>
+      <w:spacing w:after="0"/>
       <w:outlineLvl w:val="8"/>
     </w:pPr>
-    <w:rPr>
-      <w:b/>
-      <w:i/>
-      <w:sz w:val="18"/>
-    </w:rPr>
   </w:style>
   <w:style w:type="character" w:styleId="Standardstycketeckensnitt" w:default="1">
     <w:name w:val="Default Paragraph Font"/>
@@ -4638,33 +5668,32 @@
     </w:rPr>
   </w:style>
   <w:style w:type="paragraph" w:styleId="Rubrik">
+    <w:uiPriority w:val="1"/>
     <w:name w:val="Title"/>
     <w:basedOn w:val="Normal"/>
     <w:next w:val="Normal"/>
     <w:qFormat/>
+    <w:rsid w:val="04C8CA60"/>
+    <w:rPr>
+      <w:rFonts w:asciiTheme="majorAscii" w:hAnsiTheme="majorAscii" w:eastAsiaTheme="majorEastAsia" w:cstheme="majorBidi"/>
+      <w:sz w:val="56"/>
+      <w:szCs w:val="56"/>
+    </w:rPr>
     <w:pPr>
-      <w:spacing w:line="240" w:lineRule="auto"/>
-      <w:jc w:val="center"/>
+      <w:spacing w:after="80" w:lineRule="auto"/>
+      <w:contextualSpacing/>
     </w:pPr>
-    <w:rPr>
-      <w:rFonts w:ascii="Arial" w:hAnsi="Arial"/>
-      <w:b/>
-      <w:sz w:val="36"/>
-    </w:rPr>
   </w:style>
   <w:style w:type="paragraph" w:styleId="Underrubrik">
+    <w:uiPriority w:val="1"/>
     <w:name w:val="Subtitle"/>
     <w:basedOn w:val="Normal"/>
     <w:qFormat/>
-    <w:pPr>
-      <w:spacing w:after="60"/>
-      <w:jc w:val="center"/>
-    </w:pPr>
+    <w:rsid w:val="04C8CA60"/>
     <w:rPr>
-      <w:rFonts w:ascii="Arial" w:hAnsi="Arial"/>
-      <w:i/>
-      <w:sz w:val="36"/>
-      <w:lang w:val="en-AU"/>
+      <w:rFonts w:eastAsiaTheme="majorEastAsia" w:cstheme="majorBidi"/>
+      <w:sz w:val="28"/>
+      <w:szCs w:val="28"/>
     </w:rPr>
   </w:style>
   <w:style w:type="paragraph" w:styleId="Normaltindrag">
@@ -4675,66 +5704,64 @@
     </w:pPr>
   </w:style>
   <w:style w:type="paragraph" w:styleId="Innehll1">
+    <w:uiPriority w:val="1"/>
     <w:name w:val="toc 1"/>
     <w:basedOn w:val="Normal"/>
     <w:next w:val="Normal"/>
     <w:semiHidden/>
+    <w:rsid w:val="04C8CA60"/>
     <w:pPr>
-      <w:tabs>
-        <w:tab w:val="right" w:pos="9360"/>
-      </w:tabs>
-      <w:spacing w:before="240" w:after="60"/>
-      <w:ind w:right="720"/>
+      <w:spacing w:after="100"/>
     </w:pPr>
   </w:style>
   <w:style w:type="paragraph" w:styleId="Innehll2">
+    <w:uiPriority w:val="1"/>
     <w:name w:val="toc 2"/>
     <w:basedOn w:val="Normal"/>
     <w:next w:val="Normal"/>
     <w:semiHidden/>
+    <w:rsid w:val="04C8CA60"/>
     <w:pPr>
-      <w:tabs>
-        <w:tab w:val="right" w:pos="9360"/>
-      </w:tabs>
-      <w:ind w:left="432" w:right="720"/>
+      <w:spacing w:after="100"/>
+      <w:ind w:left="220"/>
     </w:pPr>
   </w:style>
   <w:style w:type="paragraph" w:styleId="Innehll3">
+    <w:uiPriority w:val="1"/>
     <w:name w:val="toc 3"/>
     <w:basedOn w:val="Normal"/>
     <w:next w:val="Normal"/>
     <w:semiHidden/>
+    <w:rsid w:val="04C8CA60"/>
+    <w:pPr>
+      <w:spacing w:after="100"/>
+      <w:ind w:left="440"/>
+    </w:pPr>
+  </w:style>
+  <w:style w:type="paragraph" w:styleId="Sidhuvud">
+    <w:uiPriority w:val="1"/>
+    <w:name w:val="header"/>
+    <w:basedOn w:val="Normal"/>
+    <w:rsid w:val="04C8CA60"/>
     <w:pPr>
       <w:tabs>
-        <w:tab w:val="left" w:pos="1440"/>
-        <w:tab w:val="left" w:pos="1600"/>
-        <w:tab w:val="right" w:pos="9360"/>
+        <w:tab w:val="center" w:leader="none" w:pos="4680"/>
+        <w:tab w:val="right" w:leader="none" w:pos="9360"/>
       </w:tabs>
-      <w:ind w:left="990"/>
+      <w:spacing w:after="0" w:lineRule="auto"/>
     </w:pPr>
-    <w:rPr>
-      <w:bCs/>
-      <w:noProof/>
-    </w:rPr>
-  </w:style>
-  <w:style w:type="paragraph" w:styleId="Sidhuvud">
-    <w:name w:val="header"/>
+  </w:style>
+  <w:style w:type="paragraph" w:styleId="Sidfot">
+    <w:uiPriority w:val="1"/>
+    <w:name w:val="footer"/>
     <w:basedOn w:val="Normal"/>
+    <w:rsid w:val="04C8CA60"/>
     <w:pPr>
       <w:tabs>
-        <w:tab w:val="center" w:pos="4320"/>
-        <w:tab w:val="right" w:pos="8640"/>
+        <w:tab w:val="center" w:leader="none" w:pos="4680"/>
+        <w:tab w:val="right" w:leader="none" w:pos="9360"/>
       </w:tabs>
-    </w:pPr>
-  </w:style>
-  <w:style w:type="paragraph" w:styleId="Sidfot">
-    <w:name w:val="footer"/>
-    <w:basedOn w:val="Normal"/>
-    <w:pPr>
-      <w:tabs>
-        <w:tab w:val="center" w:pos="4320"/>
-        <w:tab w:val="right" w:pos="8640"/>
-      </w:tabs>
+      <w:spacing w:after="0" w:lineRule="auto"/>
     </w:pPr>
   </w:style>
   <w:style w:type="character" w:styleId="Sidnummer">
@@ -4787,30 +5814,27 @@
     </w:rPr>
   </w:style>
   <w:style w:type="character" w:styleId="Fotnotsreferens">
+    <w:uiPriority w:val="1"/>
     <w:name w:val="footnote reference"/>
     <w:semiHidden/>
+    <w:rsid w:val="04C8CA60"/>
     <w:rPr>
-      <w:sz w:val="20"/>
       <w:vertAlign w:val="superscript"/>
     </w:rPr>
   </w:style>
   <w:style w:type="paragraph" w:styleId="Fotnotstext">
+    <w:uiPriority w:val="1"/>
     <w:name w:val="footnote text"/>
     <w:basedOn w:val="Normal"/>
     <w:semiHidden/>
+    <w:rsid w:val="04C8CA60"/>
+    <w:rPr>
+      <w:sz w:val="20"/>
+      <w:szCs w:val="20"/>
+    </w:rPr>
     <w:pPr>
-      <w:keepNext/>
-      <w:keepLines/>
-      <w:pBdr>
-        <w:bottom w:val="single" w:color="000000" w:sz="6" w:space="0"/>
-      </w:pBdr>
-      <w:spacing w:before="40" w:after="40"/>
-      <w:ind w:left="360" w:hanging="360"/>
+      <w:spacing w:after="0" w:lineRule="auto"/>
     </w:pPr>
-    <w:rPr>
-      <w:rFonts w:ascii="Helvetica" w:hAnsi="Helvetica"/>
-      <w:sz w:val="16"/>
-    </w:rPr>
   </w:style>
   <w:style w:type="paragraph" w:styleId="MainTitle" w:customStyle="1">
     <w:name w:val="Main Title"/>
@@ -4853,63 +5877,75 @@
     </w:pPr>
   </w:style>
   <w:style w:type="paragraph" w:styleId="Innehll4">
+    <w:uiPriority w:val="1"/>
     <w:name w:val="toc 4"/>
     <w:basedOn w:val="Normal"/>
     <w:next w:val="Normal"/>
-    <w:autoRedefine/>
     <w:semiHidden/>
+    <w:rsid w:val="04C8CA60"/>
     <w:pPr>
-      <w:ind w:left="600"/>
+      <w:spacing w:after="100"/>
+      <w:ind w:left="660"/>
     </w:pPr>
   </w:style>
   <w:style w:type="paragraph" w:styleId="Innehll5">
+    <w:uiPriority w:val="1"/>
     <w:name w:val="toc 5"/>
     <w:basedOn w:val="Normal"/>
     <w:next w:val="Normal"/>
-    <w:autoRedefine/>
     <w:semiHidden/>
+    <w:rsid w:val="04C8CA60"/>
     <w:pPr>
-      <w:ind w:left="800"/>
+      <w:spacing w:after="100"/>
+      <w:ind w:left="880"/>
     </w:pPr>
   </w:style>
   <w:style w:type="paragraph" w:styleId="Innehll6">
+    <w:uiPriority w:val="1"/>
     <w:name w:val="toc 6"/>
     <w:basedOn w:val="Normal"/>
     <w:next w:val="Normal"/>
-    <w:autoRedefine/>
     <w:semiHidden/>
+    <w:rsid w:val="04C8CA60"/>
     <w:pPr>
-      <w:ind w:left="1000"/>
+      <w:spacing w:after="100"/>
+      <w:ind w:left="1100"/>
     </w:pPr>
   </w:style>
   <w:style w:type="paragraph" w:styleId="Innehll7">
+    <w:uiPriority w:val="1"/>
     <w:name w:val="toc 7"/>
     <w:basedOn w:val="Normal"/>
     <w:next w:val="Normal"/>
-    <w:autoRedefine/>
     <w:semiHidden/>
+    <w:rsid w:val="04C8CA60"/>
     <w:pPr>
-      <w:ind w:left="1200"/>
+      <w:spacing w:after="100"/>
+      <w:ind w:left="1320"/>
     </w:pPr>
   </w:style>
   <w:style w:type="paragraph" w:styleId="Innehll8">
+    <w:uiPriority w:val="1"/>
     <w:name w:val="toc 8"/>
     <w:basedOn w:val="Normal"/>
     <w:next w:val="Normal"/>
-    <w:autoRedefine/>
     <w:semiHidden/>
+    <w:rsid w:val="04C8CA60"/>
     <w:pPr>
-      <w:ind w:left="1400"/>
+      <w:spacing w:after="100"/>
+      <w:ind w:left="1540"/>
     </w:pPr>
   </w:style>
   <w:style w:type="paragraph" w:styleId="Innehll9">
+    <w:uiPriority w:val="1"/>
     <w:name w:val="toc 9"/>
     <w:basedOn w:val="Normal"/>
     <w:next w:val="Normal"/>
-    <w:autoRedefine/>
     <w:semiHidden/>
+    <w:rsid w:val="04C8CA60"/>
     <w:pPr>
-      <w:ind w:left="1600"/>
+      <w:spacing w:after="100"/>
+      <w:ind w:left="1760"/>
     </w:pPr>
   </w:style>
   <w:style w:type="paragraph" w:styleId="Brdtext2">
@@ -4978,9 +6014,10 @@
     </w:rPr>
   </w:style>
   <w:style w:type="character" w:styleId="Hyperlnk">
+    <w:uiPriority w:val="1"/>
     <w:name w:val="Hyperlink"/>
+    <w:rsid w:val="04C8CA60"/>
     <w:rPr>
-      <w:color w:val="0000FF"/>
       <w:u w:val="single"/>
     </w:rPr>
   </w:style>
@@ -5014,27 +6051,30 @@
       <w:szCs w:val="16"/>
     </w:rPr>
   </w:style>
-  <w:style w:type="character" w:styleId="Rubrik1Char" w:customStyle="1">
+  <w:style w:type="character" w:styleId="Rubrik1Char" w:customStyle="true">
+    <w:uiPriority w:val="1"/>
     <w:name w:val="Rubrik 1 Char"/>
     <w:link w:val="Rubrik1"/>
-    <w:rsid w:val="0020783F"/>
+    <w:rsid w:val="04C8CA60"/>
     <w:rPr>
-      <w:rFonts w:ascii="Arial" w:hAnsi="Arial"/>
-      <w:b/>
-      <w:sz w:val="24"/>
-      <w:lang w:val="en-US" w:eastAsia="en-US" w:bidi="ar-SA"/>
+      <w:rFonts w:asciiTheme="majorAscii" w:hAnsiTheme="majorAscii" w:eastAsiaTheme="majorEastAsia" w:cstheme="majorBidi"/>
+      <w:sz w:val="40"/>
+      <w:szCs w:val="40"/>
+      <w:lang w:val="en-US" w:eastAsia="en-US"/>
     </w:rPr>
   </w:style>
-  <w:style w:type="character" w:styleId="Rubrik2Char" w:customStyle="1">
+  <w:style w:type="character" w:styleId="Rubrik2Char" w:customStyle="true">
+    <w:uiPriority w:val="1"/>
     <w:name w:val="Rubrik 2 Char"/>
     <w:basedOn w:val="Rubrik1Char"/>
     <w:link w:val="Rubrik2"/>
-    <w:rsid w:val="0020783F"/>
+    <w:rsid w:val="04C8CA60"/>
     <w:rPr>
       <w:rFonts w:ascii="Arial" w:hAnsi="Arial"/>
-      <w:b/>
-      <w:sz w:val="24"/>
-      <w:lang w:val="en-US" w:eastAsia="en-US" w:bidi="ar-SA"/>
+      <w:b w:val="1"/>
+      <w:bCs w:val="1"/>
+      <w:sz w:val="32"/>
+      <w:szCs w:val="32"/>
     </w:rPr>
   </w:style>
   <w:style w:type="paragraph" w:styleId="ListParagraph">
@@ -5047,6 +6087,278 @@
       <w:spacing/>
       <w:ind w:left="720"/>
       <w:contextualSpacing/>
+    </w:pPr>
+  </w:style>
+  <w:style w:type="character" w:styleId="SubtleEmphasis">
+    <w:uiPriority w:val="19"/>
+    <w:name w:val="Subtle Emphasis"/>
+    <w:basedOn w:val="Standardstycketeckensnitt"/>
+    <w:qFormat/>
+    <w:rsid w:val="04C8CA60"/>
+    <w:rPr>
+      <w:i w:val="1"/>
+      <w:iCs w:val="1"/>
+      <w:color w:val="404040" w:themeColor="text1" w:themeTint="BF" w:themeShade="FF"/>
+    </w:rPr>
+  </w:style>
+  <w:style w:type="character" w:styleId="IntenseEmphasis">
+    <w:uiPriority w:val="21"/>
+    <w:name w:val="Intense Emphasis"/>
+    <w:basedOn w:val="Standardstycketeckensnitt"/>
+    <w:qFormat/>
+    <w:rsid w:val="04C8CA60"/>
+    <w:rPr>
+      <w:i w:val="1"/>
+      <w:iCs w:val="1"/>
+      <w:color w:val="2F5496" w:themeColor="accent1" w:themeTint="FF" w:themeShade="BF"/>
+    </w:rPr>
+  </w:style>
+  <w:style w:type="paragraph" w:styleId="Quote">
+    <w:uiPriority w:val="29"/>
+    <w:name w:val="Quote"/>
+    <w:basedOn w:val="Normal"/>
+    <w:next w:val="Normal"/>
+    <w:link w:val="QuoteChar"/>
+    <w:qFormat/>
+    <w:rsid w:val="04C8CA60"/>
+    <w:rPr>
+      <w:i w:val="1"/>
+      <w:iCs w:val="1"/>
+      <w:color w:val="404040" w:themeColor="text1" w:themeTint="BF" w:themeShade="FF"/>
+    </w:rPr>
+    <w:pPr>
+      <w:spacing w:before="160"/>
+      <w:jc w:val="center"/>
+    </w:pPr>
+  </w:style>
+  <w:style w:type="paragraph" w:styleId="IntenseQuote">
+    <w:uiPriority w:val="30"/>
+    <w:name w:val="Intense Quote"/>
+    <w:basedOn w:val="Normal"/>
+    <w:next w:val="Normal"/>
+    <w:link w:val="IntenseQuoteChar"/>
+    <w:qFormat/>
+    <w:rsid w:val="04C8CA60"/>
+    <w:rPr>
+      <w:i w:val="1"/>
+      <w:iCs w:val="1"/>
+      <w:color w:val="2F5496" w:themeColor="accent1" w:themeTint="FF" w:themeShade="BF"/>
+    </w:rPr>
+    <w:pPr>
+      <w:spacing w:before="360" w:after="360"/>
+      <w:ind w:left="864" w:right="864"/>
+      <w:jc w:val="center"/>
+    </w:pPr>
+  </w:style>
+  <w:style w:type="character" w:styleId="SubtleReference">
+    <w:uiPriority w:val="31"/>
+    <w:name w:val="Subtle Reference"/>
+    <w:basedOn w:val="Standardstycketeckensnitt"/>
+    <w:qFormat/>
+    <w:rsid w:val="04C8CA60"/>
+    <w:rPr>
+      <w:smallCaps w:val="1"/>
+      <w:color w:val="5A5A5A"/>
+    </w:rPr>
+  </w:style>
+  <w:style w:type="character" w:styleId="IntenseReference">
+    <w:uiPriority w:val="32"/>
+    <w:name w:val="Intense Reference"/>
+    <w:basedOn w:val="Standardstycketeckensnitt"/>
+    <w:qFormat/>
+    <w:rsid w:val="04C8CA60"/>
+    <w:rPr>
+      <w:b w:val="1"/>
+      <w:bCs w:val="1"/>
+      <w:smallCaps w:val="1"/>
+      <w:color w:val="2F5496" w:themeColor="accent1" w:themeTint="FF" w:themeShade="BF"/>
+    </w:rPr>
+  </w:style>
+  <w:style w:type="character" w:styleId="Heading1Char" w:customStyle="true">
+    <w:uiPriority w:val="9"/>
+    <w:name w:val="Heading 1 Char"/>
+    <w:basedOn w:val="Standardstycketeckensnitt"/>
+    <w:link w:val="Rubrik1"/>
+    <w:rsid w:val="04C8CA60"/>
+    <w:rPr>
+      <w:rFonts w:ascii="Calibri Light" w:hAnsi="Calibri Light" w:eastAsia="游ゴシック Light" w:cs="Times New Roman" w:asciiTheme="majorAscii" w:hAnsiTheme="majorAscii" w:eastAsiaTheme="majorEastAsia" w:cstheme="majorBidi"/>
+      <w:color w:val="2F5496" w:themeColor="accent1" w:themeTint="FF" w:themeShade="BF"/>
+      <w:sz w:val="40"/>
+      <w:szCs w:val="40"/>
+    </w:rPr>
+  </w:style>
+  <w:style w:type="character" w:styleId="Heading2Char" w:customStyle="true">
+    <w:uiPriority w:val="9"/>
+    <w:name w:val="Heading 2 Char"/>
+    <w:basedOn w:val="Standardstycketeckensnitt"/>
+    <w:link w:val="Rubrik2"/>
+    <w:rsid w:val="04C8CA60"/>
+    <w:rPr>
+      <w:rFonts w:ascii="Calibri Light" w:hAnsi="Calibri Light" w:eastAsia="游ゴシック Light" w:cs="Times New Roman" w:asciiTheme="majorAscii" w:hAnsiTheme="majorAscii" w:eastAsiaTheme="majorEastAsia" w:cstheme="majorBidi"/>
+      <w:color w:val="2F5496" w:themeColor="accent1" w:themeTint="FF" w:themeShade="BF"/>
+      <w:sz w:val="32"/>
+      <w:szCs w:val="32"/>
+    </w:rPr>
+  </w:style>
+  <w:style w:type="character" w:styleId="Heading3Char" w:customStyle="true">
+    <w:uiPriority w:val="9"/>
+    <w:name w:val="Heading 3 Char"/>
+    <w:basedOn w:val="Standardstycketeckensnitt"/>
+    <w:link w:val="Rubrik3"/>
+    <w:rsid w:val="04C8CA60"/>
+    <w:rPr>
+      <w:rFonts w:eastAsia="游ゴシック Light" w:cs="Times New Roman" w:eastAsiaTheme="majorEastAsia" w:cstheme="majorBidi"/>
+      <w:color w:val="2F5496" w:themeColor="accent1" w:themeTint="FF" w:themeShade="BF"/>
+      <w:sz w:val="28"/>
+      <w:szCs w:val="28"/>
+    </w:rPr>
+  </w:style>
+  <w:style w:type="character" w:styleId="Heading4Char" w:customStyle="true">
+    <w:uiPriority w:val="9"/>
+    <w:name w:val="Heading 4 Char"/>
+    <w:basedOn w:val="Standardstycketeckensnitt"/>
+    <w:link w:val="Rubrik4"/>
+    <w:rsid w:val="04C8CA60"/>
+    <w:rPr>
+      <w:rFonts w:eastAsia="游ゴシック Light" w:cs="Times New Roman" w:eastAsiaTheme="majorEastAsia" w:cstheme="majorBidi"/>
+      <w:i w:val="1"/>
+      <w:iCs w:val="1"/>
+      <w:color w:val="2F5496" w:themeColor="accent1" w:themeTint="FF" w:themeShade="BF"/>
+    </w:rPr>
+  </w:style>
+  <w:style w:type="character" w:styleId="Heading5Char" w:customStyle="true">
+    <w:uiPriority w:val="9"/>
+    <w:name w:val="Heading 5 Char"/>
+    <w:basedOn w:val="Standardstycketeckensnitt"/>
+    <w:link w:val="Rubrik5"/>
+    <w:rsid w:val="04C8CA60"/>
+    <w:rPr>
+      <w:rFonts w:eastAsia="游ゴシック Light" w:cs="Times New Roman" w:eastAsiaTheme="majorEastAsia" w:cstheme="majorBidi"/>
+      <w:color w:val="2F5496" w:themeColor="accent1" w:themeTint="FF" w:themeShade="BF"/>
+    </w:rPr>
+  </w:style>
+  <w:style w:type="character" w:styleId="Heading6Char" w:customStyle="true">
+    <w:uiPriority w:val="9"/>
+    <w:name w:val="Heading 6 Char"/>
+    <w:basedOn w:val="Standardstycketeckensnitt"/>
+    <w:link w:val="Rubrik6"/>
+    <w:rsid w:val="04C8CA60"/>
+    <w:rPr>
+      <w:rFonts w:eastAsia="游ゴシック Light" w:cs="Times New Roman" w:eastAsiaTheme="majorEastAsia" w:cstheme="majorBidi"/>
+      <w:i w:val="1"/>
+      <w:iCs w:val="1"/>
+      <w:color w:val="595959" w:themeColor="text1" w:themeTint="A6" w:themeShade="FF"/>
+    </w:rPr>
+  </w:style>
+  <w:style w:type="character" w:styleId="Heading7Char" w:customStyle="true">
+    <w:uiPriority w:val="9"/>
+    <w:name w:val="Heading 7 Char"/>
+    <w:basedOn w:val="Standardstycketeckensnitt"/>
+    <w:link w:val="Rubrik7"/>
+    <w:rsid w:val="04C8CA60"/>
+    <w:rPr>
+      <w:rFonts w:eastAsia="游ゴシック Light" w:cs="Times New Roman" w:eastAsiaTheme="majorEastAsia" w:cstheme="majorBidi"/>
+      <w:color w:val="595959" w:themeColor="text1" w:themeTint="A6" w:themeShade="FF"/>
+    </w:rPr>
+  </w:style>
+  <w:style w:type="character" w:styleId="Heading8Char" w:customStyle="true">
+    <w:uiPriority w:val="9"/>
+    <w:name w:val="Heading 8 Char"/>
+    <w:basedOn w:val="Standardstycketeckensnitt"/>
+    <w:link w:val="Rubrik8"/>
+    <w:rsid w:val="04C8CA60"/>
+    <w:rPr>
+      <w:rFonts w:eastAsia="游ゴシック Light" w:cs="Times New Roman" w:eastAsiaTheme="majorEastAsia" w:cstheme="majorBidi"/>
+      <w:i w:val="1"/>
+      <w:iCs w:val="1"/>
+      <w:color w:val="272727"/>
+    </w:rPr>
+  </w:style>
+  <w:style w:type="character" w:styleId="Heading9Char" w:customStyle="true">
+    <w:uiPriority w:val="9"/>
+    <w:name w:val="Heading 9 Char"/>
+    <w:basedOn w:val="Standardstycketeckensnitt"/>
+    <w:link w:val="Rubrik9"/>
+    <w:rsid w:val="04C8CA60"/>
+    <w:rPr>
+      <w:rFonts w:eastAsia="游ゴシック Light" w:cs="Times New Roman" w:eastAsiaTheme="majorEastAsia" w:cstheme="majorBidi"/>
+      <w:color w:val="272727"/>
+    </w:rPr>
+  </w:style>
+  <w:style w:type="character" w:styleId="TitleChar" w:customStyle="true">
+    <w:uiPriority w:val="10"/>
+    <w:name w:val="Title Char"/>
+    <w:basedOn w:val="Standardstycketeckensnitt"/>
+    <w:link w:val="Rubrik"/>
+    <w:rsid w:val="04C8CA60"/>
+    <w:rPr>
+      <w:rFonts w:asciiTheme="majorAscii" w:hAnsiTheme="majorAscii" w:eastAsiaTheme="majorEastAsia" w:cstheme="majorBidi"/>
+      <w:sz w:val="56"/>
+      <w:szCs w:val="56"/>
+    </w:rPr>
+  </w:style>
+  <w:style w:type="character" w:styleId="SubtitleChar" w:customStyle="true">
+    <w:uiPriority w:val="11"/>
+    <w:name w:val="Subtitle Char"/>
+    <w:basedOn w:val="Standardstycketeckensnitt"/>
+    <w:link w:val="Underrubrik"/>
+    <w:rsid w:val="04C8CA60"/>
+    <w:rPr>
+      <w:rFonts w:eastAsia="游ゴシック Light" w:cs="Times New Roman" w:eastAsiaTheme="majorEastAsia" w:cstheme="majorBidi"/>
+      <w:color w:val="595959" w:themeColor="text1" w:themeTint="A6" w:themeShade="FF"/>
+      <w:sz w:val="28"/>
+      <w:szCs w:val="28"/>
+    </w:rPr>
+  </w:style>
+  <w:style w:type="character" w:styleId="QuoteChar" w:customStyle="true">
+    <w:uiPriority w:val="29"/>
+    <w:name w:val="Quote Char"/>
+    <w:basedOn w:val="Standardstycketeckensnitt"/>
+    <w:link w:val="Quote"/>
+    <w:rsid w:val="04C8CA60"/>
+    <w:rPr>
+      <w:i w:val="1"/>
+      <w:iCs w:val="1"/>
+      <w:color w:val="404040" w:themeColor="text1" w:themeTint="BF" w:themeShade="FF"/>
+    </w:rPr>
+  </w:style>
+  <w:style w:type="character" w:styleId="IntenseQuoteChar" w:customStyle="true">
+    <w:uiPriority w:val="30"/>
+    <w:name w:val="Intense Quote Char"/>
+    <w:basedOn w:val="Standardstycketeckensnitt"/>
+    <w:link w:val="IntenseQuote"/>
+    <w:rsid w:val="04C8CA60"/>
+    <w:rPr>
+      <w:i w:val="1"/>
+      <w:iCs w:val="1"/>
+      <w:color w:val="2F5496" w:themeColor="accent1" w:themeTint="FF" w:themeShade="BF"/>
+    </w:rPr>
+  </w:style>
+  <w:style w:type="character" w:styleId="HTMLCode">
+    <w:uiPriority w:val="99"/>
+    <w:name w:val="HTML Code"/>
+    <w:basedOn w:val="Standardstycketeckensnitt"/>
+    <w:unhideWhenUsed/>
+    <w:rsid w:val="04C8CA60"/>
+    <w:rPr>
+      <w:rFonts w:ascii="Consolas" w:hAnsi="Consolas"/>
+      <w:sz w:val="20"/>
+      <w:szCs w:val="20"/>
+    </w:rPr>
+  </w:style>
+  <w:style w:type="paragraph" w:styleId="HTMLPreformatted">
+    <w:uiPriority w:val="99"/>
+    <w:name w:val="HTML Preformatted"/>
+    <w:basedOn w:val="Normal"/>
+    <w:unhideWhenUsed/>
+    <w:rsid w:val="04C8CA60"/>
+    <w:rPr>
+      <w:rFonts w:ascii="Consolas" w:hAnsi="Consolas"/>
+      <w:sz w:val="20"/>
+      <w:szCs w:val="20"/>
+    </w:rPr>
+    <w:pPr>
+      <w:spacing w:after="0" w:lineRule="auto"/>
     </w:pPr>
   </w:style>
 </w:styles>
